--- a/Bao_Cao_Tieu_Luan_NMCNPM.docx
+++ b/Bao_Cao_Tieu_Luan_NMCNPM.docx
@@ -231,7 +231,7 @@
         <w:spacing w:after="80"/>
       </w:pPr>
       <w:r>
-        <w:t>Trong bối cảnh chuyển đổi số ngày càng diễn ra mạnh mẽ, việc ứng dụng công nghệ thông tin vào quản lý nghiệp vụ không chỉ là một xu hướng tất yếu mà còn là yếu tố sống còn đối với các doanh nghiệp, đặc biệt là trong lĩnh vực dịch vụ ăn uống (F&amp;B). Quản lý một quán café đòi hỏi sự phối hợp nhịp nhàng giữa nhiều bộ phận: từ khâu tiếp nhận đơn hàng, pha chế, thanh toán cho đến quản trị nhân sự và kiểm soát kho bãi. Dựa trên nền tảng kiến thức của học phần "Nhập môn Công nghệ phần mềm", bài tiểu luận này trình bày toàn bộ quy trình vòng đời phát triển phần mềm (SDLC) nhằm xây dựng một Hệ thống Quản lý Quán Café toàn diện. Nghiên cứu không chỉ dừng lại ở việc đặc tả yêu cầu mà còn đi sâu vào phân tích, thiết kế kiến trúc và đề xuất các biện pháp đảm bảo chất lượng phần mềm, với trọng tâm phân tích sâu ca sử dụng (Use Case) Quản lý ca làm việc và chấm công.</w:t>
+        <w:t>Trong bối cảnh chuyển đổi số ngày càng diễn ra mạnh mẽ, việc ứng dụng công nghệ thông tin vào quản lý nghiệp vụ không chỉ là một xu hướng tất yếu mà còn là yếu tố sống còn đối với các doanh nghiệp, đặc biệt là trong lĩnh vực dịch vụ ăn uống (F&amp;B). Quản lý một quán café đòi hỏi sự phối hợp nhịp nhàng giữa nhiều bộ phận: từ khâu tiếp nhận đơn hàng, pha chế, thanh toán cho đến quản trị nhân sự và kiểm soát kho bãi. Dựa trên nền tảng kiến thức của học phần "Nhập môn Công nghệ phần mềm", bài tiểu luận này trình bày toàn bộ quy trình vòng đời phát triển phần mềm nhằm xây dựng một Hệ thống Quản lý Quán Café toàn diện. Nghiên cứu không chỉ dừng lại ở việc đặc tả yêu cầu mà còn đi sâu vào phân tích, thiết kế kiến trúc và đề xuất các biện pháp đảm bảo chất lượng phần mềm, với trọng tâm phân tích sâu ca sử dụng Quản lý ca làm việc và chấm công.</w:t>
       </w:r>
     </w:p>
     <w:p/>
@@ -690,7 +690,7 @@
         <w:rPr>
           <w:b/>
         </w:rPr>
-        <w:t>điện toán đám mây (Cloud-native)</w:t>
+        <w:t>điện toán đám mây</w:t>
       </w:r>
       <w:r>
         <w:t xml:space="preserve"> và </w:t>
@@ -699,7 +699,7 @@
         <w:rPr>
           <w:b/>
         </w:rPr>
-        <w:t>Trí tuệ nhân tạo (AI)</w:t>
+        <w:t>trí tuệ nhân tạo (AI)</w:t>
       </w:r>
       <w:r>
         <w:t>. Hệ thống không chỉ giải quyết bài toán vận hành cơ bản (POS, thu ngân, kho bãi) mà còn tối ưu hóa nguồn lực nhân sự thông qua phân hệ quản trị ca làm việc thông minh. Bộ sản phẩm bao gồm ba nền tảng tích hợp:</w:t>
@@ -777,7 +777,7 @@
               <w:rPr>
                 <w:sz w:val="22"/>
               </w:rPr>
-              <w:t>Ứng dụng Web Dashboard</w:t>
+              <w:t>Ứng dụng bảng điều khiển trên web</w:t>
             </w:r>
           </w:p>
         </w:tc>
@@ -803,7 +803,7 @@
               <w:rPr>
                 <w:sz w:val="22"/>
               </w:rPr>
-              <w:t>React / Next.js, Cloud-hosted</w:t>
+              <w:t>React / Next.js, triển khai trên đám mây</w:t>
             </w:r>
           </w:p>
         </w:tc>
@@ -888,7 +888,7 @@
               <w:rPr>
                 <w:sz w:val="22"/>
               </w:rPr>
-              <w:t>Flutter, GPS + FaceID</w:t>
+              <w:t>Flutter, GPS + nhận diện khuôn mặt</w:t>
             </w:r>
           </w:p>
         </w:tc>
@@ -950,7 +950,7 @@
         <w:t>Tích hợp liên tục (CI):</w:t>
       </w:r>
       <w:r>
-        <w:t xml:space="preserve"> Mã nguồn được hợp nhất tự động sau mỗi Pull Request, kích hoạt bộ Unit Test và kiểm tra chất lượng mã lệnh (SonarQube). Hệ thống từ chối merge nếu code coverage module tính lương dưới 80%.</w:t>
+        <w:t xml:space="preserve"> Mã nguồn được hợp nhất tự động sau mỗi yêu cầu hợp nhất, kích hoạt bộ kiểm thử đơn vị và kiểm tra chất lượng mã lệnh (SonarQube). Hệ thống từ chối hợp nhất nếu độ bao phủ kiểm thử của mô-đun tính lương dưới 80%.</w:t>
       </w:r>
     </w:p>
     <w:p/>
@@ -971,19 +971,19 @@
         <w:rPr>
           <w:b/>
         </w:rPr>
-        <w:t>Container (Docker)</w:t>
-      </w:r>
-      <w:r>
-        <w:t xml:space="preserve"> và triển khai lên môi trường Đám mây với khả năng </w:t>
+        <w:t>vùng chứa (Docker)</w:t>
+      </w:r>
+      <w:r>
+        <w:t xml:space="preserve"> và triển khai lên môi trường đám mây với khả năng </w:t>
       </w:r>
       <w:r>
         <w:rPr>
           <w:b/>
         </w:rPr>
-        <w:t>Auto-scaling</w:t>
-      </w:r>
-      <w:r>
-        <w:t xml:space="preserve"> trong giờ cao điểm — đảm bảo hiệu năng không suy giảm khi lưu lượng tăng đột biến.</w:t>
+        <w:t>tự động mở rộng</w:t>
+      </w:r>
+      <w:r>
+        <w:t xml:space="preserve"> trong giờ cao điểm, bảo đảm hiệu năng không suy giảm khi lưu lượng tăng đột biến.</w:t>
       </w:r>
     </w:p>
     <w:p/>
@@ -1072,10 +1072,10 @@
         <w:rPr>
           <w:b/>
         </w:rPr>
-        <w:t>phân công theo phân hệ (module-based assignment)</w:t>
-      </w:r>
-      <w:r>
-        <w:t xml:space="preserve"> — mỗi thành viên chịu trách nhiệm toàn diện (từ đặc tả đến thiết kế, cài đặt và kiểm thử) một phân hệ Use Case tương ứng:</w:t>
+        <w:t>phân công theo phân hệ</w:t>
+      </w:r>
+      <w:r>
+        <w:t>; mỗi thành viên chịu trách nhiệm toàn diện từ đặc tả đến thiết kế, cài đặt và kiểm thử cho một phân hệ ca sử dụng tương ứng:</w:t>
       </w:r>
     </w:p>
     <w:p/>
@@ -1152,7 +1152,7 @@
                 <w:color w:val="FFFFFF"/>
                 <w:sz w:val="22"/>
               </w:rPr>
-              <w:t>Use Case</w:t>
+              <w:t>Ca sử dụng</w:t>
             </w:r>
           </w:p>
         </w:tc>
@@ -1305,7 +1305,7 @@
               <w:rPr>
                 <w:sz w:val="22"/>
               </w:rPr>
-              <w:t>Store, Inventory, Order, Product, Recipe, Ingredient, RecipeItem , InventoryTransaction, InventoryTransactionItem</w:t>
+              <w:t>Cửa hàng, tồn kho, đơn hàng, sản phẩm, công thức, nguyên liệu, chi tiết công thức, giao dịch kho, chi tiết giao dịch kho</w:t>
             </w:r>
           </w:p>
         </w:tc>
@@ -1462,7 +1462,7 @@
         <w:rPr>
           <w:i/>
         </w:rPr>
-        <w:t>: Mỗi phân hệ UC liên quan đến 3–4 bảng dữ liệu, do đó mức độ phức tạp kỹ thuật của từng phần là tương đương nhau. Việc phân công theo phân hệ giúp tránh xung đột mã nguồn (code conflict) khi làm việc song song trên hệ thống quản lý phiên bản (Git).</w:t>
+        <w:t>: Mỗi phân hệ UC liên quan đến 3–4 bảng dữ liệu, do đó mức độ phức tạp kỹ thuật của từng phần là tương đương nhau. Việc phân công theo phân hệ giúp tránh xung đột mã nguồn khi làm việc song song trên hệ thống quản lý phiên bản Git.</w:t>
       </w:r>
     </w:p>
     <w:p/>
@@ -1588,7 +1588,7 @@
         <w:spacing w:after="80"/>
       </w:pPr>
       <w:r>
-        <w:t>Để thu thập dữ liệu đầu vào cho giai đoạn đặc tả, nhóm nghiên cứu đã triển khai quy trình khảo sát theo chuẩn kỹ nghệ phần mềm (Software Engineering elicitation), kết hợp đồng thời ba kỹ thuật thu thập yêu cầu:</w:t>
+        <w:t>Để thu thập dữ liệu đầu vào cho giai đoạn đặc tả, nhóm nghiên cứu đã triển khai quy trình khảo sát theo chuẩn kỹ nghệ phần mềm, kết hợp đồng thời ba kỹ thuật thu thập yêu cầu:</w:t>
       </w:r>
     </w:p>
     <w:p/>
@@ -1600,10 +1600,10 @@
         <w:rPr>
           <w:b/>
         </w:rPr>
-        <w:t>Phỏng vấn có cấu trúc (Structured Interview):</w:t>
-      </w:r>
-      <w:r>
-        <w:t xml:space="preserve"> Tiến hành phỏng vấn sâu với chủ quán và trưởng ca nhằm khai thác các quy trình nghiệp vụ cốt lõi và các điểm đau (pain points) đang tồn tại.</w:t>
+        <w:t>Phỏng vấn có cấu trúc:</w:t>
+      </w:r>
+      <w:r>
+        <w:t xml:space="preserve"> Tiến hành phỏng vấn sâu với chủ quán và trưởng ca nhằm khai thác các quy trình nghiệp vụ cốt lõi và các điểm nghẽn đang tồn tại.</w:t>
       </w:r>
     </w:p>
     <w:p/>
@@ -1615,7 +1615,7 @@
         <w:rPr>
           <w:b/>
         </w:rPr>
-        <w:t>Quan sát thực địa (Direct Observation):</w:t>
+        <w:t>Quan sát thực địa:</w:t>
       </w:r>
       <w:r>
         <w:t xml:space="preserve"> Theo dõi quy trình xử lý đơn hàng trong ca bận (giờ cao điểm) để ghi nhận các thao tác thủ công dễ phát sinh lỗi.</w:t>
@@ -1630,7 +1630,7 @@
         <w:rPr>
           <w:b/>
         </w:rPr>
-        <w:t>Phân tích tài liệu hiện tại (Document Analysis):</w:t>
+        <w:t>Phân tích tài liệu hiện tại:</w:t>
       </w:r>
       <w:r>
         <w:t xml:space="preserve"> Nghiên cứu sổ ghi tay chấm công, phiếu thu và danh sách thực đơn để hiểu cách dữ liệu đang được lưu trữ phi số hóa.</w:t>
@@ -1871,7 +1871,7 @@
           <w:color w:val="449DD1"/>
           <w:sz w:val="24"/>
         </w:rPr>
-        <w:t>1.1.3. Tầm nhìn và Phạm vi dự án (Vision &amp; Scope)</w:t>
+        <w:t>1.1.3. Tầm nhìn và Phạm vi dự án</w:t>
       </w:r>
     </w:p>
     <w:p/>
@@ -1905,7 +1905,7 @@
           <w:color w:val="2E86AB"/>
           <w:sz w:val="26"/>
         </w:rPr>
-        <w:t>1.2. Xác định Tác nhân (Actors) và Biểu đồ Use Case tổng quát</w:t>
+        <w:t>1.2. Xác định Tác nhân và Biểu đồ Ca sử dụng tổng quát</w:t>
       </w:r>
     </w:p>
     <w:p/>
@@ -1930,7 +1930,7 @@
         <w:spacing w:after="80"/>
       </w:pPr>
       <w:r>
-        <w:t>Hệ thống được thiết kế với cơ chế phân quyền người dùng theo mô hình RBAC (Role-Based Access Control), phân cấp thành ba nhóm tác nhân chính:</w:t>
+        <w:t>Hệ thống được thiết kế với cơ chế phân quyền người dùng theo mô hình RBAC, phân cấp thành ba nhóm tác nhân chính:</w:t>
       </w:r>
     </w:p>
     <w:p/>
@@ -1942,7 +1942,7 @@
         <w:rPr>
           <w:b/>
         </w:rPr>
-        <w:t>a. Cấp Quản lý — Manager</w:t>
+        <w:t>a. Cấp Quản lý</w:t>
       </w:r>
     </w:p>
     <w:p/>
@@ -1963,7 +1963,7 @@
         <w:spacing w:after="80"/>
       </w:pPr>
       <w:r>
-        <w:t>Các chức năng chính của Manager bao gồm: thiết lập danh mục thực đơn và giá bán, quản trị tài khoản người dùng, lập kế hoạch ca làm việc (Shift Planning), phê duyệt điều chỉnh lương, giám sát tồn kho theo ngưỡng cảnh báo, và truy xuất báo cáo doanh thu theo ngày/tháng.</w:t>
+        <w:t>Các chức năng chính của Quản lý bao gồm: thiết lập danh mục thực đơn và giá bán, quản trị tài khoản người dùng, lập kế hoạch ca làm việc, phê duyệt điều chỉnh lương, giám sát tồn kho theo ngưỡng cảnh báo, và truy xuất báo cáo doanh thu theo ngày/tháng.</w:t>
       </w:r>
     </w:p>
     <w:p/>
@@ -1975,7 +1975,7 @@
         <w:rPr>
           <w:b/>
         </w:rPr>
-        <w:t>b. Nhân viên nghiệp vụ — Employee</w:t>
+        <w:t>b. Nhân viên nghiệp vụ</w:t>
       </w:r>
     </w:p>
     <w:p/>
@@ -2008,7 +2008,7 @@
         <w:rPr>
           <w:b/>
         </w:rPr>
-        <w:t>Thu ngân (Cashier):</w:t>
+        <w:t>Thu ngân:</w:t>
       </w:r>
       <w:r>
         <w:t xml:space="preserve"> Tạo, sửa, tính tiền và đóng hóa đơn; tiếp nhận thanh toán đa hình thức (tiền mặt, thẻ, QR).</w:t>
@@ -2023,7 +2023,7 @@
         <w:rPr>
           <w:b/>
         </w:rPr>
-        <w:t>Phục vụ (Waiter):</w:t>
+        <w:t>Phục vụ:</w:t>
       </w:r>
       <w:r>
         <w:t xml:space="preserve"> Cập nhật trạng thái bàn, thêm món vào đơn đang mở, phản hồi yêu cầu của thực khách.</w:t>
@@ -2038,7 +2038,7 @@
         <w:rPr>
           <w:b/>
         </w:rPr>
-        <w:t>Pha chế (Barista):</w:t>
+        <w:t>Pha chế:</w:t>
       </w:r>
       <w:r>
         <w:t xml:space="preserve"> Nhận thông báo đơn hàng qua màn hình pha chế (KDS), cập nhật trạng thái sẵn sàng của từng đồ uống.</w:t>
@@ -2053,7 +2053,7 @@
         <w:rPr>
           <w:b/>
         </w:rPr>
-        <w:t>c. Khách hàng — Customer</w:t>
+        <w:t>c. Khách hàng</w:t>
       </w:r>
     </w:p>
     <w:p/>
@@ -2074,7 +2074,7 @@
         <w:spacing w:after="80"/>
       </w:pPr>
       <w:r>
-        <w:t>Khách hàng không đăng nhập vào hệ thống nhưng là đối tượng trung tâm của toàn bộ nghiệp vụ. Trong các mô hình café hiện đại, khách hàng có thể tương tác trực tiếp thông qua giao diện tự order (Self-Service Kiosk) hoặc mã QR đặt bàn — đây là hướng mở rộng tiềm năng của hệ thống.</w:t>
+        <w:t>Khách hàng không đăng nhập vào hệ thống nhưng là đối tượng trung tâm của toàn bộ nghiệp vụ. Trong các mô hình café hiện đại, khách hàng có thể tương tác trực tiếp thông qua giao diện tự đặt món hoặc mã QR đặt bàn — đây là hướng mở rộng tiềm năng của hệ thống.</w:t>
       </w:r>
     </w:p>
     <w:p/>
@@ -2086,7 +2086,7 @@
         <w:rPr>
           <w:b/>
         </w:rPr>
-        <w:t>d. Tác nhân AI — AI Service Agent</w:t>
+        <w:t>d. Tác nhân AI</w:t>
       </w:r>
       <w:r>
         <w:t xml:space="preserve"> _(tác nhân phi người dùng)_</w:t>
@@ -2101,7 +2101,7 @@
         <w:rPr>
           <w:i/>
         </w:rPr>
-        <w:t>Tác nhân tự động chạy ngầm (background agent), không tương tác người dùng trực tiếp.</w:t>
+        <w:t>Tác nhân tự động chạy ngầm, không tương tác trực tiếp với người dùng.</w:t>
       </w:r>
     </w:p>
     <w:p/>
@@ -2110,7 +2110,7 @@
         <w:spacing w:after="80"/>
       </w:pPr>
       <w:r>
-        <w:t>Đây là thành phần trí tuệ nhân tạo của hệ thống, bao gồm ba module:</w:t>
+        <w:t>Đây là thành phần trí tuệ nhân tạo của hệ thống, bao gồm ba mô-đun:</w:t>
       </w:r>
     </w:p>
     <w:p/>
@@ -2122,7 +2122,7 @@
         <w:rPr>
           <w:b/>
         </w:rPr>
-        <w:t>Demand Forecasting Engine:</w:t>
+        <w:t>Bộ máy dự báo nhu cầu:</w:t>
       </w:r>
       <w:r>
         <w:t xml:space="preserve"> Phân tích lịch sử bán hàng kết hợp dữ liệu thời tiết để dự báo nhu cầu nguyên liệu, tự động đề xuất phiếu nhập kho — giảm thiểu lãng phí thực phẩm.</w:t>
@@ -2137,7 +2137,7 @@
         <w:rPr>
           <w:b/>
         </w:rPr>
-        <w:t>Staff Scheduling Optimizer:</w:t>
+        <w:t>Bộ tối ưu lịch làm việc:</w:t>
       </w:r>
       <w:r>
         <w:t xml:space="preserve"> Đề xuất lịch làm việc tối ưu dựa trên dự báo lưu lượng khách hàng theo ngày/khung giờ.</w:t>
@@ -2152,10 +2152,10 @@
         <w:rPr>
           <w:b/>
         </w:rPr>
-        <w:t>Customer Behavior Analyzer:</w:t>
-      </w:r>
-      <w:r>
-        <w:t xml:space="preserve"> Phân cụm hành vi mua hàng (K-Means) để cá nhân hóa chương trình khuyến mãi và gợi ý Up-selling cho từng nhóm khách hàng thân thiết.</w:t>
+        <w:t>Bộ phân tích hành vi khách hàng:</w:t>
+      </w:r>
+      <w:r>
+        <w:t xml:space="preserve"> Phân cụm hành vi mua hàng (K-Means) để cá nhân hóa chương trình khuyến mãi và gợi ý bán thêm cho từng nhóm khách hàng thân thiết.</w:t>
       </w:r>
     </w:p>
     <w:p/>
@@ -2171,7 +2171,7 @@
           <w:color w:val="449DD1"/>
           <w:sz w:val="24"/>
         </w:rPr>
-        <w:t>1.2.2. Biểu đồ Use Case tổng quát (mô tả văn bản)</w:t>
+        <w:t>1.2.2. Biểu đồ Ca sử dụng tổng quát (mô tả văn bản)</w:t>
       </w:r>
     </w:p>
     <w:p/>
@@ -2180,7 +2180,7 @@
         <w:spacing w:after="80"/>
       </w:pPr>
       <w:r>
-        <w:t>Biểu đồ Use Case tổng quát thể hiện phạm vi hệ thống (System Boundary) và các tương tác giữa tác nhân với các ca sử dụng:</w:t>
+        <w:t>Biểu đồ ca sử dụng tổng quát thể hiện phạm vi hệ thống và các tương tác giữa tác nhân với các ca sử dụng:</w:t>
       </w:r>
     </w:p>
     <w:p/>
@@ -2254,7 +2254,7 @@
           <w:color w:val="2E86AB"/>
           <w:sz w:val="26"/>
         </w:rPr>
-        <w:t>1.3. Đặc tả Yêu cầu Chức năng (Functional Requirements)</w:t>
+        <w:t>1.3. Đặc tả Yêu cầu Chức năng</w:t>
       </w:r>
     </w:p>
     <w:p/>
@@ -2829,7 +2829,7 @@
               <w:rPr>
                 <w:sz w:val="22"/>
               </w:rPr>
-              <w:t>Nhân viên thực hiện Check-in/Check-out, hệ thống ghi nhận giờ làm thực tế</w:t>
+              <w:t>Nhân viên thực hiện vào ca và kết thúc ca, hệ thống ghi nhận giờ làm thực tế</w:t>
             </w:r>
           </w:p>
         </w:tc>
@@ -3165,7 +3165,7 @@
               <w:rPr>
                 <w:sz w:val="22"/>
               </w:rPr>
-              <w:t>Ứng dụng di động hỗ trợ chấm công bằng Geofencing (GPS) kết hợp xác thực khuôn mặt/selfie, ngăn chặn chấm công hộ</w:t>
+              <w:t>Ứng dụng di động hỗ trợ chấm công bằng định vị theo vùng (GPS) kết hợp xác thực khuôn mặt hoặc ảnh tự chụp, ngăn chặn chấm công hộ</w:t>
             </w:r>
           </w:p>
         </w:tc>
@@ -3256,7 +3256,7 @@
           <w:color w:val="2E86AB"/>
           <w:sz w:val="26"/>
         </w:rPr>
-        <w:t>1.4. Đặc tả Yêu cầu Phi chức năng (Non-functional Requirements)</w:t>
+        <w:t>1.4. Đặc tả Yêu cầu Phi chức năng</w:t>
       </w:r>
     </w:p>
     <w:p/>
@@ -3349,33 +3349,33 @@
               <w:rPr>
                 <w:sz w:val="22"/>
               </w:rPr>
-              <w:t>Hiệu năng (Performance)</w:t>
-            </w:r>
-          </w:p>
-        </w:tc>
-        <w:tc>
-          <w:tcPr>
-            <w:tcW w:type="dxa" w:w="3024"/>
-          </w:tcPr>
-          <w:p>
-            <w:r>
-              <w:rPr>
-                <w:sz w:val="22"/>
-              </w:rPr>
-              <w:t>Thời gian phản hồi mọi thao tác nghiệp vụ &lt; 3 giây trong điều kiện mạng LAN bình thường</w:t>
-            </w:r>
-          </w:p>
-        </w:tc>
-        <w:tc>
-          <w:tcPr>
-            <w:tcW w:type="dxa" w:w="3024"/>
-          </w:tcPr>
-          <w:p>
-            <w:r>
-              <w:rPr>
-                <w:sz w:val="22"/>
-              </w:rPr>
-              <w:t>Đo bằng công cụ profiling khi tải 20 người dùng đồng thời</w:t>
+              <w:t>Hiệu năng</w:t>
+            </w:r>
+          </w:p>
+        </w:tc>
+        <w:tc>
+          <w:tcPr>
+            <w:tcW w:type="dxa" w:w="3024"/>
+          </w:tcPr>
+          <w:p>
+            <w:r>
+              <w:rPr>
+                <w:sz w:val="22"/>
+              </w:rPr>
+              <w:t>Thời gian phản hồi mọi thao tác nghiệp vụ dưới 3 giây trong điều kiện mạng LAN bình thường</w:t>
+            </w:r>
+          </w:p>
+        </w:tc>
+        <w:tc>
+          <w:tcPr>
+            <w:tcW w:type="dxa" w:w="3024"/>
+          </w:tcPr>
+          <w:p>
+            <w:r>
+              <w:rPr>
+                <w:sz w:val="22"/>
+              </w:rPr>
+              <w:t>Đo bằng công cụ phân tích hiệu năng khi tải 20 người dùng đồng thời</w:t>
             </w:r>
           </w:p>
         </w:tc>
@@ -3391,35 +3391,35 @@
               <w:rPr>
                 <w:sz w:val="22"/>
               </w:rPr>
-              <w:t>Tính sẵn sàng (Availability)</w:t>
-            </w:r>
-          </w:p>
-        </w:tc>
-        <w:tc>
-          <w:tcPr>
-            <w:tcW w:type="dxa" w:w="3024"/>
-            <w:shd w:val="clear" w:color="auto" w:fill="EBF4FB"/>
-          </w:tcPr>
-          <w:p>
-            <w:r>
-              <w:rPr>
-                <w:sz w:val="22"/>
-              </w:rPr>
-              <w:t>Hệ thống hoạt động 24/7; RTO (Recovery Time Objective) &lt; 30 phút khi có sự cố</w:t>
-            </w:r>
-          </w:p>
-        </w:tc>
-        <w:tc>
-          <w:tcPr>
-            <w:tcW w:type="dxa" w:w="3024"/>
-            <w:shd w:val="clear" w:color="auto" w:fill="EBF4FB"/>
-          </w:tcPr>
-          <w:p>
-            <w:r>
-              <w:rPr>
-                <w:sz w:val="22"/>
-              </w:rPr>
-              <w:t>Theo dõi uptime log; kịch bản drill phục hồi dữ liệu</w:t>
+              <w:t>Tính sẵn sàng</w:t>
+            </w:r>
+          </w:p>
+        </w:tc>
+        <w:tc>
+          <w:tcPr>
+            <w:tcW w:type="dxa" w:w="3024"/>
+            <w:shd w:val="clear" w:color="auto" w:fill="EBF4FB"/>
+          </w:tcPr>
+          <w:p>
+            <w:r>
+              <w:rPr>
+                <w:sz w:val="22"/>
+              </w:rPr>
+              <w:t>Hệ thống hoạt động liên tục; thời gian phục hồi dưới 30 phút khi có sự cố</w:t>
+            </w:r>
+          </w:p>
+        </w:tc>
+        <w:tc>
+          <w:tcPr>
+            <w:tcW w:type="dxa" w:w="3024"/>
+            <w:shd w:val="clear" w:color="auto" w:fill="EBF4FB"/>
+          </w:tcPr>
+          <w:p>
+            <w:r>
+              <w:rPr>
+                <w:sz w:val="22"/>
+              </w:rPr>
+              <w:t>Theo dõi nhật ký thời gian hoạt động; kịch bản diễn tập phục hồi dữ liệu</w:t>
             </w:r>
           </w:p>
         </w:tc>
@@ -3434,33 +3434,33 @@
               <w:rPr>
                 <w:sz w:val="22"/>
               </w:rPr>
-              <w:t>Bảo mật (Security)</w:t>
-            </w:r>
-          </w:p>
-        </w:tc>
-        <w:tc>
-          <w:tcPr>
-            <w:tcW w:type="dxa" w:w="3024"/>
-          </w:tcPr>
-          <w:p>
-            <w:r>
-              <w:rPr>
-                <w:sz w:val="22"/>
-              </w:rPr>
-              <w:t>Phân quyền RBAC nghiêm ngặt; mật khẩu được băm (hashed) bằng BCrypt; nhật ký thao tác (Audit Log) lưu tối thiểu 90 ngày</w:t>
-            </w:r>
-          </w:p>
-        </w:tc>
-        <w:tc>
-          <w:tcPr>
-            <w:tcW w:type="dxa" w:w="3024"/>
-          </w:tcPr>
-          <w:p>
-            <w:r>
-              <w:rPr>
-                <w:sz w:val="22"/>
-              </w:rPr>
-              <w:t>Kiểm tra thâm nhập (Penetration Test) mức cơ bản</w:t>
+              <w:t>Bảo mật</w:t>
+            </w:r>
+          </w:p>
+        </w:tc>
+        <w:tc>
+          <w:tcPr>
+            <w:tcW w:type="dxa" w:w="3024"/>
+          </w:tcPr>
+          <w:p>
+            <w:r>
+              <w:rPr>
+                <w:sz w:val="22"/>
+              </w:rPr>
+              <w:t>Phân quyền RBAC nghiêm ngặt; mật khẩu được băm bằng BCrypt; nhật ký thao tác lưu tối thiểu 90 ngày</w:t>
+            </w:r>
+          </w:p>
+        </w:tc>
+        <w:tc>
+          <w:tcPr>
+            <w:tcW w:type="dxa" w:w="3024"/>
+          </w:tcPr>
+          <w:p>
+            <w:r>
+              <w:rPr>
+                <w:sz w:val="22"/>
+              </w:rPr>
+              <w:t>Kiểm tra thâm nhập mức cơ bản</w:t>
             </w:r>
           </w:p>
         </w:tc>
@@ -3476,35 +3476,35 @@
               <w:rPr>
                 <w:sz w:val="22"/>
               </w:rPr>
-              <w:t>Tính khả dụng (Usability)</w:t>
-            </w:r>
-          </w:p>
-        </w:tc>
-        <w:tc>
-          <w:tcPr>
-            <w:tcW w:type="dxa" w:w="3024"/>
-            <w:shd w:val="clear" w:color="auto" w:fill="EBF4FB"/>
-          </w:tcPr>
-          <w:p>
-            <w:r>
-              <w:rPr>
-                <w:sz w:val="22"/>
-              </w:rPr>
-              <w:t>Nhân viên mới (không có kỹ năng CNTT) có thể thành thạo các chức năng cơ bản sau ≤ 2 giờ đào tạo</w:t>
-            </w:r>
-          </w:p>
-        </w:tc>
-        <w:tc>
-          <w:tcPr>
-            <w:tcW w:type="dxa" w:w="3024"/>
-            <w:shd w:val="clear" w:color="auto" w:fill="EBF4FB"/>
-          </w:tcPr>
-          <w:p>
-            <w:r>
-              <w:rPr>
-                <w:sz w:val="22"/>
-              </w:rPr>
-              <w:t>Kiểm thử người dùng (User Testing) với mẫu 5 nhân viên mới</w:t>
+              <w:t>Tính khả dụng</w:t>
+            </w:r>
+          </w:p>
+        </w:tc>
+        <w:tc>
+          <w:tcPr>
+            <w:tcW w:type="dxa" w:w="3024"/>
+            <w:shd w:val="clear" w:color="auto" w:fill="EBF4FB"/>
+          </w:tcPr>
+          <w:p>
+            <w:r>
+              <w:rPr>
+                <w:sz w:val="22"/>
+              </w:rPr>
+              <w:t>Nhân viên mới (không có kỹ năng CNTT) có thể thành thạo các chức năng cơ bản sau không quá 2 giờ đào tạo</w:t>
+            </w:r>
+          </w:p>
+        </w:tc>
+        <w:tc>
+          <w:tcPr>
+            <w:tcW w:type="dxa" w:w="3024"/>
+            <w:shd w:val="clear" w:color="auto" w:fill="EBF4FB"/>
+          </w:tcPr>
+          <w:p>
+            <w:r>
+              <w:rPr>
+                <w:sz w:val="22"/>
+              </w:rPr>
+              <w:t>Kiểm thử người dùng với mẫu 5 nhân viên mới</w:t>
             </w:r>
           </w:p>
         </w:tc>
@@ -3561,21 +3561,21 @@
               <w:rPr>
                 <w:sz w:val="22"/>
               </w:rPr>
-              <w:t>Khả năng bảo trì (Maintainability)</w:t>
-            </w:r>
-          </w:p>
-        </w:tc>
-        <w:tc>
-          <w:tcPr>
-            <w:tcW w:type="dxa" w:w="3024"/>
-            <w:shd w:val="clear" w:color="auto" w:fill="EBF4FB"/>
-          </w:tcPr>
-          <w:p>
-            <w:r>
-              <w:rPr>
-                <w:sz w:val="22"/>
-              </w:rPr>
-              <w:t>Mã nguồn đạt độ bao phủ kiểm thử (Code Coverage) ≥ 70%; tài liệu hóa đầy đủ tại mọi module</w:t>
+              <w:t>Khả năng bảo trì</w:t>
+            </w:r>
+          </w:p>
+        </w:tc>
+        <w:tc>
+          <w:tcPr>
+            <w:tcW w:type="dxa" w:w="3024"/>
+            <w:shd w:val="clear" w:color="auto" w:fill="EBF4FB"/>
+          </w:tcPr>
+          <w:p>
+            <w:r>
+              <w:rPr>
+                <w:sz w:val="22"/>
+              </w:rPr>
+              <w:t>Mã nguồn đạt độ bao phủ kiểm thử từ 70% trở lên; tài liệu hóa đầy đủ tại mọi mô-đun</w:t>
             </w:r>
           </w:p>
         </w:tc>
@@ -3609,7 +3609,7 @@
           <w:color w:val="2E86AB"/>
           <w:sz w:val="26"/>
         </w:rPr>
-        <w:t>1.5. Phân tích rủi ro dự án (Preliminary Risk Analysis)</w:t>
+        <w:t>1.5. Phân tích rủi ro dự án</w:t>
       </w:r>
     </w:p>
     <w:p/>
@@ -3710,7 +3710,7 @@
               <w:rPr>
                 <w:sz w:val="22"/>
               </w:rPr>
-              <w:t>Yêu cầu thay đổi giữa chừng (Scope Creep)</w:t>
+              <w:t>Yêu cầu thay đổi giữa chừng (phình phạm vi)</w:t>
             </w:r>
           </w:p>
         </w:tc>
@@ -3749,7 +3749,7 @@
               <w:rPr>
                 <w:sz w:val="22"/>
               </w:rPr>
-              <w:t>Sử dụng Use Case Specification làm tài liệu ký kết; áp dụng Change Management Process</w:t>
+              <w:t>Sử dụng đặc tả ca sử dụng làm tài liệu ký kết; áp dụng quy trình quản lý thay đổi</w:t>
             </w:r>
           </w:p>
         </w:tc>
@@ -3807,7 +3807,7 @@
               <w:rPr>
                 <w:sz w:val="22"/>
               </w:rPr>
-              <w:t>Sinh dữ liệu mẫu (Seed Data) mô phỏng hoạt động thực tế</w:t>
+              <w:t>Sinh dữ liệu mẫu mô phỏng hoạt động thực tế</w:t>
             </w:r>
           </w:p>
         </w:tc>
@@ -3951,7 +3951,7 @@
           <w:i/>
           <w:color w:val="555555"/>
         </w:rPr>
-        <w:t>**Mục tiêu chương:** Trình bày bức tranh toàn cảnh — 6 phân hệ Use Case, tác nhân, yêu cầu chức năng và phi chức năng. Phần này chiếm ~10% báo cáo.</w:t>
+        <w:t>**Mục tiêu chương:** Trình bày bức tranh toàn cảnh gồm 6 phân hệ ca sử dụng, tác nhân, yêu cầu chức năng và yêu cầu phi chức năng. Phần này chiếm khoảng 10% báo cáo.</w:t>
       </w:r>
     </w:p>
     <w:p/>
@@ -4051,7 +4051,7 @@
               <w:rPr>
                 <w:sz w:val="22"/>
               </w:rPr>
-              <w:t>Ứng dụng Web Dashboard</w:t>
+              <w:t>Ứng dụng bảng điều khiển trên web</w:t>
             </w:r>
           </w:p>
         </w:tc>
@@ -4077,7 +4077,7 @@
               <w:rPr>
                 <w:sz w:val="22"/>
               </w:rPr>
-              <w:t>React / Next.js, Cloud-hosted</w:t>
+              <w:t>React / Next.js, triển khai trên đám mây</w:t>
             </w:r>
           </w:p>
         </w:tc>
@@ -4162,7 +4162,7 @@
               <w:rPr>
                 <w:sz w:val="22"/>
               </w:rPr>
-              <w:t>Flutter, GPS + FaceID</w:t>
+              <w:t>Flutter, GPS + nhận diện khuôn mặt</w:t>
             </w:r>
           </w:p>
         </w:tc>
@@ -4188,7 +4188,7 @@
           <w:color w:val="2E86AB"/>
           <w:sz w:val="26"/>
         </w:rPr>
-        <w:t>1.2. Biểu đồ Use Case Tổng quát</w:t>
+        <w:t>1.2. Biểu đồ Ca sử dụng Tổng quát</w:t>
       </w:r>
     </w:p>
     <w:p/>
@@ -4217,7 +4217,7 @@
       <w:r>
         <w:drawing>
           <wp:inline xmlns:a="http://schemas.openxmlformats.org/drawingml/2006/main" xmlns:pic="http://schemas.openxmlformats.org/drawingml/2006/picture">
-            <wp:extent cx="5669280" cy="732968"/>
+            <wp:extent cx="5669280" cy="6326744"/>
             <wp:docPr id="5" name="Picture 5"/>
             <wp:cNvGraphicFramePr>
               <a:graphicFrameLocks noChangeAspect="1"/>
@@ -4238,7 +4238,7 @@
                   <pic:spPr>
                     <a:xfrm>
                       <a:off x="0" y="0"/>
-                      <a:ext cx="5669280" cy="732968"/>
+                      <a:ext cx="5669280" cy="6326744"/>
                     </a:xfrm>
                     <a:prstGeom prst="rect"/>
                   </pic:spPr>
@@ -4486,7 +4486,7 @@
               <w:rPr>
                 <w:sz w:val="22"/>
               </w:rPr>
-              <w:t>Tạo/sửa đơn, quản lý trạng thái bàn real-time</w:t>
+              <w:t>Tạo/sửa đơn, quản lý trạng thái bàn theo thời gian thực</w:t>
             </w:r>
           </w:p>
         </w:tc>
@@ -4625,7 +4625,7 @@
               <w:rPr>
                 <w:sz w:val="22"/>
               </w:rPr>
-              <w:t>Nhập kho, trừ tồn theo công thức Recipe, cảnh báo ngưỡng</w:t>
+              <w:t>Nhập kho, trừ tồn theo công thức pha chế, cảnh báo ngưỡng</w:t>
             </w:r>
           </w:p>
         </w:tc>
@@ -4764,7 +4764,7 @@
               <w:rPr>
                 <w:sz w:val="22"/>
               </w:rPr>
-              <w:t>Hồ sơ NV, phân ca sáng/tối, GPS check-in/out, tính lương theo ca với hệ số cuối tuần/lễ, RBAC</w:t>
+              <w:t>Hồ sơ nhân viên, phân ca sáng/tối, chấm công bằng GPS, tính lương theo ca với hệ số cuối tuần/lễ, RBAC</w:t>
             </w:r>
           </w:p>
         </w:tc>
@@ -4792,7 +4792,7 @@
               <w:rPr>
                 <w:sz w:val="22"/>
               </w:rPr>
-              <w:t>⭐ Chuyên sâu (Chương 3)</w:t>
+              <w:t>Chuyên sâu (Chương 3)</w:t>
             </w:r>
           </w:p>
         </w:tc>
@@ -4818,7 +4818,7 @@
           <w:color w:val="2E86AB"/>
           <w:sz w:val="26"/>
         </w:rPr>
-        <w:t>1.4. Yêu cầu Chức năng (Functional Requirements)</w:t>
+        <w:t>1.4. Yêu cầu Chức năng</w:t>
       </w:r>
     </w:p>
     <w:p/>
@@ -5402,7 +5402,7 @@
               <w:rPr>
                 <w:sz w:val="22"/>
               </w:rPr>
-              <w:t>Nhân viên Check-in/Check-out, hệ thống ghi nhận giờ làm thực tế</w:t>
+              <w:t>Nhân viên chấm công vào ca và kết thúc ca, hệ thống ghi nhận giờ làm thực tế</w:t>
             </w:r>
           </w:p>
         </w:tc>
@@ -5514,7 +5514,7 @@
               <w:rPr>
                 <w:sz w:val="22"/>
               </w:rPr>
-              <w:t>Chấm công bằng GPS Geofencing + xác thực khuôn mặt, ngăn chấm công hộ</w:t>
+              <w:t>Chấm công bằng định vị GPS theo vùng kết hợp xác thực khuôn mặt, ngăn chấm công hộ</w:t>
             </w:r>
           </w:p>
         </w:tc>
@@ -5848,7 +5848,7 @@
           <w:color w:val="2E86AB"/>
           <w:sz w:val="26"/>
         </w:rPr>
-        <w:t>1.5. Yêu cầu Phi chức năng (Non-Functional Requirements)</w:t>
+        <w:t>1.5. Yêu cầu Phi chức năng</w:t>
       </w:r>
     </w:p>
     <w:p/>
@@ -5954,20 +5954,20 @@
               <w:rPr>
                 <w:sz w:val="22"/>
               </w:rPr>
-              <w:t>Phản hồi &lt; 3 giây trong điều kiện LAN, 20 người dùng đồng thời</w:t>
-            </w:r>
-          </w:p>
-        </w:tc>
-        <w:tc>
-          <w:tcPr>
-            <w:tcW w:type="dxa" w:w="3024"/>
-          </w:tcPr>
-          <w:p>
-            <w:r>
-              <w:rPr>
-                <w:sz w:val="22"/>
-              </w:rPr>
-              <w:t>Profiling tool</w:t>
+              <w:t>Phản hồi dưới 3 giây trong điều kiện LAN, 20 người dùng đồng thời</w:t>
+            </w:r>
+          </w:p>
+        </w:tc>
+        <w:tc>
+          <w:tcPr>
+            <w:tcW w:type="dxa" w:w="3024"/>
+          </w:tcPr>
+          <w:p>
+            <w:r>
+              <w:rPr>
+                <w:sz w:val="22"/>
+              </w:rPr>
+              <w:t>Công cụ phân tích hiệu năng</w:t>
             </w:r>
           </w:p>
         </w:tc>
@@ -5997,21 +5997,21 @@
               <w:rPr>
                 <w:sz w:val="22"/>
               </w:rPr>
-              <w:t>24/7; RTO &lt; 30 phút khi có sự cố</w:t>
-            </w:r>
-          </w:p>
-        </w:tc>
-        <w:tc>
-          <w:tcPr>
-            <w:tcW w:type="dxa" w:w="3024"/>
-            <w:shd w:val="clear" w:color="auto" w:fill="EBF4FB"/>
-          </w:tcPr>
-          <w:p>
-            <w:r>
-              <w:rPr>
-                <w:sz w:val="22"/>
-              </w:rPr>
-              <w:t>Uptime log</w:t>
+              <w:t>Hoạt động liên tục; thời gian phục hồi dưới 30 phút khi có sự cố</w:t>
+            </w:r>
+          </w:p>
+        </w:tc>
+        <w:tc>
+          <w:tcPr>
+            <w:tcW w:type="dxa" w:w="3024"/>
+            <w:shd w:val="clear" w:color="auto" w:fill="EBF4FB"/>
+          </w:tcPr>
+          <w:p>
+            <w:r>
+              <w:rPr>
+                <w:sz w:val="22"/>
+              </w:rPr>
+              <w:t>Nhật ký thời gian hoạt động</w:t>
             </w:r>
           </w:p>
         </w:tc>
@@ -6039,20 +6039,20 @@
               <w:rPr>
                 <w:sz w:val="22"/>
               </w:rPr>
-              <w:t>RBAC nghiêm ngặt; BCrypt hash; Audit Log ≥ 90 ngày</w:t>
-            </w:r>
-          </w:p>
-        </w:tc>
-        <w:tc>
-          <w:tcPr>
-            <w:tcW w:type="dxa" w:w="3024"/>
-          </w:tcPr>
-          <w:p>
-            <w:r>
-              <w:rPr>
-                <w:sz w:val="22"/>
-              </w:rPr>
-              <w:t>Penetration Test cơ bản</w:t>
+              <w:t>RBAC nghiêm ngặt; mật khẩu băm bằng BCrypt; nhật ký thao tác lưu ít nhất 90 ngày</w:t>
+            </w:r>
+          </w:p>
+        </w:tc>
+        <w:tc>
+          <w:tcPr>
+            <w:tcW w:type="dxa" w:w="3024"/>
+          </w:tcPr>
+          <w:p>
+            <w:r>
+              <w:rPr>
+                <w:sz w:val="22"/>
+              </w:rPr>
+              <w:t>Kiểm tra thâm nhập cơ bản</w:t>
             </w:r>
           </w:p>
         </w:tc>
@@ -6082,21 +6082,21 @@
               <w:rPr>
                 <w:sz w:val="22"/>
               </w:rPr>
-              <w:t>Nhân viên mới thành thạo chức năng cơ bản sau ≤ 2 giờ đào tạo</w:t>
-            </w:r>
-          </w:p>
-        </w:tc>
-        <w:tc>
-          <w:tcPr>
-            <w:tcW w:type="dxa" w:w="3024"/>
-            <w:shd w:val="clear" w:color="auto" w:fill="EBF4FB"/>
-          </w:tcPr>
-          <w:p>
-            <w:r>
-              <w:rPr>
-                <w:sz w:val="22"/>
-              </w:rPr>
-              <w:t>User Testing 5 người</w:t>
+              <w:t>Nhân viên mới thành thạo chức năng cơ bản sau không quá 2 giờ đào tạo</w:t>
+            </w:r>
+          </w:p>
+        </w:tc>
+        <w:tc>
+          <w:tcPr>
+            <w:tcW w:type="dxa" w:w="3024"/>
+            <w:shd w:val="clear" w:color="auto" w:fill="EBF4FB"/>
+          </w:tcPr>
+          <w:p>
+            <w:r>
+              <w:rPr>
+                <w:sz w:val="22"/>
+              </w:rPr>
+              <w:t>Kiểm thử người dùng với 5 người</w:t>
             </w:r>
           </w:p>
         </w:tc>
@@ -6167,7 +6167,7 @@
               <w:rPr>
                 <w:sz w:val="22"/>
               </w:rPr>
-              <w:t>Code Coverage ≥ 70%; tài liệu hóa đầy đủ</w:t>
+              <w:t>Độ bao phủ kiểm thử từ 70% trở lên; tài liệu hóa đầy đủ</w:t>
             </w:r>
           </w:p>
         </w:tc>
@@ -6299,7 +6299,7 @@
               <w:rPr>
                 <w:sz w:val="22"/>
               </w:rPr>
-              <w:t>Yêu cầu thay đổi giữa chừng (Scope Creep)</w:t>
+              <w:t>Yêu cầu thay đổi giữa chừng (phình phạm vi)</w:t>
             </w:r>
           </w:p>
         </w:tc>
@@ -6338,7 +6338,7 @@
               <w:rPr>
                 <w:sz w:val="22"/>
               </w:rPr>
-              <w:t>Use Case Specification làm tài liệu ký kết; Change Management</w:t>
+              <w:t>Đặc tả ca sử dụng làm tài liệu ký kết; quản lý thay đổi</w:t>
             </w:r>
           </w:p>
         </w:tc>
@@ -6396,7 +6396,7 @@
               <w:rPr>
                 <w:sz w:val="22"/>
               </w:rPr>
-              <w:t>Sinh Seed Data mô phỏng thực tế</w:t>
+              <w:t>Sinh dữ liệu mẫu mô phỏng thực tế</w:t>
             </w:r>
           </w:p>
         </w:tc>
@@ -6546,7 +6546,7 @@
           <w:i/>
           <w:color w:val="555555"/>
         </w:rPr>
-        <w:t>**Mục tiêu chương:** Trình bày kiến trúc triển khai 3 tầng và ERD chi tiết nhóm bảng UC04 (Nhân sự). Chiếm ~15% báo cáo.</w:t>
+        <w:t>**Mục tiêu chương:** Trình bày kiến trúc triển khai 3 tầng và lược đồ quan hệ thực thể chi tiết cho nhóm bảng UC04 (Nhân sự). Chiếm khoảng 15% báo cáo.</w:t>
       </w:r>
     </w:p>
     <w:p/>
@@ -6562,7 +6562,7 @@
           <w:color w:val="2E86AB"/>
           <w:sz w:val="26"/>
         </w:rPr>
-        <w:t>2.1. Kiến trúc Triển khai 3 Tầng (Three-Tier Architecture)</w:t>
+        <w:t>2.1. Kiến trúc Triển khai 3 Tầng</w:t>
       </w:r>
     </w:p>
     <w:p/>
@@ -6577,10 +6577,10 @@
         <w:rPr>
           <w:b/>
         </w:rPr>
-        <w:t>3 lớp (Three-Tier Architecture)</w:t>
-      </w:r>
-      <w:r>
-        <w:t xml:space="preserve"> nhằm tách biệt ba mối quan tâm: Hiển thị, Xử lý nghiệp vụ và Lưu trữ dữ liệu:</w:t>
+        <w:t>3 lớp</w:t>
+      </w:r>
+      <w:r>
+        <w:t xml:space="preserve"> nhằm tách biệt ba mối quan tâm: hiển thị, xử lý nghiệp vụ và lưu trữ dữ liệu:</w:t>
       </w:r>
     </w:p>
     <w:p/>
@@ -6591,7 +6591,7 @@
       <w:r>
         <w:drawing>
           <wp:inline xmlns:a="http://schemas.openxmlformats.org/drawingml/2006/main" xmlns:pic="http://schemas.openxmlformats.org/drawingml/2006/picture">
-            <wp:extent cx="4495464" cy="7315200"/>
+            <wp:extent cx="5669280" cy="3424021"/>
             <wp:docPr id="6" name="Picture 6"/>
             <wp:cNvGraphicFramePr>
               <a:graphicFrameLocks noChangeAspect="1"/>
@@ -6612,7 +6612,7 @@
                   <pic:spPr>
                     <a:xfrm>
                       <a:off x="0" y="0"/>
-                      <a:ext cx="4495464" cy="7315200"/>
+                      <a:ext cx="5669280" cy="3424021"/>
                     </a:xfrm>
                     <a:prstGeom prst="rect"/>
                   </pic:spPr>
@@ -6650,7 +6650,7 @@
           <w:color w:val="2E86AB"/>
           <w:sz w:val="26"/>
         </w:rPr>
-        <w:t>2.2. Quyết định Kiến trúc và Đánh đổi (Trade-offs)</w:t>
+        <w:t>2.2. Quyết định Kiến trúc và Đánh đổi</w:t>
       </w:r>
     </w:p>
     <w:p/>
@@ -6810,7 +6810,7 @@
               <w:rPr>
                 <w:sz w:val="22"/>
               </w:rPr>
-              <w:t>LAN nội bộ (On-premise)</w:t>
+              <w:t>LAN nội bộ (triển khai tại chỗ)</w:t>
             </w:r>
           </w:p>
         </w:tc>
@@ -6852,35 +6852,35 @@
               <w:rPr>
                 <w:sz w:val="22"/>
               </w:rPr>
-              <w:t>Windows Desktop App</w:t>
-            </w:r>
-          </w:p>
-        </w:tc>
-        <w:tc>
-          <w:tcPr>
-            <w:tcW w:type="dxa" w:w="3024"/>
-            <w:shd w:val="clear" w:color="auto" w:fill="EBF4FB"/>
-          </w:tcPr>
-          <w:p>
-            <w:r>
-              <w:rPr>
-                <w:sz w:val="22"/>
-              </w:rPr>
-              <w:t>Tương thích POS; driver máy in ổn định</w:t>
-            </w:r>
-          </w:p>
-        </w:tc>
-        <w:tc>
-          <w:tcPr>
-            <w:tcW w:type="dxa" w:w="3024"/>
-            <w:shd w:val="clear" w:color="auto" w:fill="EBF4FB"/>
-          </w:tcPr>
-          <w:p>
-            <w:r>
-              <w:rPr>
-                <w:sz w:val="22"/>
-              </w:rPr>
-              <w:t>Khó multi-platform</w:t>
+              <w:t>Ứng dụng máy tính trên Windows</w:t>
+            </w:r>
+          </w:p>
+        </w:tc>
+        <w:tc>
+          <w:tcPr>
+            <w:tcW w:type="dxa" w:w="3024"/>
+            <w:shd w:val="clear" w:color="auto" w:fill="EBF4FB"/>
+          </w:tcPr>
+          <w:p>
+            <w:r>
+              <w:rPr>
+                <w:sz w:val="22"/>
+              </w:rPr>
+              <w:t>Tương thích POS; trình điều khiển máy in ổn định</w:t>
+            </w:r>
+          </w:p>
+        </w:tc>
+        <w:tc>
+          <w:tcPr>
+            <w:tcW w:type="dxa" w:w="3024"/>
+            <w:shd w:val="clear" w:color="auto" w:fill="EBF4FB"/>
+          </w:tcPr>
+          <w:p>
+            <w:r>
+              <w:rPr>
+                <w:sz w:val="22"/>
+              </w:rPr>
+              <w:t>Khó hỗ trợ đa nền tảng</w:t>
             </w:r>
           </w:p>
         </w:tc>
@@ -6911,7 +6911,7 @@
         <w:t>TLS 1.2+:</w:t>
       </w:r>
       <w:r>
-        <w:t xml:space="preserve"> Mã hóa toàn bộ giao tiếp Client ↔ API Server.</w:t>
+        <w:t xml:space="preserve"> Mã hóa toàn bộ giao tiếp giữa thiết bị khách và máy chủ API.</w:t>
       </w:r>
     </w:p>
     <w:p>
@@ -6923,10 +6923,10 @@
         <w:rPr>
           <w:b/>
         </w:rPr>
-        <w:t>Database Firewall:</w:t>
-      </w:r>
-      <w:r>
-        <w:t xml:space="preserve"> Chỉ Application Server kết nối được Database; Client không truy cập trực tiếp.</w:t>
+        <w:t>Tường lửa cơ sở dữ liệu:</w:t>
+      </w:r>
+      <w:r>
+        <w:t xml:space="preserve"> Chỉ máy chủ ứng dụng được kết nối tới cơ sở dữ liệu; thiết bị khách không truy cập trực tiếp.</w:t>
       </w:r>
     </w:p>
     <w:p>
@@ -6938,10 +6938,10 @@
         <w:rPr>
           <w:b/>
         </w:rPr>
-        <w:t>Audit Log:</w:t>
-      </w:r>
-      <w:r>
-        <w:t xml:space="preserve"> Mọi thao tác thêm/sửa/xóa ghi vào </w:t>
+        <w:t>Nhật ký thao tác:</w:t>
+      </w:r>
+      <w:r>
+        <w:t xml:space="preserve"> Mọi thao tác thêm/sửa/xóa được ghi vào </w:t>
       </w:r>
       <w:r>
         <w:rPr>
@@ -6952,7 +6952,7 @@
         <w:t>audit_log</w:t>
       </w:r>
       <w:r>
-        <w:t xml:space="preserve"> với timestamp và mã nhân viên.</w:t>
+        <w:t xml:space="preserve"> kèm thời điểm và mã nhân viên.</w:t>
       </w:r>
     </w:p>
     <w:p/>
@@ -7280,7 +7280,7 @@
           <w:i/>
           <w:color w:val="555555"/>
         </w:rPr>
-        <w:t>**Nguyên tắc Snapshot:** Mức lương theo ca tại thời điểm chốt công được lưu cố định cùng kỳ tính lương — đảm bảo lịch sử tài chính không đổi khi đơn giá ca được điều chỉnh.</w:t>
+        <w:t>**Nguyên tắc chụp ảnh dữ liệu tại thời điểm chốt công:** Mức lương theo ca tại thời điểm chốt công được lưu cố định cùng kỳ tính lương, bảo đảm lịch sử tài chính không đổi khi đơn giá ca được điều chỉnh.</w:t>
       </w:r>
     </w:p>
     <w:p/>
@@ -7314,7 +7314,7 @@
         <w:t>tách biệt hoàn toàn</w:t>
       </w:r>
       <w:r>
-        <w:t xml:space="preserve"> dữ liệu kế hoạch (Planning) khỏi dữ liệu thực tế (Actual), tương tự mô hình Planning vs. Actuals phổ biến trong kế toán quản trị:</w:t>
+        <w:t xml:space="preserve"> dữ liệu kế hoạch khỏi dữ liệu thực tế, tương tự mô hình đối chiếu kế hoạch và thực tế phổ biến trong kế toán quản trị:</w:t>
       </w:r>
     </w:p>
     <w:p/>
@@ -7325,7 +7325,7 @@
       <w:r>
         <w:drawing>
           <wp:inline xmlns:a="http://schemas.openxmlformats.org/drawingml/2006/main" xmlns:pic="http://schemas.openxmlformats.org/drawingml/2006/picture">
-            <wp:extent cx="5084900" cy="7315200"/>
+            <wp:extent cx="4039737" cy="7315200"/>
             <wp:docPr id="7" name="Picture 7"/>
             <wp:cNvGraphicFramePr>
               <a:graphicFrameLocks noChangeAspect="1"/>
@@ -7346,7 +7346,7 @@
                   <pic:spPr>
                     <a:xfrm>
                       <a:off x="0" y="0"/>
-                      <a:ext cx="5084900" cy="7315200"/>
+                      <a:ext cx="4039737" cy="7315200"/>
                     </a:xfrm>
                     <a:prstGeom prst="rect"/>
                   </pic:spPr>
@@ -7396,7 +7396,7 @@
           <w:color w:val="2E86AB"/>
           <w:sz w:val="26"/>
         </w:rPr>
-        <w:t>2.5. Business Rules tầng CSDL — UC04</w:t>
+        <w:t>2.5. Quy tắc nghiệp vụ tầng CSDL — UC04</w:t>
       </w:r>
     </w:p>
     <w:p/>
@@ -7527,7 +7527,7 @@
               <w:rPr>
                 <w:sz w:val="22"/>
               </w:rPr>
-              <w:t>Chỉ Check-out sau khi đã Check-in</w:t>
+              <w:t>Chỉ kết thúc ca sau khi đã vào ca</w:t>
             </w:r>
           </w:p>
         </w:tc>
@@ -7612,7 +7612,7 @@
               <w:rPr>
                 <w:sz w:val="22"/>
               </w:rPr>
-              <w:t>Giờ làm tối đa 16h/ca; nếu vượt → đánh dấu xem xét thủ công</w:t>
+              <w:t>Giờ làm tối đa 16h/ca; nếu vượt thì đánh dấu xem xét thủ công</w:t>
             </w:r>
           </w:p>
         </w:tc>
@@ -7667,7 +7667,7 @@
               <w:rPr>
                 <w:sz w:val="22"/>
               </w:rPr>
-              <w:t>Ràng buộc ENUM / validation tại bảng shift_template và shift</w:t>
+              <w:t>Ràng buộc ENUM hoặc kiểm tra hợp lệ tại bảng shift_template và shift</w:t>
             </w:r>
           </w:p>
         </w:tc>
@@ -8788,7 +8788,7 @@
       <w:r>
         <w:drawing>
           <wp:inline xmlns:a="http://schemas.openxmlformats.org/drawingml/2006/main" xmlns:pic="http://schemas.openxmlformats.org/drawingml/2006/picture">
-            <wp:extent cx="5669280" cy="4538654"/>
+            <wp:extent cx="5669280" cy="2487480"/>
             <wp:docPr id="9" name="Picture 9"/>
             <wp:cNvGraphicFramePr>
               <a:graphicFrameLocks noChangeAspect="1"/>
@@ -8809,7 +8809,7 @@
                   <pic:spPr>
                     <a:xfrm>
                       <a:off x="0" y="0"/>
-                      <a:ext cx="5669280" cy="4538654"/>
+                      <a:ext cx="5669280" cy="2487480"/>
                     </a:xfrm>
                     <a:prstGeom prst="rect"/>
                   </pic:spPr>
@@ -9253,7 +9253,7 @@
               <w:rPr>
                 <w:sz w:val="22"/>
               </w:rPr>
-              <w:t>Truy cập menu Nhân sự → Thêm nhân viên</w:t>
+              <w:t>Truy cập menu Nhân sự &gt; Thêm nhân viên</w:t>
             </w:r>
           </w:p>
         </w:tc>
@@ -10055,7 +10055,7 @@
               <w:rPr>
                 <w:sz w:val="22"/>
               </w:rPr>
-              <w:t>Manager chọn nhân viên → Đặt lại mật khẩu</w:t>
+              <w:t>Manager chọn nhân viên, sau đó chọn Đặt lại mật khẩu</w:t>
             </w:r>
           </w:p>
         </w:tc>
@@ -10479,7 +10479,7 @@
               <w:rPr>
                 <w:sz w:val="22"/>
               </w:rPr>
-              <w:t>✔</w:t>
+              <w:t>Co</w:t>
             </w:r>
           </w:p>
         </w:tc>
@@ -10492,7 +10492,7 @@
               <w:rPr>
                 <w:sz w:val="22"/>
               </w:rPr>
-              <w:t>✘</w:t>
+              <w:t>Khong</w:t>
             </w:r>
           </w:p>
         </w:tc>
@@ -10505,7 +10505,7 @@
               <w:rPr>
                 <w:sz w:val="22"/>
               </w:rPr>
-              <w:t>✘</w:t>
+              <w:t>Khong</w:t>
             </w:r>
           </w:p>
         </w:tc>
@@ -10535,7 +10535,7 @@
               <w:rPr>
                 <w:sz w:val="22"/>
               </w:rPr>
-              <w:t>✔</w:t>
+              <w:t>Co</w:t>
             </w:r>
           </w:p>
         </w:tc>
@@ -10549,7 +10549,7 @@
               <w:rPr>
                 <w:sz w:val="22"/>
               </w:rPr>
-              <w:t>✘</w:t>
+              <w:t>Khong</w:t>
             </w:r>
           </w:p>
         </w:tc>
@@ -10563,7 +10563,7 @@
               <w:rPr>
                 <w:sz w:val="22"/>
               </w:rPr>
-              <w:t>✘</w:t>
+              <w:t>Khong</w:t>
             </w:r>
           </w:p>
         </w:tc>
@@ -10591,7 +10591,7 @@
               <w:rPr>
                 <w:sz w:val="22"/>
               </w:rPr>
-              <w:t>✔</w:t>
+              <w:t>Co</w:t>
             </w:r>
           </w:p>
         </w:tc>
@@ -10604,7 +10604,7 @@
               <w:rPr>
                 <w:sz w:val="22"/>
               </w:rPr>
-              <w:t>✘</w:t>
+              <w:t>Khong</w:t>
             </w:r>
           </w:p>
         </w:tc>
@@ -10617,7 +10617,7 @@
               <w:rPr>
                 <w:sz w:val="22"/>
               </w:rPr>
-              <w:t>✘</w:t>
+              <w:t>Khong</w:t>
             </w:r>
           </w:p>
         </w:tc>
@@ -10647,7 +10647,7 @@
               <w:rPr>
                 <w:sz w:val="22"/>
               </w:rPr>
-              <w:t>✔</w:t>
+              <w:t>Co</w:t>
             </w:r>
           </w:p>
         </w:tc>
@@ -10661,7 +10661,7 @@
               <w:rPr>
                 <w:sz w:val="22"/>
               </w:rPr>
-              <w:t>✔</w:t>
+              <w:t>Co</w:t>
             </w:r>
           </w:p>
         </w:tc>
@@ -10675,7 +10675,7 @@
               <w:rPr>
                 <w:sz w:val="22"/>
               </w:rPr>
-              <w:t>✔</w:t>
+              <w:t>Co</w:t>
             </w:r>
           </w:p>
         </w:tc>
@@ -10703,7 +10703,7 @@
               <w:rPr>
                 <w:sz w:val="22"/>
               </w:rPr>
-              <w:t>✔</w:t>
+              <w:t>Co</w:t>
             </w:r>
           </w:p>
         </w:tc>
@@ -10716,7 +10716,7 @@
               <w:rPr>
                 <w:sz w:val="22"/>
               </w:rPr>
-              <w:t>✔ (bản thân)</w:t>
+              <w:t>Co (bản thân)</w:t>
             </w:r>
           </w:p>
         </w:tc>
@@ -10729,7 +10729,7 @@
               <w:rPr>
                 <w:sz w:val="22"/>
               </w:rPr>
-              <w:t>✔ (bản thân)</w:t>
+              <w:t>Co (bản thân)</w:t>
             </w:r>
           </w:p>
         </w:tc>
@@ -10759,7 +10759,7 @@
               <w:rPr>
                 <w:sz w:val="22"/>
               </w:rPr>
-              <w:t>✔</w:t>
+              <w:t>Co</w:t>
             </w:r>
           </w:p>
         </w:tc>
@@ -10773,7 +10773,7 @@
               <w:rPr>
                 <w:sz w:val="22"/>
               </w:rPr>
-              <w:t>✘</w:t>
+              <w:t>Khong</w:t>
             </w:r>
           </w:p>
         </w:tc>
@@ -10787,7 +10787,7 @@
               <w:rPr>
                 <w:sz w:val="22"/>
               </w:rPr>
-              <w:t>✘</w:t>
+              <w:t>Khong</w:t>
             </w:r>
           </w:p>
         </w:tc>
@@ -10815,7 +10815,7 @@
               <w:rPr>
                 <w:sz w:val="22"/>
               </w:rPr>
-              <w:t>✔</w:t>
+              <w:t>Co</w:t>
             </w:r>
           </w:p>
         </w:tc>
@@ -10828,7 +10828,7 @@
               <w:rPr>
                 <w:sz w:val="22"/>
               </w:rPr>
-              <w:t>✔</w:t>
+              <w:t>Co</w:t>
             </w:r>
           </w:p>
         </w:tc>
@@ -10841,7 +10841,7 @@
               <w:rPr>
                 <w:sz w:val="22"/>
               </w:rPr>
-              <w:t>✔</w:t>
+              <w:t>Co</w:t>
             </w:r>
           </w:p>
         </w:tc>
@@ -10871,7 +10871,7 @@
               <w:rPr>
                 <w:sz w:val="22"/>
               </w:rPr>
-              <w:t>✔</w:t>
+              <w:t>Co</w:t>
             </w:r>
           </w:p>
         </w:tc>
@@ -10885,7 +10885,7 @@
               <w:rPr>
                 <w:sz w:val="22"/>
               </w:rPr>
-              <w:t>✔</w:t>
+              <w:t>Co</w:t>
             </w:r>
           </w:p>
         </w:tc>
@@ -10899,7 +10899,7 @@
               <w:rPr>
                 <w:sz w:val="22"/>
               </w:rPr>
-              <w:t>✘</w:t>
+              <w:t>Khong</w:t>
             </w:r>
           </w:p>
         </w:tc>
@@ -10927,7 +10927,7 @@
               <w:rPr>
                 <w:sz w:val="22"/>
               </w:rPr>
-              <w:t>✔</w:t>
+              <w:t>Co</w:t>
             </w:r>
           </w:p>
         </w:tc>
@@ -10940,7 +10940,7 @@
               <w:rPr>
                 <w:sz w:val="22"/>
               </w:rPr>
-              <w:t>✘</w:t>
+              <w:t>Khong</w:t>
             </w:r>
           </w:p>
         </w:tc>
@@ -10953,7 +10953,7 @@
               <w:rPr>
                 <w:sz w:val="22"/>
               </w:rPr>
-              <w:t>✘</w:t>
+              <w:t>Khong</w:t>
             </w:r>
           </w:p>
         </w:tc>
@@ -10983,7 +10983,7 @@
               <w:rPr>
                 <w:sz w:val="22"/>
               </w:rPr>
-              <w:t>✔</w:t>
+              <w:t>Co</w:t>
             </w:r>
           </w:p>
         </w:tc>
@@ -10997,7 +10997,7 @@
               <w:rPr>
                 <w:sz w:val="22"/>
               </w:rPr>
-              <w:t>✘</w:t>
+              <w:t>Khong</w:t>
             </w:r>
           </w:p>
         </w:tc>
@@ -11011,7 +11011,7 @@
               <w:rPr>
                 <w:sz w:val="22"/>
               </w:rPr>
-              <w:t>✘</w:t>
+              <w:t>Khong</w:t>
             </w:r>
           </w:p>
         </w:tc>
@@ -11060,7 +11060,7 @@
       <w:r>
         <w:drawing>
           <wp:inline xmlns:a="http://schemas.openxmlformats.org/drawingml/2006/main" xmlns:pic="http://schemas.openxmlformats.org/drawingml/2006/picture">
-            <wp:extent cx="5669280" cy="4063618"/>
+            <wp:extent cx="5669280" cy="3830236"/>
             <wp:docPr id="10" name="Picture 10"/>
             <wp:cNvGraphicFramePr>
               <a:graphicFrameLocks noChangeAspect="1"/>
@@ -11081,7 +11081,7 @@
                   <pic:spPr>
                     <a:xfrm>
                       <a:off x="0" y="0"/>
-                      <a:ext cx="5669280" cy="4063618"/>
+                      <a:ext cx="5669280" cy="3830236"/>
                     </a:xfrm>
                     <a:prstGeom prst="rect"/>
                   </pic:spPr>
@@ -11898,7 +11898,7 @@
               <w:rPr>
                 <w:sz w:val="22"/>
               </w:rPr>
-              <w:t>Hiển thị cảnh báo: _"Bạn Check-in sớm. Xác nhận ghi nhận?"_ → Nhân viên xác nhận</w:t>
+              <w:t>Hiển thị cảnh báo: _"Bạn Check-in sớm. Xác nhận ghi nhận?"_ và chờ nhân viên xác nhận</w:t>
             </w:r>
           </w:p>
         </w:tc>
@@ -12361,7 +12361,7 @@
         <w:pStyle w:val="ListNumber"/>
       </w:pPr>
       <w:r>
-        <w:t xml:space="preserve">Sau khi phê duyệt → tạo </w:t>
+        <w:t xml:space="preserve">Sau khi phê duyệt, tạo </w:t>
       </w:r>
       <w:r>
         <w:rPr>
@@ -12426,7 +12426,7 @@
       <w:r>
         <w:drawing>
           <wp:inline xmlns:a="http://schemas.openxmlformats.org/drawingml/2006/main" xmlns:pic="http://schemas.openxmlformats.org/drawingml/2006/picture">
-            <wp:extent cx="5669280" cy="2774006"/>
+            <wp:extent cx="5669280" cy="5063324"/>
             <wp:docPr id="11" name="Picture 11"/>
             <wp:cNvGraphicFramePr>
               <a:graphicFrameLocks noChangeAspect="1"/>
@@ -12447,7 +12447,7 @@
                   <pic:spPr>
                     <a:xfrm>
                       <a:off x="0" y="0"/>
-                      <a:ext cx="5669280" cy="2774006"/>
+                      <a:ext cx="5669280" cy="5063324"/>
                     </a:xfrm>
                     <a:prstGeom prst="rect"/>
                   </pic:spPr>
@@ -12659,7 +12659,7 @@
       <w:r>
         <w:drawing>
           <wp:inline xmlns:a="http://schemas.openxmlformats.org/drawingml/2006/main" xmlns:pic="http://schemas.openxmlformats.org/drawingml/2006/picture">
-            <wp:extent cx="5669280" cy="2999573"/>
+            <wp:extent cx="5669280" cy="3559963"/>
             <wp:docPr id="12" name="Picture 12"/>
             <wp:cNvGraphicFramePr>
               <a:graphicFrameLocks noChangeAspect="1"/>
@@ -12680,7 +12680,7 @@
                   <pic:spPr>
                     <a:xfrm>
                       <a:off x="0" y="0"/>
-                      <a:ext cx="5669280" cy="2999573"/>
+                      <a:ext cx="5669280" cy="3559963"/>
                     </a:xfrm>
                     <a:prstGeom prst="rect"/>
                   </pic:spPr>
@@ -12904,72 +12904,10 @@
     <w:p/>
     <w:p>
       <w:pPr>
-        <w:shd w:val="clear" w:color="auto" w:fill="F4F4F4"/>
-        <w:spacing w:before="0" w:after="0"/>
-      </w:pPr>
-      <w:r>
-        <w:rPr>
-          <w:rFonts w:ascii="Courier New" w:hAnsi="Courier New"/>
-          <w:color w:val="333333"/>
-          <w:sz w:val="18"/>
-        </w:rPr>
-        <w:t>[Nhân viên mở app] → [GPS check: trong vùng?]</w:t>
-      </w:r>
-    </w:p>
-    <w:p>
-      <w:pPr>
-        <w:shd w:val="clear" w:color="auto" w:fill="F4F4F4"/>
-        <w:spacing w:before="0" w:after="0"/>
-      </w:pPr>
-      <w:r>
-        <w:rPr>
-          <w:rFonts w:ascii="Courier New" w:hAnsi="Courier New"/>
-          <w:color w:val="333333"/>
-          <w:sz w:val="18"/>
-        </w:rPr>
-        <w:t xml:space="preserve">    → Không: từ chối, ghi log cảnh báo</w:t>
-      </w:r>
-    </w:p>
-    <w:p>
-      <w:pPr>
-        <w:shd w:val="clear" w:color="auto" w:fill="F4F4F4"/>
-        <w:spacing w:before="0" w:after="0"/>
-      </w:pPr>
-      <w:r>
-        <w:rPr>
-          <w:rFonts w:ascii="Courier New" w:hAnsi="Courier New"/>
-          <w:color w:val="333333"/>
-          <w:sz w:val="18"/>
-        </w:rPr>
-        <w:t xml:space="preserve">    → Có: [FaceID / Chụp selfie]</w:t>
-      </w:r>
-    </w:p>
-    <w:p>
-      <w:pPr>
-        <w:shd w:val="clear" w:color="auto" w:fill="F4F4F4"/>
-        <w:spacing w:before="0" w:after="0"/>
-      </w:pPr>
-      <w:r>
-        <w:rPr>
-          <w:rFonts w:ascii="Courier New" w:hAnsi="Courier New"/>
-          <w:color w:val="333333"/>
-          <w:sz w:val="18"/>
-        </w:rPr>
-        <w:t xml:space="preserve">        → Không khớp (&lt; 90%): từ chối, thông báo Quản lý</w:t>
-      </w:r>
-    </w:p>
-    <w:p>
-      <w:pPr>
-        <w:shd w:val="clear" w:color="auto" w:fill="F4F4F4"/>
-        <w:spacing w:before="0" w:after="0"/>
-      </w:pPr>
-      <w:r>
-        <w:rPr>
-          <w:rFonts w:ascii="Courier New" w:hAnsi="Courier New"/>
-          <w:color w:val="333333"/>
-          <w:sz w:val="18"/>
-        </w:rPr>
-        <w:t xml:space="preserve">        → Khớp (≥ 90%): Ghi nhận Check-in thành công + lưu ảnh bằng chứng</w:t>
+        <w:spacing w:after="80"/>
+      </w:pPr>
+      <w:r>
+        <w:t>Xem sơ đồ Mermaid ở trên cho cùng luồng xác thực hai lớp.</w:t>
       </w:r>
     </w:p>
     <w:p/>
@@ -13856,7 +13794,7 @@
       <w:r>
         <w:drawing>
           <wp:inline xmlns:a="http://schemas.openxmlformats.org/drawingml/2006/main" xmlns:pic="http://schemas.openxmlformats.org/drawingml/2006/picture">
-            <wp:extent cx="3838393" cy="7315200"/>
+            <wp:extent cx="4039737" cy="7315200"/>
             <wp:docPr id="13" name="Picture 13"/>
             <wp:cNvGraphicFramePr>
               <a:graphicFrameLocks noChangeAspect="1"/>
@@ -13877,7 +13815,7 @@
                   <pic:spPr>
                     <a:xfrm>
                       <a:off x="0" y="0"/>
-                      <a:ext cx="3838393" cy="7315200"/>
+                      <a:ext cx="4039737" cy="7315200"/>
                     </a:xfrm>
                     <a:prstGeom prst="rect"/>
                   </pic:spPr>
@@ -14128,7 +14066,7 @@
               <w:rPr>
                 <w:sz w:val="22"/>
               </w:rPr>
-              <w:t>Giờ làm tối đa 16 giờ/ca; nếu vượt → đánh dấu cần xem xét thủ công</w:t>
+              <w:t>Giờ làm tối đa 16 giờ/ca; nếu vượt thì đánh dấu cần xem xét thủ công</w:t>
             </w:r>
           </w:p>
         </w:tc>
@@ -14421,7 +14359,7 @@
               <w:rPr>
                 <w:sz w:val="22"/>
               </w:rPr>
-              <w:t>Giờ làm tối đa 16 giờ/ca; nếu vượt → đánh dấu cần xem xét thủ công</w:t>
+              <w:t>Giờ làm tối đa 16 giờ/ca; nếu vượt thì đánh dấu cần xem xét thủ công</w:t>
             </w:r>
           </w:p>
         </w:tc>
@@ -14875,7 +14813,7 @@
       <w:r>
         <w:drawing>
           <wp:inline xmlns:a="http://schemas.openxmlformats.org/drawingml/2006/main" xmlns:pic="http://schemas.openxmlformats.org/drawingml/2006/picture">
-            <wp:extent cx="3568390" cy="7315200"/>
+            <wp:extent cx="5669280" cy="3830236"/>
             <wp:docPr id="14" name="Picture 14"/>
             <wp:cNvGraphicFramePr>
               <a:graphicFrameLocks noChangeAspect="1"/>
@@ -14884,11 +14822,11 @@
               <a:graphicData uri="http://schemas.openxmlformats.org/drawingml/2006/picture">
                 <pic:pic>
                   <pic:nvPicPr>
-                    <pic:cNvPr id="0" name="diagram_009.png"/>
+                    <pic:cNvPr id="0" name="diagram_005.png"/>
                     <pic:cNvPicPr/>
                   </pic:nvPicPr>
                   <pic:blipFill>
-                    <a:blip r:embed="rId22"/>
+                    <a:blip r:embed="rId18"/>
                     <a:stretch>
                       <a:fillRect/>
                     </a:stretch>
@@ -14896,7 +14834,7 @@
                   <pic:spPr>
                     <a:xfrm>
                       <a:off x="0" y="0"/>
-                      <a:ext cx="3568390" cy="7315200"/>
+                      <a:ext cx="5669280" cy="3830236"/>
                     </a:xfrm>
                     <a:prstGeom prst="rect"/>
                   </pic:spPr>
@@ -15049,7 +14987,7 @@
       <w:r>
         <w:drawing>
           <wp:inline xmlns:a="http://schemas.openxmlformats.org/drawingml/2006/main" xmlns:pic="http://schemas.openxmlformats.org/drawingml/2006/picture">
-            <wp:extent cx="3866994" cy="7315200"/>
+            <wp:extent cx="5669280" cy="6037415"/>
             <wp:docPr id="15" name="Picture 15"/>
             <wp:cNvGraphicFramePr>
               <a:graphicFrameLocks noChangeAspect="1"/>
@@ -15062,7 +15000,7 @@
                     <pic:cNvPicPr/>
                   </pic:nvPicPr>
                   <pic:blipFill>
-                    <a:blip r:embed="rId23"/>
+                    <a:blip r:embed="rId22"/>
                     <a:stretch>
                       <a:fillRect/>
                     </a:stretch>
@@ -15070,7 +15008,7 @@
                   <pic:spPr>
                     <a:xfrm>
                       <a:off x="0" y="0"/>
-                      <a:ext cx="3866994" cy="7315200"/>
+                      <a:ext cx="5669280" cy="6037415"/>
                     </a:xfrm>
                     <a:prstGeom prst="rect"/>
                   </pic:spPr>
@@ -15119,7 +15057,7 @@
       <w:r>
         <w:drawing>
           <wp:inline xmlns:a="http://schemas.openxmlformats.org/drawingml/2006/main" xmlns:pic="http://schemas.openxmlformats.org/drawingml/2006/picture">
-            <wp:extent cx="2077758" cy="7315200"/>
+            <wp:extent cx="3893805" cy="7315200"/>
             <wp:docPr id="16" name="Picture 16"/>
             <wp:cNvGraphicFramePr>
               <a:graphicFrameLocks noChangeAspect="1"/>
@@ -15132,7 +15070,7 @@
                     <pic:cNvPicPr/>
                   </pic:nvPicPr>
                   <pic:blipFill>
-                    <a:blip r:embed="rId24"/>
+                    <a:blip r:embed="rId23"/>
                     <a:stretch>
                       <a:fillRect/>
                     </a:stretch>
@@ -15140,7 +15078,7 @@
                   <pic:spPr>
                     <a:xfrm>
                       <a:off x="0" y="0"/>
-                      <a:ext cx="2077758" cy="7315200"/>
+                      <a:ext cx="3893805" cy="7315200"/>
                     </a:xfrm>
                     <a:prstGeom prst="rect"/>
                   </pic:spPr>
@@ -15240,7 +15178,7 @@
       <w:r>
         <w:drawing>
           <wp:inline xmlns:a="http://schemas.openxmlformats.org/drawingml/2006/main" xmlns:pic="http://schemas.openxmlformats.org/drawingml/2006/picture">
-            <wp:extent cx="2077758" cy="7315200"/>
+            <wp:extent cx="5669280" cy="2487480"/>
             <wp:docPr id="17" name="Picture 17"/>
             <wp:cNvGraphicFramePr>
               <a:graphicFrameLocks noChangeAspect="1"/>
@@ -15249,11 +15187,11 @@
               <a:graphicData uri="http://schemas.openxmlformats.org/drawingml/2006/picture">
                 <pic:pic>
                   <pic:nvPicPr>
-                    <pic:cNvPr id="0" name="diagram_011.png"/>
+                    <pic:cNvPr id="0" name="diagram_004.png"/>
                     <pic:cNvPicPr/>
                   </pic:nvPicPr>
                   <pic:blipFill>
-                    <a:blip r:embed="rId24"/>
+                    <a:blip r:embed="rId17"/>
                     <a:stretch>
                       <a:fillRect/>
                     </a:stretch>
@@ -15261,7 +15199,7 @@
                   <pic:spPr>
                     <a:xfrm>
                       <a:off x="0" y="0"/>
-                      <a:ext cx="2077758" cy="7315200"/>
+                      <a:ext cx="5669280" cy="2487480"/>
                     </a:xfrm>
                     <a:prstGeom prst="rect"/>
                   </pic:spPr>
@@ -15705,7 +15643,7 @@
               <w:rPr>
                 <w:sz w:val="22"/>
               </w:rPr>
-              <w:t>Truy cập menu Nhân sự → Thêm nhân viên</w:t>
+              <w:t>Truy cập menu Nhân sự &gt; Thêm nhân viên</w:t>
             </w:r>
           </w:p>
         </w:tc>
@@ -16507,7 +16445,7 @@
               <w:rPr>
                 <w:sz w:val="22"/>
               </w:rPr>
-              <w:t>Manager chọn nhân viên → Đặt lại mật khẩu</w:t>
+              <w:t>Manager chọn nhân viên, sau đó chọn Đặt lại mật khẩu</w:t>
             </w:r>
           </w:p>
         </w:tc>
@@ -16931,7 +16869,7 @@
               <w:rPr>
                 <w:sz w:val="22"/>
               </w:rPr>
-              <w:t>✔</w:t>
+              <w:t>Co</w:t>
             </w:r>
           </w:p>
         </w:tc>
@@ -16944,7 +16882,7 @@
               <w:rPr>
                 <w:sz w:val="22"/>
               </w:rPr>
-              <w:t>✘</w:t>
+              <w:t>Khong</w:t>
             </w:r>
           </w:p>
         </w:tc>
@@ -16957,7 +16895,7 @@
               <w:rPr>
                 <w:sz w:val="22"/>
               </w:rPr>
-              <w:t>✘</w:t>
+              <w:t>Khong</w:t>
             </w:r>
           </w:p>
         </w:tc>
@@ -16987,7 +16925,7 @@
               <w:rPr>
                 <w:sz w:val="22"/>
               </w:rPr>
-              <w:t>✔</w:t>
+              <w:t>Co</w:t>
             </w:r>
           </w:p>
         </w:tc>
@@ -17001,7 +16939,7 @@
               <w:rPr>
                 <w:sz w:val="22"/>
               </w:rPr>
-              <w:t>✘</w:t>
+              <w:t>Khong</w:t>
             </w:r>
           </w:p>
         </w:tc>
@@ -17015,7 +16953,7 @@
               <w:rPr>
                 <w:sz w:val="22"/>
               </w:rPr>
-              <w:t>✘</w:t>
+              <w:t>Khong</w:t>
             </w:r>
           </w:p>
         </w:tc>
@@ -17043,7 +16981,7 @@
               <w:rPr>
                 <w:sz w:val="22"/>
               </w:rPr>
-              <w:t>✔</w:t>
+              <w:t>Co</w:t>
             </w:r>
           </w:p>
         </w:tc>
@@ -17056,7 +16994,7 @@
               <w:rPr>
                 <w:sz w:val="22"/>
               </w:rPr>
-              <w:t>✘</w:t>
+              <w:t>Khong</w:t>
             </w:r>
           </w:p>
         </w:tc>
@@ -17069,7 +17007,7 @@
               <w:rPr>
                 <w:sz w:val="22"/>
               </w:rPr>
-              <w:t>✘</w:t>
+              <w:t>Khong</w:t>
             </w:r>
           </w:p>
         </w:tc>
@@ -17099,7 +17037,7 @@
               <w:rPr>
                 <w:sz w:val="22"/>
               </w:rPr>
-              <w:t>✔</w:t>
+              <w:t>Co</w:t>
             </w:r>
           </w:p>
         </w:tc>
@@ -17113,7 +17051,7 @@
               <w:rPr>
                 <w:sz w:val="22"/>
               </w:rPr>
-              <w:t>✔</w:t>
+              <w:t>Co</w:t>
             </w:r>
           </w:p>
         </w:tc>
@@ -17127,7 +17065,7 @@
               <w:rPr>
                 <w:sz w:val="22"/>
               </w:rPr>
-              <w:t>✔</w:t>
+              <w:t>Co</w:t>
             </w:r>
           </w:p>
         </w:tc>
@@ -17155,7 +17093,7 @@
               <w:rPr>
                 <w:sz w:val="22"/>
               </w:rPr>
-              <w:t>✔</w:t>
+              <w:t>Co</w:t>
             </w:r>
           </w:p>
         </w:tc>
@@ -17168,7 +17106,7 @@
               <w:rPr>
                 <w:sz w:val="22"/>
               </w:rPr>
-              <w:t>✔ (bản thân)</w:t>
+              <w:t>Co (bản thân)</w:t>
             </w:r>
           </w:p>
         </w:tc>
@@ -17181,7 +17119,7 @@
               <w:rPr>
                 <w:sz w:val="22"/>
               </w:rPr>
-              <w:t>✔ (bản thân)</w:t>
+              <w:t>Co (bản thân)</w:t>
             </w:r>
           </w:p>
         </w:tc>
@@ -17211,7 +17149,7 @@
               <w:rPr>
                 <w:sz w:val="22"/>
               </w:rPr>
-              <w:t>✔</w:t>
+              <w:t>Co</w:t>
             </w:r>
           </w:p>
         </w:tc>
@@ -17225,7 +17163,7 @@
               <w:rPr>
                 <w:sz w:val="22"/>
               </w:rPr>
-              <w:t>✘</w:t>
+              <w:t>Khong</w:t>
             </w:r>
           </w:p>
         </w:tc>
@@ -17239,7 +17177,7 @@
               <w:rPr>
                 <w:sz w:val="22"/>
               </w:rPr>
-              <w:t>✘</w:t>
+              <w:t>Khong</w:t>
             </w:r>
           </w:p>
         </w:tc>
@@ -17267,7 +17205,7 @@
               <w:rPr>
                 <w:sz w:val="22"/>
               </w:rPr>
-              <w:t>✔</w:t>
+              <w:t>Co</w:t>
             </w:r>
           </w:p>
         </w:tc>
@@ -17280,7 +17218,7 @@
               <w:rPr>
                 <w:sz w:val="22"/>
               </w:rPr>
-              <w:t>✔</w:t>
+              <w:t>Co</w:t>
             </w:r>
           </w:p>
         </w:tc>
@@ -17293,7 +17231,7 @@
               <w:rPr>
                 <w:sz w:val="22"/>
               </w:rPr>
-              <w:t>✔</w:t>
+              <w:t>Co</w:t>
             </w:r>
           </w:p>
         </w:tc>
@@ -17323,7 +17261,7 @@
               <w:rPr>
                 <w:sz w:val="22"/>
               </w:rPr>
-              <w:t>✔</w:t>
+              <w:t>Co</w:t>
             </w:r>
           </w:p>
         </w:tc>
@@ -17337,7 +17275,7 @@
               <w:rPr>
                 <w:sz w:val="22"/>
               </w:rPr>
-              <w:t>✔</w:t>
+              <w:t>Co</w:t>
             </w:r>
           </w:p>
         </w:tc>
@@ -17351,7 +17289,7 @@
               <w:rPr>
                 <w:sz w:val="22"/>
               </w:rPr>
-              <w:t>✘</w:t>
+              <w:t>Khong</w:t>
             </w:r>
           </w:p>
         </w:tc>
@@ -17379,7 +17317,7 @@
               <w:rPr>
                 <w:sz w:val="22"/>
               </w:rPr>
-              <w:t>✔</w:t>
+              <w:t>Co</w:t>
             </w:r>
           </w:p>
         </w:tc>
@@ -17392,7 +17330,7 @@
               <w:rPr>
                 <w:sz w:val="22"/>
               </w:rPr>
-              <w:t>✘</w:t>
+              <w:t>Khong</w:t>
             </w:r>
           </w:p>
         </w:tc>
@@ -17405,7 +17343,7 @@
               <w:rPr>
                 <w:sz w:val="22"/>
               </w:rPr>
-              <w:t>✘</w:t>
+              <w:t>Khong</w:t>
             </w:r>
           </w:p>
         </w:tc>
@@ -17435,7 +17373,7 @@
               <w:rPr>
                 <w:sz w:val="22"/>
               </w:rPr>
-              <w:t>✔</w:t>
+              <w:t>Co</w:t>
             </w:r>
           </w:p>
         </w:tc>
@@ -17449,7 +17387,7 @@
               <w:rPr>
                 <w:sz w:val="22"/>
               </w:rPr>
-              <w:t>✘</w:t>
+              <w:t>Khong</w:t>
             </w:r>
           </w:p>
         </w:tc>
@@ -17463,7 +17401,7 @@
               <w:rPr>
                 <w:sz w:val="22"/>
               </w:rPr>
-              <w:t>✘</w:t>
+              <w:t>Khong</w:t>
             </w:r>
           </w:p>
         </w:tc>
@@ -17512,7 +17450,7 @@
       <w:r>
         <w:drawing>
           <wp:inline xmlns:a="http://schemas.openxmlformats.org/drawingml/2006/main" xmlns:pic="http://schemas.openxmlformats.org/drawingml/2006/picture">
-            <wp:extent cx="5669280" cy="4807851"/>
+            <wp:extent cx="5669280" cy="3830236"/>
             <wp:docPr id="18" name="Picture 18"/>
             <wp:cNvGraphicFramePr>
               <a:graphicFrameLocks noChangeAspect="1"/>
@@ -17521,11 +17459,11 @@
               <a:graphicData uri="http://schemas.openxmlformats.org/drawingml/2006/picture">
                 <pic:pic>
                   <pic:nvPicPr>
-                    <pic:cNvPr id="0" name="diagram_013.png"/>
+                    <pic:cNvPr id="0" name="diagram_005.png"/>
                     <pic:cNvPicPr/>
                   </pic:nvPicPr>
                   <pic:blipFill>
-                    <a:blip r:embed="rId25"/>
+                    <a:blip r:embed="rId18"/>
                     <a:stretch>
                       <a:fillRect/>
                     </a:stretch>
@@ -17533,7 +17471,7 @@
                   <pic:spPr>
                     <a:xfrm>
                       <a:off x="0" y="0"/>
-                      <a:ext cx="5669280" cy="4807851"/>
+                      <a:ext cx="5669280" cy="3830236"/>
                     </a:xfrm>
                     <a:prstGeom prst="rect"/>
                   </pic:spPr>
@@ -18350,7 +18288,7 @@
               <w:rPr>
                 <w:sz w:val="22"/>
               </w:rPr>
-              <w:t>Hiển thị cảnh báo: _"Bạn Check-in sớm. Xác nhận ghi nhận?"_ → Nhân viên xác nhận</w:t>
+              <w:t>Hiển thị cảnh báo: _"Bạn Check-in sớm. Xác nhận ghi nhận?"_ và chờ nhân viên xác nhận</w:t>
             </w:r>
           </w:p>
         </w:tc>
@@ -18773,7 +18711,7 @@
         <w:pStyle w:val="ListNumber"/>
       </w:pPr>
       <w:r>
-        <w:t xml:space="preserve">Sau khi phê duyệt → tạo </w:t>
+        <w:t xml:space="preserve">Sau khi phê duyệt, tạo </w:t>
       </w:r>
       <w:r>
         <w:rPr>
@@ -18838,7 +18776,7 @@
       <w:r>
         <w:drawing>
           <wp:inline xmlns:a="http://schemas.openxmlformats.org/drawingml/2006/main" xmlns:pic="http://schemas.openxmlformats.org/drawingml/2006/picture">
-            <wp:extent cx="2000764" cy="7315200"/>
+            <wp:extent cx="5669280" cy="5063324"/>
             <wp:docPr id="19" name="Picture 19"/>
             <wp:cNvGraphicFramePr>
               <a:graphicFrameLocks noChangeAspect="1"/>
@@ -18847,11 +18785,11 @@
               <a:graphicData uri="http://schemas.openxmlformats.org/drawingml/2006/picture">
                 <pic:pic>
                   <pic:nvPicPr>
-                    <pic:cNvPr id="0" name="diagram_014.png"/>
+                    <pic:cNvPr id="0" name="diagram_006.png"/>
                     <pic:cNvPicPr/>
                   </pic:nvPicPr>
                   <pic:blipFill>
-                    <a:blip r:embed="rId26"/>
+                    <a:blip r:embed="rId19"/>
                     <a:stretch>
                       <a:fillRect/>
                     </a:stretch>
@@ -18859,7 +18797,7 @@
                   <pic:spPr>
                     <a:xfrm>
                       <a:off x="0" y="0"/>
-                      <a:ext cx="2000764" cy="7315200"/>
+                      <a:ext cx="5669280" cy="5063324"/>
                     </a:xfrm>
                     <a:prstGeom prst="rect"/>
                   </pic:spPr>
@@ -19071,7 +19009,7 @@
       <w:r>
         <w:drawing>
           <wp:inline xmlns:a="http://schemas.openxmlformats.org/drawingml/2006/main" xmlns:pic="http://schemas.openxmlformats.org/drawingml/2006/picture">
-            <wp:extent cx="2970309" cy="7315200"/>
+            <wp:extent cx="5669280" cy="3559963"/>
             <wp:docPr id="20" name="Picture 20"/>
             <wp:cNvGraphicFramePr>
               <a:graphicFrameLocks noChangeAspect="1"/>
@@ -19080,11 +19018,11 @@
               <a:graphicData uri="http://schemas.openxmlformats.org/drawingml/2006/picture">
                 <pic:pic>
                   <pic:nvPicPr>
-                    <pic:cNvPr id="0" name="diagram_015.png"/>
+                    <pic:cNvPr id="0" name="diagram_007.png"/>
                     <pic:cNvPicPr/>
                   </pic:nvPicPr>
                   <pic:blipFill>
-                    <a:blip r:embed="rId27"/>
+                    <a:blip r:embed="rId20"/>
                     <a:stretch>
                       <a:fillRect/>
                     </a:stretch>
@@ -19092,7 +19030,7 @@
                   <pic:spPr>
                     <a:xfrm>
                       <a:off x="0" y="0"/>
-                      <a:ext cx="2970309" cy="7315200"/>
+                      <a:ext cx="5669280" cy="3559963"/>
                     </a:xfrm>
                     <a:prstGeom prst="rect"/>
                   </pic:spPr>
@@ -19316,72 +19254,10 @@
     <w:p/>
     <w:p>
       <w:pPr>
-        <w:shd w:val="clear" w:color="auto" w:fill="F4F4F4"/>
-        <w:spacing w:before="0" w:after="0"/>
-      </w:pPr>
-      <w:r>
-        <w:rPr>
-          <w:rFonts w:ascii="Courier New" w:hAnsi="Courier New"/>
-          <w:color w:val="333333"/>
-          <w:sz w:val="18"/>
-        </w:rPr>
-        <w:t>[Nhân viên mở app] → [GPS check: trong vùng?]</w:t>
-      </w:r>
-    </w:p>
-    <w:p>
-      <w:pPr>
-        <w:shd w:val="clear" w:color="auto" w:fill="F4F4F4"/>
-        <w:spacing w:before="0" w:after="0"/>
-      </w:pPr>
-      <w:r>
-        <w:rPr>
-          <w:rFonts w:ascii="Courier New" w:hAnsi="Courier New"/>
-          <w:color w:val="333333"/>
-          <w:sz w:val="18"/>
-        </w:rPr>
-        <w:t xml:space="preserve">    → Không: từ chối, ghi log cảnh báo</w:t>
-      </w:r>
-    </w:p>
-    <w:p>
-      <w:pPr>
-        <w:shd w:val="clear" w:color="auto" w:fill="F4F4F4"/>
-        <w:spacing w:before="0" w:after="0"/>
-      </w:pPr>
-      <w:r>
-        <w:rPr>
-          <w:rFonts w:ascii="Courier New" w:hAnsi="Courier New"/>
-          <w:color w:val="333333"/>
-          <w:sz w:val="18"/>
-        </w:rPr>
-        <w:t xml:space="preserve">    → Có: [FaceID / Chụp selfie]</w:t>
-      </w:r>
-    </w:p>
-    <w:p>
-      <w:pPr>
-        <w:shd w:val="clear" w:color="auto" w:fill="F4F4F4"/>
-        <w:spacing w:before="0" w:after="0"/>
-      </w:pPr>
-      <w:r>
-        <w:rPr>
-          <w:rFonts w:ascii="Courier New" w:hAnsi="Courier New"/>
-          <w:color w:val="333333"/>
-          <w:sz w:val="18"/>
-        </w:rPr>
-        <w:t xml:space="preserve">        → Không khớp (&lt; 90%): từ chối, thông báo Quản lý</w:t>
-      </w:r>
-    </w:p>
-    <w:p>
-      <w:pPr>
-        <w:shd w:val="clear" w:color="auto" w:fill="F4F4F4"/>
-        <w:spacing w:before="0" w:after="0"/>
-      </w:pPr>
-      <w:r>
-        <w:rPr>
-          <w:rFonts w:ascii="Courier New" w:hAnsi="Courier New"/>
-          <w:color w:val="333333"/>
-          <w:sz w:val="18"/>
-        </w:rPr>
-        <w:t xml:space="preserve">        → Khớp (≥ 90%): Ghi nhận Check-in thành công + lưu ảnh bằng chứng</w:t>
+        <w:spacing w:after="80"/>
+      </w:pPr>
+      <w:r>
+        <w:t>Xem sơ đồ Mermaid ở trên cho cùng luồng xác thực hai lớp.</w:t>
       </w:r>
     </w:p>
     <w:p/>
@@ -19479,7 +19355,7 @@
       <w:r>
         <w:drawing>
           <wp:inline xmlns:a="http://schemas.openxmlformats.org/drawingml/2006/main" xmlns:pic="http://schemas.openxmlformats.org/drawingml/2006/picture">
-            <wp:extent cx="3392075" cy="7315200"/>
+            <wp:extent cx="4039737" cy="7315200"/>
             <wp:docPr id="21" name="Picture 21"/>
             <wp:cNvGraphicFramePr>
               <a:graphicFrameLocks noChangeAspect="1"/>
@@ -19488,11 +19364,11 @@
               <a:graphicData uri="http://schemas.openxmlformats.org/drawingml/2006/picture">
                 <pic:pic>
                   <pic:nvPicPr>
-                    <pic:cNvPr id="0" name="diagram_016.png"/>
+                    <pic:cNvPr id="0" name="diagram_008.png"/>
                     <pic:cNvPicPr/>
                   </pic:nvPicPr>
                   <pic:blipFill>
-                    <a:blip r:embed="rId28"/>
+                    <a:blip r:embed="rId21"/>
                     <a:stretch>
                       <a:fillRect/>
                     </a:stretch>
@@ -19500,7 +19376,7 @@
                   <pic:spPr>
                     <a:xfrm>
                       <a:off x="0" y="0"/>
-                      <a:ext cx="3392075" cy="7315200"/>
+                      <a:ext cx="4039737" cy="7315200"/>
                     </a:xfrm>
                     <a:prstGeom prst="rect"/>
                   </pic:spPr>
@@ -19751,7 +19627,7 @@
               <w:rPr>
                 <w:sz w:val="22"/>
               </w:rPr>
-              <w:t>Giờ làm tối đa 16 giờ/ca; nếu vượt → đánh dấu cần xem xét thủ công</w:t>
+              <w:t>Giờ làm tối đa 16 giờ/ca; nếu vượt thì đánh dấu cần xem xét thủ công</w:t>
             </w:r>
           </w:p>
         </w:tc>
@@ -20044,7 +19920,7 @@
               <w:rPr>
                 <w:sz w:val="22"/>
               </w:rPr>
-              <w:t>Giờ làm tối đa 16 giờ/ca; nếu vượt → đánh dấu cần xem xét thủ công</w:t>
+              <w:t>Giờ làm tối đa 16 giờ/ca; nếu vượt thì đánh dấu cần xem xét thủ công</w:t>
             </w:r>
           </w:p>
         </w:tc>
@@ -20498,7 +20374,7 @@
       <w:r>
         <w:drawing>
           <wp:inline xmlns:a="http://schemas.openxmlformats.org/drawingml/2006/main" xmlns:pic="http://schemas.openxmlformats.org/drawingml/2006/picture">
-            <wp:extent cx="5669280" cy="4807851"/>
+            <wp:extent cx="5669280" cy="3830236"/>
             <wp:docPr id="22" name="Picture 22"/>
             <wp:cNvGraphicFramePr>
               <a:graphicFrameLocks noChangeAspect="1"/>
@@ -20507,11 +20383,11 @@
               <a:graphicData uri="http://schemas.openxmlformats.org/drawingml/2006/picture">
                 <pic:pic>
                   <pic:nvPicPr>
-                    <pic:cNvPr id="0" name="diagram_017.png"/>
+                    <pic:cNvPr id="0" name="diagram_005.png"/>
                     <pic:cNvPicPr/>
                   </pic:nvPicPr>
                   <pic:blipFill>
-                    <a:blip r:embed="rId29"/>
+                    <a:blip r:embed="rId18"/>
                     <a:stretch>
                       <a:fillRect/>
                     </a:stretch>
@@ -20519,7 +20395,7 @@
                   <pic:spPr>
                     <a:xfrm>
                       <a:off x="0" y="0"/>
-                      <a:ext cx="5669280" cy="4807851"/>
+                      <a:ext cx="5669280" cy="3830236"/>
                     </a:xfrm>
                     <a:prstGeom prst="rect"/>
                   </pic:spPr>
@@ -20672,7 +20548,7 @@
       <w:r>
         <w:drawing>
           <wp:inline xmlns:a="http://schemas.openxmlformats.org/drawingml/2006/main" xmlns:pic="http://schemas.openxmlformats.org/drawingml/2006/picture">
-            <wp:extent cx="2058120" cy="7315200"/>
+            <wp:extent cx="5669280" cy="6037415"/>
             <wp:docPr id="23" name="Picture 23"/>
             <wp:cNvGraphicFramePr>
               <a:graphicFrameLocks noChangeAspect="1"/>
@@ -20681,11 +20557,11 @@
               <a:graphicData uri="http://schemas.openxmlformats.org/drawingml/2006/picture">
                 <pic:pic>
                   <pic:nvPicPr>
-                    <pic:cNvPr id="0" name="diagram_018.png"/>
+                    <pic:cNvPr id="0" name="diagram_010.png"/>
                     <pic:cNvPicPr/>
                   </pic:nvPicPr>
                   <pic:blipFill>
-                    <a:blip r:embed="rId30"/>
+                    <a:blip r:embed="rId22"/>
                     <a:stretch>
                       <a:fillRect/>
                     </a:stretch>
@@ -20693,7 +20569,7 @@
                   <pic:spPr>
                     <a:xfrm>
                       <a:off x="0" y="0"/>
-                      <a:ext cx="2058120" cy="7315200"/>
+                      <a:ext cx="5669280" cy="6037415"/>
                     </a:xfrm>
                     <a:prstGeom prst="rect"/>
                   </pic:spPr>
@@ -20736,12 +20612,55 @@
     <w:p/>
     <w:p/>
     <w:p>
+      <w:pPr>
+        <w:jc w:val="center"/>
+      </w:pPr>
+      <w:r>
+        <w:drawing>
+          <wp:inline xmlns:a="http://schemas.openxmlformats.org/drawingml/2006/main" xmlns:pic="http://schemas.openxmlformats.org/drawingml/2006/picture">
+            <wp:extent cx="3893805" cy="7315200"/>
+            <wp:docPr id="24" name="Picture 24"/>
+            <wp:cNvGraphicFramePr>
+              <a:graphicFrameLocks noChangeAspect="1"/>
+            </wp:cNvGraphicFramePr>
+            <a:graphic>
+              <a:graphicData uri="http://schemas.openxmlformats.org/drawingml/2006/picture">
+                <pic:pic>
+                  <pic:nvPicPr>
+                    <pic:cNvPr id="0" name="diagram_011.png"/>
+                    <pic:cNvPicPr/>
+                  </pic:nvPicPr>
+                  <pic:blipFill>
+                    <a:blip r:embed="rId23"/>
+                    <a:stretch>
+                      <a:fillRect/>
+                    </a:stretch>
+                  </pic:blipFill>
+                  <pic:spPr>
+                    <a:xfrm>
+                      <a:off x="0" y="0"/>
+                      <a:ext cx="3893805" cy="7315200"/>
+                    </a:xfrm>
+                    <a:prstGeom prst="rect"/>
+                  </pic:spPr>
+                </pic:pic>
+              </a:graphicData>
+            </a:graphic>
+          </wp:inline>
+        </w:drawing>
+      </w:r>
+    </w:p>
+    <w:p>
+      <w:pPr>
+        <w:jc w:val="center"/>
+      </w:pPr>
       <w:r>
         <w:rPr>
           <w:i/>
-          <w:color w:val="AAAAAA"/>
+          <w:color w:val="666666"/>
+          <w:sz w:val="20"/>
         </w:rPr>
-        <w:t>[Bieu do Mermaid 19 - khong the render]</w:t>
+        <w:t>Bieu do 19</w:t>
       </w:r>
     </w:p>
     <w:p/>
@@ -20797,7 +20716,7 @@
         <w:drawing>
           <wp:inline xmlns:a="http://schemas.openxmlformats.org/drawingml/2006/main" xmlns:pic="http://schemas.openxmlformats.org/drawingml/2006/picture">
             <wp:extent cx="2011680" cy="1096908"/>
-            <wp:docPr id="24" name="Picture 24"/>
+            <wp:docPr id="25" name="Picture 25"/>
             <wp:cNvGraphicFramePr>
               <a:graphicFrameLocks noChangeAspect="1"/>
             </wp:cNvGraphicFramePr>
@@ -20809,7 +20728,7 @@
                     <pic:cNvPicPr/>
                   </pic:nvPicPr>
                   <pic:blipFill>
-                    <a:blip r:embed="rId31"/>
+                    <a:blip r:embed="rId24"/>
                     <a:stretch>
                       <a:fillRect/>
                     </a:stretch>
@@ -21515,7 +21434,7 @@
         <w:drawing>
           <wp:inline xmlns:a="http://schemas.openxmlformats.org/drawingml/2006/main" xmlns:pic="http://schemas.openxmlformats.org/drawingml/2006/picture">
             <wp:extent cx="2011680" cy="7419935"/>
-            <wp:docPr id="25" name="Picture 25"/>
+            <wp:docPr id="26" name="Picture 26"/>
             <wp:cNvGraphicFramePr>
               <a:graphicFrameLocks noChangeAspect="1"/>
             </wp:cNvGraphicFramePr>
@@ -21527,7 +21446,7 @@
                     <pic:cNvPicPr/>
                   </pic:nvPicPr>
                   <pic:blipFill>
-                    <a:blip r:embed="rId32"/>
+                    <a:blip r:embed="rId25"/>
                     <a:stretch>
                       <a:fillRect/>
                     </a:stretch>
@@ -21571,7 +21490,7 @@
           <w:i/>
           <w:color w:val="555555"/>
         </w:rPr>
-        <w:t>**Mục tiêu chương:** Chứng minh hệ thống chạy được và không có bug. Tập trung vào giao diện và test case của phân hệ Nhân sự/Chấm công. Chiếm ~25%.</w:t>
+        <w:t>**Mục tiêu chương:** Chứng minh hệ thống vận hành được và không có lỗi nghiêm trọng. Tập trung vào giao diện và các ca kiểm thử của phân hệ Nhân sự/Chấm công. Chiếm khoảng 25%.</w:t>
       </w:r>
     </w:p>
     <w:p/>
@@ -21587,7 +21506,7 @@
           <w:color w:val="2E86AB"/>
           <w:sz w:val="26"/>
         </w:rPr>
-        <w:t>4.1. Ngăn xếp Công nghệ và Tiêu chuẩn Lập trình (Tech Stack)</w:t>
+        <w:t>4.1. Ngăn xếp Công nghệ và Tiêu chuẩn Lập trình</w:t>
       </w:r>
     </w:p>
     <w:p/>
@@ -21662,7 +21581,7 @@
               <w:rPr>
                 <w:sz w:val="22"/>
               </w:rPr>
-              <w:t>Giao diện Desktop</w:t>
+              <w:t>Giao diện máy tính</w:t>
             </w:r>
           </w:p>
         </w:tc>
@@ -21688,7 +21607,7 @@
               <w:rPr>
                 <w:sz w:val="22"/>
               </w:rPr>
-              <w:t>Cross-platform trên Windows; dễ tích hợp máy in nhiệt ESC/POS</w:t>
+              <w:t>Chạy ổn định trên Windows; dễ tích hợp máy in nhiệt ESC/POS</w:t>
             </w:r>
           </w:p>
         </w:tc>
@@ -21704,7 +21623,7 @@
               <w:rPr>
                 <w:sz w:val="22"/>
               </w:rPr>
-              <w:t>Backend API</w:t>
+              <w:t>API phía máy chủ</w:t>
             </w:r>
           </w:p>
         </w:tc>
@@ -21732,7 +21651,7 @@
               <w:rPr>
                 <w:sz w:val="22"/>
               </w:rPr>
-              <w:t>Hệ sinh thái trưởng thành; dễ viết REST API; tích hợp tốt với ORM</w:t>
+              <w:t>Hệ sinh thái trưởng thành; dễ xây dựng API REST; tích hợp tốt với ORM</w:t>
             </w:r>
           </w:p>
         </w:tc>
@@ -21773,7 +21692,7 @@
               <w:rPr>
                 <w:sz w:val="22"/>
               </w:rPr>
-              <w:t>Giảm boilerplate SQL; dễ chuyển đổi CSDL khi cần</w:t>
+              <w:t>Giảm mã SQL lặp lại; dễ chuyển đổi CSDL khi cần</w:t>
             </w:r>
           </w:p>
         </w:tc>
@@ -21832,7 +21751,7 @@
               <w:rPr>
                 <w:sz w:val="22"/>
               </w:rPr>
-              <w:t>Build Tool</w:t>
+              <w:t>Công cụ biên dịch</w:t>
             </w:r>
           </w:p>
         </w:tc>
@@ -21877,7 +21796,7 @@
         <w:rPr>
           <w:b/>
         </w:rPr>
-        <w:t>Google Java Style Guide</w:t>
+        <w:t>hướng dẫn định dạng mã Java của Google</w:t>
       </w:r>
       <w:r>
         <w:t>, được kiểm soát qua các công cụ tự động:</w:t>
@@ -21891,8 +21810,8 @@
       <w:r>
         <w:drawing>
           <wp:inline xmlns:a="http://schemas.openxmlformats.org/drawingml/2006/main" xmlns:pic="http://schemas.openxmlformats.org/drawingml/2006/picture">
-            <wp:extent cx="5669280" cy="322001"/>
-            <wp:docPr id="26" name="Picture 26"/>
+            <wp:extent cx="5669280" cy="308067"/>
+            <wp:docPr id="27" name="Picture 27"/>
             <wp:cNvGraphicFramePr>
               <a:graphicFrameLocks noChangeAspect="1"/>
             </wp:cNvGraphicFramePr>
@@ -21904,7 +21823,7 @@
                     <pic:cNvPicPr/>
                   </pic:nvPicPr>
                   <pic:blipFill>
-                    <a:blip r:embed="rId33"/>
+                    <a:blip r:embed="rId26"/>
                     <a:stretch>
                       <a:fillRect/>
                     </a:stretch>
@@ -21912,7 +21831,7 @@
                   <pic:spPr>
                     <a:xfrm>
                       <a:off x="0" y="0"/>
-                      <a:ext cx="5669280" cy="322001"/>
+                      <a:ext cx="5669280" cy="308067"/>
                     </a:xfrm>
                     <a:prstGeom prst="rect"/>
                   </pic:spPr>
@@ -21945,7 +21864,7 @@
         <w:rPr>
           <w:b/>
         </w:rPr>
-        <w:t>Các quy tắc Clean Code được áp dụng:</w:t>
+        <w:t>Các quy tắc viết mã sạch được áp dụng:</w:t>
       </w:r>
     </w:p>
     <w:p/>
@@ -22032,10 +21951,10 @@
         <w:rPr>
           <w:b/>
         </w:rPr>
-        <w:t>Không có mã chết (No Dead Code):</w:t>
-      </w:r>
-      <w:r>
-        <w:t xml:space="preserve"> Xóa toàn bộ code comment-out và hàm không được gọi trước khi merge.</w:t>
+        <w:t>Không có mã chết:</w:t>
+      </w:r>
+      <w:r>
+        <w:t xml:space="preserve"> Xóa toàn bộ đoạn mã bị chú thích bỏ và hàm không được gọi trước khi hợp nhất.</w:t>
       </w:r>
     </w:p>
     <w:p>
@@ -22098,10 +22017,10 @@
         <w:rPr>
           <w:b/>
         </w:rPr>
-        <w:t>1 lượt review</w:t>
-      </w:r>
-      <w:r>
-        <w:t xml:space="preserve"> từ thành viên khác trước khi merge vào nhánh </w:t>
+        <w:t>1 lượt rà soát</w:t>
+      </w:r>
+      <w:r>
+        <w:t xml:space="preserve"> từ thành viên khác trước khi hợp nhất vào nhánh </w:t>
       </w:r>
       <w:r>
         <w:rPr>
@@ -22112,7 +22031,7 @@
         <w:t>develop</w:t>
       </w:r>
       <w:r>
-        <w:t>. Checklist review bao gồm:</w:t>
+        <w:t>. Danh sách kiểm tra gồm:</w:t>
       </w:r>
     </w:p>
     <w:p/>
@@ -22121,7 +22040,7 @@
         <w:pStyle w:val="ListBullet"/>
       </w:pPr>
       <w:r>
-        <w:t>[  ] Logic nghiệp vụ đúng với đặc tả Use Case</w:t>
+        <w:t>[  ] Logic nghiệp vụ đúng với đặc tả ca sử dụng</w:t>
       </w:r>
     </w:p>
     <w:p>
@@ -22145,7 +22064,7 @@
         <w:pStyle w:val="ListBullet"/>
       </w:pPr>
       <w:r>
-        <w:t>[  ] Có unit test cho logic phức tạp (tính tiền, tính lương)</w:t>
+        <w:t>[  ] Có kiểm thử đơn vị cho logic phức tạp (tính tiền, tính lương)</w:t>
       </w:r>
     </w:p>
     <w:p>
@@ -22153,7 +22072,7 @@
         <w:pStyle w:val="ListBullet"/>
       </w:pPr>
       <w:r>
-        <w:t>[  ] Tuân thủ coding convention</w:t>
+        <w:t>[  ] Tuân thủ quy ước lập trình</w:t>
       </w:r>
     </w:p>
     <w:p/>
@@ -22204,7 +22123,7 @@
           <w:i/>
           <w:color w:val="555555"/>
         </w:rPr>
-        <w:t>**Màn hình Đăng nhập (Login Screen):** Giao diện tối giản gồm hai trường nhập liệu (_Tên đăng nhập_ và _Mật khẩu_) cùng nút _ĐĂNG NHẬP_. Hệ thống áp dụng cơ chế **khóa tài khoản tạm thời 5 phút** sau 3 lần sai liên tiếp và **bắt buộc đổi mật khẩu** ở lần đăng nhập đầu tiên.</w:t>
+        <w:t>**Màn hình Đăng nhập:** Giao diện tối giản gồm hai trường nhập liệu (_Tên đăng nhập_ và _Mật khẩu_) cùng nút _ĐĂNG NHẬP_. Hệ thống áp dụng cơ chế **khóa tài khoản tạm thời 5 phút** sau 3 lần sai liên tiếp và **bắt buộc đổi mật khẩu** ở lần đăng nhập đầu tiên.</w:t>
       </w:r>
     </w:p>
     <w:p/>
@@ -22229,7 +22148,7 @@
           <w:color w:val="449DD1"/>
           <w:sz w:val="24"/>
         </w:rPr>
-        <w:t>4.2.2. Màn hình Dashboard Nhân viên — Chấm công</w:t>
+        <w:t>4.2.2. Màn hình Bảng điều khiển Nhân viên — Chấm công</w:t>
       </w:r>
     </w:p>
     <w:p/>
@@ -22242,7 +22161,7 @@
           <w:i/>
           <w:color w:val="555555"/>
         </w:rPr>
-        <w:t>**Màn hình Dashboard Nhân viên:** Giao diện tập trung hiển thị thông tin ca làm việc hiện hành, trạng thái xác thực vị trí (GPS) và hai nút thao tác cốt lõi: **CHECK-IN** và **CHECK-OUT**. Phần nửa dưới màn hình hiển thị bảng thống kê lịch làm việc chi tiết trong tuần (ngày, ca, trạng thái đi muộn/đúng giờ) và tổng hợp số giờ công cùng lương ước tính của tháng, hỗ trợ nhân viên chủ động theo dõi hiệu suất cá nhân.</w:t>
+        <w:t>**Màn hình Bảng điều khiển Nhân viên:** Giao diện tập trung hiển thị thông tin ca làm việc hiện hành, trạng thái xác thực vị trí (GPS) và hai nút thao tác cốt lõi: **VÀO CA** và **KẾT THÚC CA**. Phần nửa dưới màn hình hiển thị bảng thống kê lịch làm việc chi tiết trong tuần (ngày, ca, trạng thái đi muộn/đúng giờ) và tổng hợp số giờ công cùng lương ước tính của tháng, hỗ trợ nhân viên chủ động theo dõi hiệu suất cá nhân.</w:t>
       </w:r>
     </w:p>
     <w:p/>
@@ -22258,7 +22177,7 @@
           <w:color w:val="449DD1"/>
           <w:sz w:val="24"/>
         </w:rPr>
-        <w:t>4.2.3. Màn hình Quản lý Nhân viên (dành cho Manager)</w:t>
+        <w:t>4.2.3. Màn hình Quản lý Nhân viên (dành cho Quản lý)</w:t>
       </w:r>
     </w:p>
     <w:p/>
@@ -22271,7 +22190,7 @@
           <w:i/>
           <w:color w:val="555555"/>
         </w:rPr>
-        <w:t>**Màn hình Quản lý Nhân viên:** Giao diện quản trị trung tâm phân quyền riêng cho Manager. Màn hình cung cấp thanh công cụ để thêm mới nhân viên, tìm kiếm và xuất báo cáo. Dữ liệu được trình bày dưới dạng bảng lưới (Data Grid) bao gồm mã ID, họ tên, vai trò RBAC, trạng thái nhân sự (đang làm/nghỉ phép), cùng cột thao tác (Action) cho phép Quản lý nhanh chóng cập nhật thông tin hoặc khóa tài khoản hệ thống khi cần thiết.</w:t>
+        <w:t>**Màn hình Quản lý Nhân viên:** Giao diện quản trị trung tâm phân quyền riêng cho Quản lý. Màn hình cung cấp thanh công cụ để thêm mới nhân viên, tìm kiếm và xuất báo cáo. Dữ liệu được trình bày dưới dạng bảng lưới gồm mã định danh, họ tên, vai trò RBAC, trạng thái nhân sự (đang làm/nghỉ phép), cùng cột thao tác cho phép Quản lý nhanh chóng cập nhật thông tin hoặc khóa tài khoản hệ thống khi cần thiết.</w:t>
       </w:r>
     </w:p>
     <w:p/>
@@ -22299,10 +22218,10 @@
         <w:rPr>
           <w:b/>
         </w:rPr>
-        <w:t>Chiến lược Tháp Kiểm thử (Test Automation Pyramid)</w:t>
-      </w:r>
-      <w:r>
-        <w:t xml:space="preserve"> được dự án áp dụng thông qua việc phân lớp kiểm thử thành 4 cấp độ từ thấp lên cao. Mục tiêu cốt lõi là tối ưu hóa chi phí phát triển và tăng tốc độ phát hiện lỗi sớm trong chu kỳ (Shift-Left Testing):</w:t>
+        <w:t>Chiến lược tháp kiểm thử tự động</w:t>
+      </w:r>
+      <w:r>
+        <w:t xml:space="preserve"> được dự án áp dụng thông qua việc phân lớp kiểm thử thành 4 cấp độ từ thấp lên cao. Mục tiêu cốt lõi là tối ưu hóa chi phí phát triển và tăng tốc độ phát hiện lỗi sớm trong chu kỳ:</w:t>
       </w:r>
     </w:p>
     <w:p/>
@@ -22314,10 +22233,10 @@
         <w:rPr>
           <w:b/>
         </w:rPr>
-        <w:t>Kiểm thử Đơn vị (Unit Testing) — Tỷ trọng ~70%:</w:t>
-      </w:r>
-      <w:r>
-        <w:t xml:space="preserve"> Tầng nền tảng chiếm tỷ lệ lớn nhất trong cấu trúc kiểm thử. Mục đích là cô lập và kiểm chứng tính đúng đắn của từng hàm, phương thức riêng lẻ. Ở cấp độ này, số lượng kịch bản (test cases) là nhiều nhất, tốc độ thực thi tự động nhanh nhất và chi phí sửa lỗi thấp nhất.</w:t>
+        <w:t>Kiểm thử đơn vị — Tỷ trọng khoảng 70%:</w:t>
+      </w:r>
+      <w:r>
+        <w:t xml:space="preserve"> Tầng nền tảng chiếm tỷ lệ lớn nhất trong cấu trúc kiểm thử. Mục đích là cô lập và kiểm chứng tính đúng đắn của từng hàm, phương thức riêng lẻ.</w:t>
       </w:r>
     </w:p>
     <w:p>
@@ -22328,10 +22247,10 @@
         <w:rPr>
           <w:b/>
         </w:rPr>
-        <w:t>Kiểm thử Tích hợp (Integration Testing) — Tỷ trọng ~20%:</w:t>
-      </w:r>
-      <w:r>
-        <w:t xml:space="preserve"> Tập trung đánh giá sự tương tác và tính toàn vẹn của luồng truyền tải dữ liệu giữa các module độc lập (ví dụ: giữa Business Logic Layer và Data Access Layer, hoặc tích hợp API ngoại vi).</w:t>
+        <w:t>Kiểm thử tích hợp — Tỷ trọng khoảng 20%:</w:t>
+      </w:r>
+      <w:r>
+        <w:t xml:space="preserve"> Tập trung đánh giá sự tương tác và tính toàn vẹn của luồng truyền tải dữ liệu giữa các mô-đun độc lập.</w:t>
       </w:r>
     </w:p>
     <w:p>
@@ -22342,10 +22261,10 @@
         <w:rPr>
           <w:b/>
         </w:rPr>
-        <w:t>Kiểm thử Hệ thống (System Testing) — Tỷ trọng ~8%:</w:t>
-      </w:r>
-      <w:r>
-        <w:t xml:space="preserve"> Đánh giá toàn bộ luồng nghiệp vụ từ đầu đến cuối (End-to-End Testing). Các kịch bản được chạy trên môi trường giả lập (Staging) có cấu hình tương đương môi trường thực tế (Production) nhằm đảm bảo phần mềm đáp ứng đúng và đủ mọi đặc tả yêu cầu (SRS).</w:t>
+        <w:t>Kiểm thử hệ thống — Tỷ trọng khoảng 8%:</w:t>
+      </w:r>
+      <w:r>
+        <w:t xml:space="preserve"> Đánh giá toàn bộ luồng nghiệp vụ từ đầu đến cuối. Các kịch bản được chạy trên môi trường giả lập có cấu hình tương đương môi trường thực tế.</w:t>
       </w:r>
     </w:p>
     <w:p>
@@ -22356,10 +22275,10 @@
         <w:rPr>
           <w:b/>
         </w:rPr>
-        <w:t>Kiểm thử Chấp nhận (Acceptance Testing/UAT) — Tỷ trọng ~2%:</w:t>
-      </w:r>
-      <w:r>
-        <w:t xml:space="preserve"> Cấp độ kiểm chứng cuối cùng do chính người dùng cuối (hoặc đại diện khách hàng) thực hiện để nghiệm thu sản phẩm. Do đòi hỏi nhiều nỗ lực thao tác thủ công, tốc độ phản hồi chậm và rủi ro chi phí cao, số lượng kịch bản ở tầng này được giới hạn chặt chẽ ở mức tối thiểu.</w:t>
+        <w:t>Kiểm thử chấp nhận — Tỷ trọng khoảng 2%:</w:t>
+      </w:r>
+      <w:r>
+        <w:t xml:space="preserve"> Cấp độ kiểm chứng cuối cùng do chính người dùng cuối hoặc đại diện khách hàng thực hiện để nghiệm thu sản phẩm.</w:t>
       </w:r>
     </w:p>
     <w:p/>
@@ -22375,7 +22294,7 @@
           <w:color w:val="2E86AB"/>
           <w:sz w:val="26"/>
         </w:rPr>
-        <w:t>4.4. Test Case — UC04: Check-in / Check-out</w:t>
+        <w:t>4.4. Ca kiểm thử — UC04: Vào ca / Kết thúc ca</w:t>
       </w:r>
     </w:p>
     <w:p/>
@@ -22391,7 +22310,7 @@
           <w:color w:val="449DD1"/>
           <w:sz w:val="24"/>
         </w:rPr>
-        <w:t>4.4.1. Test Case cho UC04.3 (Check-in)</w:t>
+        <w:t>4.4.1. Ca kiểm thử cho UC04.3 (Vào ca)</w:t>
       </w:r>
     </w:p>
     <w:p/>
@@ -22513,7 +22432,7 @@
               <w:rPr>
                 <w:sz w:val="22"/>
               </w:rPr>
-              <w:t>Check-in thành công (đúng giờ)</w:t>
+              <w:t>Vào ca thành công (đúng giờ)</w:t>
             </w:r>
           </w:p>
         </w:tc>
@@ -22526,7 +22445,7 @@
               <w:rPr>
                 <w:sz w:val="22"/>
               </w:rPr>
-              <w:t>Có ShiftAssignment hôm nay; chưa check-in; đúng giờ</w:t>
+              <w:t>Có ShiftAssignment hôm nay; chưa chấm công vào ca; đúng giờ</w:t>
             </w:r>
           </w:p>
         </w:tc>
@@ -22552,7 +22471,7 @@
               <w:rPr>
                 <w:sz w:val="22"/>
               </w:rPr>
-              <w:t>Chờ test</w:t>
+              <w:t>Chờ kiểm thử</w:t>
             </w:r>
           </w:p>
         </w:tc>
@@ -22582,7 +22501,7 @@
               <w:rPr>
                 <w:sz w:val="22"/>
               </w:rPr>
-              <w:t>Check-in thành công (đến sớm)</w:t>
+              <w:t>Vào ca thành công (đến sớm)</w:t>
             </w:r>
           </w:p>
         </w:tc>
@@ -22610,7 +22529,7 @@
               <w:rPr>
                 <w:sz w:val="22"/>
               </w:rPr>
-              <w:t>Hỏi xác nhận → Tạo Attendance sau khi xác nhận</w:t>
+              <w:t>Hỏi xác nhận, sau đó tạo Attendance khi nhân viên đồng ý</w:t>
             </w:r>
           </w:p>
         </w:tc>
@@ -22624,7 +22543,7 @@
               <w:rPr>
                 <w:sz w:val="22"/>
               </w:rPr>
-              <w:t>Chờ test</w:t>
+              <w:t>Chờ kiểm thử</w:t>
             </w:r>
           </w:p>
         </w:tc>
@@ -22652,7 +22571,7 @@
               <w:rPr>
                 <w:sz w:val="22"/>
               </w:rPr>
-              <w:t>Check-in muộn</w:t>
+              <w:t>Vào ca muộn</w:t>
             </w:r>
           </w:p>
         </w:tc>
@@ -22678,7 +22597,7 @@
               <w:rPr>
                 <w:sz w:val="22"/>
               </w:rPr>
-              <w:t>Tạo Attendance; is_late = TRUE; thông báo có ghi chú muộn</w:t>
+              <w:t>Tạo Attendance;is_late = TRUE; thông báo có ghi chú muộn</w:t>
             </w:r>
           </w:p>
         </w:tc>
@@ -22691,7 +22610,7 @@
               <w:rPr>
                 <w:sz w:val="22"/>
               </w:rPr>
-              <w:t>Chờ test</w:t>
+              <w:t>Chờ kiểm thử</w:t>
             </w:r>
           </w:p>
         </w:tc>
@@ -22721,7 +22640,7 @@
               <w:rPr>
                 <w:sz w:val="22"/>
               </w:rPr>
-              <w:t>Check-in khi không có ca</w:t>
+              <w:t>Vào ca khi không có ca</w:t>
             </w:r>
           </w:p>
         </w:tc>
@@ -22763,7 +22682,7 @@
               <w:rPr>
                 <w:sz w:val="22"/>
               </w:rPr>
-              <w:t>Chờ test</w:t>
+              <w:t>Chờ kiểm thử</w:t>
             </w:r>
           </w:p>
         </w:tc>
@@ -22791,7 +22710,7 @@
               <w:rPr>
                 <w:sz w:val="22"/>
               </w:rPr>
-              <w:t>Check-in lần 2 trong cùng ca</w:t>
+              <w:t>Vào ca lần 2 trong cùng ca</w:t>
             </w:r>
           </w:p>
         </w:tc>
@@ -22830,7 +22749,7 @@
               <w:rPr>
                 <w:sz w:val="22"/>
               </w:rPr>
-              <w:t>Chờ test</w:t>
+              <w:t>Chờ kiểm thử</w:t>
             </w:r>
           </w:p>
         </w:tc>
@@ -22850,7 +22769,7 @@
           <w:color w:val="449DD1"/>
           <w:sz w:val="24"/>
         </w:rPr>
-        <w:t>4.4.2. Test Case cho UC04.5 (Tính lương)</w:t>
+        <w:t>4.4.2. Ca kiểm thử cho UC04.5 (Tính lương)</w:t>
       </w:r>
     </w:p>
     <w:p/>
@@ -22968,7 +22887,7 @@
               <w:rPr>
                 <w:sz w:val="22"/>
               </w:rPr>
-              <w:t>Hoàn thành 1 ca sáng, R_sang = 120.000đ</w:t>
+              <w:t>Hoàn thành 1 ca sáng,R_sang = 120.000đ</w:t>
             </w:r>
           </w:p>
         </w:tc>
@@ -23025,7 +22944,7 @@
               <w:rPr>
                 <w:sz w:val="22"/>
               </w:rPr>
-              <w:t>Hoàn thành 1 ca tối cuối tuần, R_toi = 140.000đ</w:t>
+              <w:t>Hoàn thành 1 ca tối cuối tuần,R_toi = 140.000đ</w:t>
             </w:r>
           </w:p>
         </w:tc>
@@ -23171,7 +23090,7 @@
           <w:color w:val="2E86AB"/>
           <w:sz w:val="26"/>
         </w:rPr>
-        <w:t>4.5. Test Case — Phân quyền RBAC</w:t>
+        <w:t>4.5. Ca kiểm thử — Phân quyền RBAC</w:t>
       </w:r>
     </w:p>
     <w:p/>
@@ -23293,7 +23212,7 @@
               <w:rPr>
                 <w:sz w:val="22"/>
               </w:rPr>
-              <w:t>Thêm NV — email sai định dạng</w:t>
+              <w:t>Thêm nhân viên, thư điện tử sai định dạng</w:t>
             </w:r>
           </w:p>
         </w:tc>
@@ -23319,7 +23238,7 @@
               <w:rPr>
                 <w:sz w:val="22"/>
               </w:rPr>
-              <w:t>Highlight lỗi E2; không submit</w:t>
+              <w:t>Tô nổi bật lỗi E2; không cho gửi biểu mẫu</w:t>
             </w:r>
           </w:p>
         </w:tc>
@@ -23332,7 +23251,7 @@
               <w:rPr>
                 <w:sz w:val="22"/>
               </w:rPr>
-              <w:t>Chờ test</w:t>
+              <w:t>Chờ kiểm thử</w:t>
             </w:r>
           </w:p>
         </w:tc>
@@ -23390,7 +23309,7 @@
               <w:rPr>
                 <w:sz w:val="22"/>
               </w:rPr>
-              <w:t>Cảnh báo E3; Manager xác nhận mới lưu</w:t>
+              <w:t>Cảnh báo E3; Quản lý xác nhận mới lưu</w:t>
             </w:r>
           </w:p>
         </w:tc>
@@ -23404,7 +23323,7 @@
               <w:rPr>
                 <w:sz w:val="22"/>
               </w:rPr>
-              <w:t>Chờ test</w:t>
+              <w:t>Chờ kiểm thử</w:t>
             </w:r>
           </w:p>
         </w:tc>
@@ -23432,7 +23351,7 @@
               <w:rPr>
                 <w:sz w:val="22"/>
               </w:rPr>
-              <w:t>Gửi email thất bại sau khi tạo</w:t>
+              <w:t>Gửi thư điện tử thất bại sau khi tạo</w:t>
             </w:r>
           </w:p>
         </w:tc>
@@ -23445,7 +23364,7 @@
               <w:rPr>
                 <w:sz w:val="22"/>
               </w:rPr>
-              <w:t>SMTP server down</w:t>
+              <w:t>Máy chủ SMTP ngừng hoạt động</w:t>
             </w:r>
           </w:p>
         </w:tc>
@@ -23458,7 +23377,7 @@
               <w:rPr>
                 <w:sz w:val="22"/>
               </w:rPr>
-              <w:t>NV vẫn được tạo; ghi log; không rollback</w:t>
+              <w:t>Nhân viên vẫn được tạo; ghi nhật ký lỗi; không hoàn tác</w:t>
             </w:r>
           </w:p>
         </w:tc>
@@ -23471,7 +23390,7 @@
               <w:rPr>
                 <w:sz w:val="22"/>
               </w:rPr>
-              <w:t>Chờ test</w:t>
+              <w:t>Chờ kiểm thử</w:t>
             </w:r>
           </w:p>
         </w:tc>
@@ -23501,7 +23420,7 @@
               <w:rPr>
                 <w:sz w:val="22"/>
               </w:rPr>
-              <w:t>CASHIER truy cập quản lý nhân viên</w:t>
+              <w:t>Thu ngân truy cập quản lý nhân viên</w:t>
             </w:r>
           </w:p>
         </w:tc>
@@ -23529,7 +23448,7 @@
               <w:rPr>
                 <w:sz w:val="22"/>
               </w:rPr>
-              <w:t>HTTP 403 Forbidden; ghi audit_log</w:t>
+              <w:t>HTTP 403; ghi audit_log</w:t>
             </w:r>
           </w:p>
         </w:tc>
@@ -23543,7 +23462,7 @@
               <w:rPr>
                 <w:sz w:val="22"/>
               </w:rPr>
-              <w:t>Chờ test</w:t>
+              <w:t>Chờ kiểm thử</w:t>
             </w:r>
           </w:p>
         </w:tc>
@@ -23571,7 +23490,7 @@
               <w:rPr>
                 <w:sz w:val="22"/>
               </w:rPr>
-              <w:t>MANAGER nâng quyền WAITER → CASHIER</w:t>
+              <w:t>Quản lý nâng quyền nhân viên phục vụ thành thu ngân</w:t>
             </w:r>
           </w:p>
         </w:tc>
@@ -23610,7 +23529,7 @@
               <w:rPr>
                 <w:sz w:val="22"/>
               </w:rPr>
-              <w:t>Chờ test</w:t>
+              <w:t>Chờ kiểm thử</w:t>
             </w:r>
           </w:p>
         </w:tc>
@@ -23640,7 +23559,7 @@
               <w:rPr>
                 <w:sz w:val="22"/>
               </w:rPr>
-              <w:t>Đăng nhập khi tài khoản bị khoá</w:t>
+              <w:t>Đăng nhập khi tài khoản bị khóa</w:t>
             </w:r>
           </w:p>
         </w:tc>
@@ -23668,7 +23587,7 @@
               <w:rPr>
                 <w:sz w:val="22"/>
               </w:rPr>
-              <w:t>HTTP 401; thông báo _"Tài khoản bị tạm khoá."_</w:t>
+              <w:t>HTTP 401; thông báo"Tài khoản bị tạm khóa."</w:t>
             </w:r>
           </w:p>
         </w:tc>
@@ -23682,7 +23601,7 @@
               <w:rPr>
                 <w:sz w:val="22"/>
               </w:rPr>
-              <w:t>Chờ test</w:t>
+              <w:t>Chờ kiểm thử</w:t>
             </w:r>
           </w:p>
         </w:tc>
@@ -23710,7 +23629,7 @@
               <w:rPr>
                 <w:sz w:val="22"/>
               </w:rPr>
-              <w:t>WAITER xem chấm công người khác</w:t>
+              <w:t>Nhân viên phục vụ xem chấm công người khác</w:t>
             </w:r>
           </w:p>
         </w:tc>
@@ -23736,7 +23655,7 @@
               <w:rPr>
                 <w:sz w:val="22"/>
               </w:rPr>
-              <w:t>HTTP 403 Forbidden; chỉ xem bản ghi của mình</w:t>
+              <w:t>HTTP 403; chỉ xem bản ghi của mình</w:t>
             </w:r>
           </w:p>
         </w:tc>
@@ -23749,7 +23668,7 @@
               <w:rPr>
                 <w:sz w:val="22"/>
               </w:rPr>
-              <w:t>Chờ test</w:t>
+              <w:t>Chờ kiểm thử</w:t>
             </w:r>
           </w:p>
         </w:tc>
@@ -23868,7 +23787,7 @@
               <w:rPr>
                 <w:sz w:val="22"/>
               </w:rPr>
-              <w:t>Review Use Case Specification</w:t>
+              <w:t>Rà soát đặc tả ca sử dụng</w:t>
             </w:r>
           </w:p>
         </w:tc>
@@ -23894,7 +23813,7 @@
               <w:rPr>
                 <w:sz w:val="22"/>
               </w:rPr>
-              <w:t>Walkthrough với giảng viên</w:t>
+              <w:t>Duyệt nội dung với giảng viên</w:t>
             </w:r>
           </w:p>
         </w:tc>
@@ -23910,7 +23829,7 @@
               <w:rPr>
                 <w:sz w:val="22"/>
               </w:rPr>
-              <w:t>Review Thiết kế ERD &amp; Class Diagram</w:t>
+              <w:t>Rà soát thiết kế ERD và biểu đồ lớp</w:t>
             </w:r>
           </w:p>
         </w:tc>
@@ -23938,7 +23857,7 @@
               <w:rPr>
                 <w:sz w:val="22"/>
               </w:rPr>
-              <w:t>Peer review nội bộ</w:t>
+              <w:t>Rà soát chéo nội bộ</w:t>
             </w:r>
           </w:p>
         </w:tc>
@@ -23953,20 +23872,20 @@
               <w:rPr>
                 <w:sz w:val="22"/>
               </w:rPr>
-              <w:t>Static Code Analysis</w:t>
-            </w:r>
-          </w:p>
-        </w:tc>
-        <w:tc>
-          <w:tcPr>
-            <w:tcW w:type="dxa" w:w="3024"/>
-          </w:tcPr>
-          <w:p>
-            <w:r>
-              <w:rPr>
-                <w:sz w:val="22"/>
-              </w:rPr>
-              <w:t>Liên tục trong quá trình code</w:t>
+              <w:t>Phân tích tĩnh mã nguồn</w:t>
+            </w:r>
+          </w:p>
+        </w:tc>
+        <w:tc>
+          <w:tcPr>
+            <w:tcW w:type="dxa" w:w="3024"/>
+          </w:tcPr>
+          <w:p>
+            <w:r>
+              <w:rPr>
+                <w:sz w:val="22"/>
+              </w:rPr>
+              <w:t>Liên tục trong quá trình viết mã</w:t>
             </w:r>
           </w:p>
         </w:tc>
@@ -23995,21 +23914,21 @@
               <w:rPr>
                 <w:sz w:val="22"/>
               </w:rPr>
-              <w:t>Unit Testing</w:t>
-            </w:r>
-          </w:p>
-        </w:tc>
-        <w:tc>
-          <w:tcPr>
-            <w:tcW w:type="dxa" w:w="3024"/>
-            <w:shd w:val="clear" w:color="auto" w:fill="EBF4FB"/>
-          </w:tcPr>
-          <w:p>
-            <w:r>
-              <w:rPr>
-                <w:sz w:val="22"/>
-              </w:rPr>
-              <w:t>Song song với Implementation</w:t>
+              <w:t>Kiểm thử đơn vị</w:t>
+            </w:r>
+          </w:p>
+        </w:tc>
+        <w:tc>
+          <w:tcPr>
+            <w:tcW w:type="dxa" w:w="3024"/>
+            <w:shd w:val="clear" w:color="auto" w:fill="EBF4FB"/>
+          </w:tcPr>
+          <w:p>
+            <w:r>
+              <w:rPr>
+                <w:sz w:val="22"/>
+              </w:rPr>
+              <w:t>Song song với giai đoạn hiện thực</w:t>
             </w:r>
           </w:p>
         </w:tc>
@@ -24038,20 +23957,20 @@
               <w:rPr>
                 <w:sz w:val="22"/>
               </w:rPr>
-              <w:t>Integration Testing</w:t>
-            </w:r>
-          </w:p>
-        </w:tc>
-        <w:tc>
-          <w:tcPr>
-            <w:tcW w:type="dxa" w:w="3024"/>
-          </w:tcPr>
-          <w:p>
-            <w:r>
-              <w:rPr>
-                <w:sz w:val="22"/>
-              </w:rPr>
-              <w:t>Sau khi ghép module</w:t>
+              <w:t>Kiểm thử tích hợp</w:t>
+            </w:r>
+          </w:p>
+        </w:tc>
+        <w:tc>
+          <w:tcPr>
+            <w:tcW w:type="dxa" w:w="3024"/>
+          </w:tcPr>
+          <w:p>
+            <w:r>
+              <w:rPr>
+                <w:sz w:val="22"/>
+              </w:rPr>
+              <w:t>Sau khi ghép mô-đun</w:t>
             </w:r>
           </w:p>
         </w:tc>
@@ -24080,7 +23999,7 @@
               <w:rPr>
                 <w:sz w:val="22"/>
               </w:rPr>
-              <w:t>System Testing</w:t>
+              <w:t>Kiểm thử hệ thống</w:t>
             </w:r>
           </w:p>
         </w:tc>
@@ -24123,7 +24042,7 @@
               <w:rPr>
                 <w:sz w:val="22"/>
               </w:rPr>
-              <w:t>User Acceptance Testing (UAT)</w:t>
+              <w:t>Kiểm thử chấp nhận của người dùng</w:t>
             </w:r>
           </w:p>
         </w:tc>
@@ -24263,7 +24182,7 @@
               <w:rPr>
                 <w:sz w:val="22"/>
               </w:rPr>
-              <w:t>Corrective (Sửa lỗi)</w:t>
+              <w:t>Sửa lỗi</w:t>
             </w:r>
           </w:p>
         </w:tc>
@@ -24276,7 +24195,7 @@
               <w:rPr>
                 <w:sz w:val="22"/>
               </w:rPr>
-              <w:t>Khắc phục các lỗi (bug) được phát hiện sau triển khai</w:t>
+              <w:t>Khắc phục các lỗi được phát hiện sau triển khai</w:t>
             </w:r>
           </w:p>
         </w:tc>
@@ -24318,7 +24237,7 @@
               <w:rPr>
                 <w:sz w:val="22"/>
               </w:rPr>
-              <w:t>Perfective (Hoàn thiện)</w:t>
+              <w:t>Hoàn thiện</w:t>
             </w:r>
           </w:p>
         </w:tc>
@@ -24375,7 +24294,7 @@
               <w:rPr>
                 <w:sz w:val="22"/>
               </w:rPr>
-              <w:t>Adaptive (Thích nghi)</w:t>
+              <w:t>Thích nghi</w:t>
             </w:r>
           </w:p>
         </w:tc>
@@ -24430,7 +24349,7 @@
               <w:rPr>
                 <w:sz w:val="22"/>
               </w:rPr>
-              <w:t>Preventive (Phòng ngừa)</w:t>
+              <w:t>Phòng ngừa</w:t>
             </w:r>
           </w:p>
         </w:tc>
@@ -24444,7 +24363,7 @@
               <w:rPr>
                 <w:sz w:val="22"/>
               </w:rPr>
-              <w:t>Tái cấu trúc (refactor) để giảm nợ kỹ thuật</w:t>
+              <w:t>Tái cấu trúc để giảm nợ kỹ thuật</w:t>
             </w:r>
           </w:p>
         </w:tc>
@@ -24458,7 +24377,7 @@
               <w:rPr>
                 <w:sz w:val="22"/>
               </w:rPr>
-              <w:t>Tách lớp HoaDonService quá lớn thành các service nhỏ hơn</w:t>
+              <w:t>Tách lớp HoaDonService quá lớn thành các dịch vụ nhỏ hơn</w:t>
             </w:r>
           </w:p>
         </w:tc>
@@ -24488,7 +24407,7 @@
         <w:rPr>
           <w:b/>
         </w:rPr>
-        <w:t>Quy trình xử lý lỗi sau triển khai (Bug Tracking Workflow):</w:t>
+        <w:t>Quy trình theo dõi và xử lý lỗi sau triển khai:</w:t>
       </w:r>
     </w:p>
     <w:p/>
@@ -24535,7 +24454,7 @@
         <w:t>Ghi nhận</w:t>
       </w:r>
       <w:r>
-        <w:t xml:space="preserve"> — Tạo Issue trên GitHub Issues kèm mô tả, ảnh chụp màn hình</w:t>
+        <w:t xml:space="preserve"> — Tạo vấn đề trên GitHub Issues kèm mô tả, ảnh chụp màn hình</w:t>
       </w:r>
     </w:p>
     <w:p>
@@ -24549,7 +24468,7 @@
         <w:t>Phân loại</w:t>
       </w:r>
       <w:r>
-        <w:t xml:space="preserve"> — Đánh giá mức độ: _Critical_ (ảnh hưởng dữ liệu) / _Major_ / _Minor_</w:t>
+        <w:t xml:space="preserve"> — Đánh giá mức độ: _Nghiêm trọng_ / _Lớn_ / _Nhỏ_</w:t>
       </w:r>
     </w:p>
     <w:p>
@@ -24563,7 +24482,7 @@
         <w:t>Phân công xử lý</w:t>
       </w:r>
       <w:r>
-        <w:t xml:space="preserve"> — Assign cho thành viên phụ trách, fix trên nhánh </w:t>
+        <w:t xml:space="preserve"> — Giao cho thành viên phụ trách, sửa trên nhánh </w:t>
       </w:r>
       <w:r>
         <w:rPr>
@@ -24582,10 +24501,10 @@
         <w:rPr>
           <w:b/>
         </w:rPr>
-        <w:t>Review &amp; Test lại</w:t>
-      </w:r>
-      <w:r>
-        <w:t xml:space="preserve"> — Peer review + chạy unit test trước khi merge</w:t>
+        <w:t>Rà soát và kiểm thử lại</w:t>
+      </w:r>
+      <w:r>
+        <w:t xml:space="preserve"> — Rà soát chéo và chạy kiểm thử đơn vị trước khi hợp nhất</w:t>
       </w:r>
     </w:p>
     <w:p>
@@ -24596,10 +24515,10 @@
         <w:rPr>
           <w:b/>
         </w:rPr>
-        <w:t>Merge &amp; Đóng Issue</w:t>
-      </w:r>
-      <w:r>
-        <w:t xml:space="preserve"> — Deploy và đóng Issue trên GitHub</w:t>
+        <w:t>Hợp nhất và đóng vấn đề</w:t>
+      </w:r>
+      <w:r>
+        <w:t xml:space="preserve"> — Triển khai và đóng vấn đề trên GitHub</w:t>
       </w:r>
     </w:p>
     <w:p/>
@@ -24677,7 +24596,7 @@
         <w:drawing>
           <wp:inline xmlns:a="http://schemas.openxmlformats.org/drawingml/2006/main" xmlns:pic="http://schemas.openxmlformats.org/drawingml/2006/picture">
             <wp:extent cx="2011680" cy="894080"/>
-            <wp:docPr id="27" name="Picture 27"/>
+            <wp:docPr id="28" name="Picture 28"/>
             <wp:cNvGraphicFramePr>
               <a:graphicFrameLocks noChangeAspect="1"/>
             </wp:cNvGraphicFramePr>
@@ -24689,7 +24608,7 @@
                     <pic:cNvPicPr/>
                   </pic:nvPicPr>
                   <pic:blipFill>
-                    <a:blip r:embed="rId34"/>
+                    <a:blip r:embed="rId27"/>
                     <a:stretch>
                       <a:fillRect/>
                     </a:stretch>
@@ -25143,7 +25062,7 @@
         <w:drawing>
           <wp:inline xmlns:a="http://schemas.openxmlformats.org/drawingml/2006/main" xmlns:pic="http://schemas.openxmlformats.org/drawingml/2006/picture">
             <wp:extent cx="2011680" cy="2112552"/>
-            <wp:docPr id="28" name="Picture 28"/>
+            <wp:docPr id="29" name="Picture 29"/>
             <wp:cNvGraphicFramePr>
               <a:graphicFrameLocks noChangeAspect="1"/>
             </wp:cNvGraphicFramePr>
@@ -25155,7 +25074,7 @@
                     <pic:cNvPicPr/>
                   </pic:nvPicPr>
                   <pic:blipFill>
-                    <a:blip r:embed="rId35"/>
+                    <a:blip r:embed="rId28"/>
                     <a:stretch>
                       <a:fillRect/>
                     </a:stretch>
@@ -25183,7 +25102,7 @@
         <w:drawing>
           <wp:inline xmlns:a="http://schemas.openxmlformats.org/drawingml/2006/main" xmlns:pic="http://schemas.openxmlformats.org/drawingml/2006/picture">
             <wp:extent cx="2011680" cy="3214150"/>
-            <wp:docPr id="29" name="Picture 29"/>
+            <wp:docPr id="30" name="Picture 30"/>
             <wp:cNvGraphicFramePr>
               <a:graphicFrameLocks noChangeAspect="1"/>
             </wp:cNvGraphicFramePr>
@@ -25195,7 +25114,7 @@
                     <pic:cNvPicPr/>
                   </pic:nvPicPr>
                   <pic:blipFill>
-                    <a:blip r:embed="rId36"/>
+                    <a:blip r:embed="rId29"/>
                     <a:stretch>
                       <a:fillRect/>
                     </a:stretch>
@@ -25223,7 +25142,7 @@
         <w:drawing>
           <wp:inline xmlns:a="http://schemas.openxmlformats.org/drawingml/2006/main" xmlns:pic="http://schemas.openxmlformats.org/drawingml/2006/picture">
             <wp:extent cx="2011680" cy="2715768"/>
-            <wp:docPr id="30" name="Picture 30"/>
+            <wp:docPr id="31" name="Picture 31"/>
             <wp:cNvGraphicFramePr>
               <a:graphicFrameLocks noChangeAspect="1"/>
             </wp:cNvGraphicFramePr>
@@ -25235,7 +25154,7 @@
                     <pic:cNvPicPr/>
                   </pic:nvPicPr>
                   <pic:blipFill>
-                    <a:blip r:embed="rId37"/>
+                    <a:blip r:embed="rId30"/>
                     <a:stretch>
                       <a:fillRect/>
                     </a:stretch>
@@ -25263,7 +25182,7 @@
         <w:drawing>
           <wp:inline xmlns:a="http://schemas.openxmlformats.org/drawingml/2006/main" xmlns:pic="http://schemas.openxmlformats.org/drawingml/2006/picture">
             <wp:extent cx="2011680" cy="2016860"/>
-            <wp:docPr id="31" name="Picture 31"/>
+            <wp:docPr id="32" name="Picture 32"/>
             <wp:cNvGraphicFramePr>
               <a:graphicFrameLocks noChangeAspect="1"/>
             </wp:cNvGraphicFramePr>
@@ -25275,7 +25194,7 @@
                     <pic:cNvPicPr/>
                   </pic:nvPicPr>
                   <pic:blipFill>
-                    <a:blip r:embed="rId38"/>
+                    <a:blip r:embed="rId31"/>
                     <a:stretch>
                       <a:fillRect/>
                     </a:stretch>
@@ -25303,7 +25222,7 @@
         <w:drawing>
           <wp:inline xmlns:a="http://schemas.openxmlformats.org/drawingml/2006/main" xmlns:pic="http://schemas.openxmlformats.org/drawingml/2006/picture">
             <wp:extent cx="2011680" cy="1971446"/>
-            <wp:docPr id="32" name="Picture 32"/>
+            <wp:docPr id="33" name="Picture 33"/>
             <wp:cNvGraphicFramePr>
               <a:graphicFrameLocks noChangeAspect="1"/>
             </wp:cNvGraphicFramePr>
@@ -25315,7 +25234,7 @@
                     <pic:cNvPicPr/>
                   </pic:nvPicPr>
                   <pic:blipFill>
-                    <a:blip r:embed="rId39"/>
+                    <a:blip r:embed="rId32"/>
                     <a:stretch>
                       <a:fillRect/>
                     </a:stretch>
@@ -25343,7 +25262,7 @@
         <w:drawing>
           <wp:inline xmlns:a="http://schemas.openxmlformats.org/drawingml/2006/main" xmlns:pic="http://schemas.openxmlformats.org/drawingml/2006/picture">
             <wp:extent cx="2011680" cy="1634764"/>
-            <wp:docPr id="33" name="Picture 33"/>
+            <wp:docPr id="34" name="Picture 34"/>
             <wp:cNvGraphicFramePr>
               <a:graphicFrameLocks noChangeAspect="1"/>
             </wp:cNvGraphicFramePr>
@@ -25355,7 +25274,7 @@
                     <pic:cNvPicPr/>
                   </pic:nvPicPr>
                   <pic:blipFill>
-                    <a:blip r:embed="rId40"/>
+                    <a:blip r:embed="rId33"/>
                     <a:stretch>
                       <a:fillRect/>
                     </a:stretch>
@@ -25386,7 +25305,7 @@
           <w:color w:val="1F619E"/>
           <w:sz w:val="28"/>
         </w:rPr>
-        <w:t>CHƯƠNG 6: NGHIÊN CỨU CHUYÊN SÂU — USE CASE QUẢN LÝ CA LÀM VIỆC VÀ CHẤM CÔNG (UC04)</w:t>
+        <w:t>CHƯƠNG 6: NGHIÊN CỨU CHUYÊN SÂU — CA SỬ DỤNG QUẢN LÝ CA LÀM VIỆC VÀ CHẤM CÔNG (UC04)</w:t>
       </w:r>
     </w:p>
     <w:p/>
@@ -25404,7 +25323,7 @@
         <w:t>UC04 — Quản lý Ca làm việc và Chấm công</w:t>
       </w:r>
       <w:r>
-        <w:t>. Đây là phân hệ hạt nhân trong quản trị nhân sự, có tính phức tạp cao do phải xử lý đồng thời nhiều ràng buộc thời gian, dữ liệu và quyền truy cập. Phân tích chuyên sâu UC04 minh họa cho toàn bộ vòng đời thiết kế Use Case từ đặc tả đến thiết kế dữ liệu và kiểm thử.</w:t>
+        <w:t>. Đây là phân hệ hạt nhân trong quản trị nhân sự, có tính phức tạp cao do phải xử lý đồng thời nhiều ràng buộc thời gian, dữ liệu và quyền truy cập. Phân tích chuyên sâu UC04 minh họa cho toàn bộ vòng đời thiết kế ca sử dụng từ đặc tả đến thiết kế dữ liệu và kiểm thử.</w:t>
       </w:r>
     </w:p>
     <w:p/>
@@ -25420,7 +25339,7 @@
           <w:color w:val="2E86AB"/>
           <w:sz w:val="26"/>
         </w:rPr>
-        <w:t>6.1. Biểu đồ Use Case chi tiết UC04</w:t>
+        <w:t>6.1. Biểu đồ Ca sử dụng chi tiết UC04</w:t>
       </w:r>
     </w:p>
     <w:p/>
@@ -25436,7 +25355,7 @@
           <w:color w:val="449DD1"/>
           <w:sz w:val="24"/>
         </w:rPr>
-        <w:t>6.1.1. Phân định các ca sử dụng con (Sub-Use Cases)</w:t>
+        <w:t>6.1.1. Phân định các ca sử dụng con</w:t>
       </w:r>
     </w:p>
     <w:p/>
@@ -25451,244 +25370,54 @@
     <w:p/>
     <w:p>
       <w:pPr>
-        <w:spacing w:after="80"/>
-      </w:pPr>
-      <w:r>
-        <w:t>│ │</w:t>
-      </w:r>
-    </w:p>
-    <w:p/>
-    <w:p>
-      <w:pPr>
-        <w:spacing w:after="80"/>
-      </w:pPr>
-      <w:r>
-        <w:t>│ ┌─────────────────────────┐ ┌────────────────────────────┐ │</w:t>
-      </w:r>
-    </w:p>
-    <w:p/>
-    <w:p>
-      <w:pPr>
-        <w:spacing w:after="80"/>
-      </w:pPr>
-      <w:r>
-        <w:t>│ │ (Create Shift Template) │ │ (Assign Shift to Employee)│ │</w:t>
-      </w:r>
-    </w:p>
-    <w:p/>
-    <w:p>
-      <w:pPr>
-        <w:spacing w:after="80"/>
-      </w:pPr>
-      <w:r>
-        <w:t>│ └─────────────────────────┘ └────────────────────────────┘ │</w:t>
-      </w:r>
-    </w:p>
-    <w:p/>
-    <w:p>
-      <w:pPr>
-        <w:spacing w:after="80"/>
-      </w:pPr>
-      <w:r>
-        <w:t>│ ▲ ▲ │</w:t>
-      </w:r>
-    </w:p>
-    <w:p/>
-    <w:p>
-      <w:pPr>
-        <w:spacing w:after="80"/>
-      </w:pPr>
-      <w:r>
-        <w:t>│ │«include» │«include» │</w:t>
-      </w:r>
-    </w:p>
-    <w:p/>
-    <w:p>
-      <w:pPr>
-        <w:spacing w:after="80"/>
-      </w:pPr>
-      <w:r>
-        <w:t>│ │ │ │</w:t>
-      </w:r>
-    </w:p>
-    <w:p/>
-    <w:p>
-      <w:pPr>
-        <w:spacing w:after="80"/>
-      </w:pPr>
-      <w:r>
-        <w:t>│ ┌─────────────────────────┐ ┌────────────────────────────┐ │</w:t>
-      </w:r>
-    </w:p>
-    <w:p/>
-    <w:p>
-      <w:pPr>
-        <w:spacing w:after="80"/>
-      </w:pPr>
-      <w:r>
-        <w:t>│ │ UC04.3: Check-in Ca làm │ │ UC04.4: Check-out Ca làm │ │</w:t>
-      </w:r>
-    </w:p>
-    <w:p/>
-    <w:p>
-      <w:pPr>
-        <w:spacing w:after="80"/>
-      </w:pPr>
-      <w:r>
-        <w:t>│ │ (Employee Check-in) │ │ (Employee Check-out) │ │</w:t>
-      </w:r>
-    </w:p>
-    <w:p/>
-    <w:p>
-      <w:pPr>
-        <w:spacing w:after="80"/>
-      </w:pPr>
-      <w:r>
-        <w:t>│ └─────────────────────────┘ └────────────────────────────┘ │</w:t>
-      </w:r>
-    </w:p>
-    <w:p/>
-    <w:p>
-      <w:pPr>
-        <w:spacing w:after="80"/>
-      </w:pPr>
-      <w:r>
-        <w:t>│ │ │ │</w:t>
-      </w:r>
-    </w:p>
-    <w:p/>
-    <w:p>
-      <w:pPr>
-        <w:spacing w:after="80"/>
-      </w:pPr>
-      <w:r>
-        <w:t>│ └──────────────────┬────────────────┘ │</w:t>
-      </w:r>
-    </w:p>
-    <w:p/>
-    <w:p>
-      <w:pPr>
-        <w:spacing w:after="80"/>
-      </w:pPr>
-      <w:r>
-        <w:t>│ │«extends» │</w:t>
-      </w:r>
-    </w:p>
-    <w:p/>
-    <w:p>
-      <w:pPr>
-        <w:spacing w:after="80"/>
-      </w:pPr>
-      <w:r>
-        <w:t>│ ┌─────────────────────┐ │</w:t>
-      </w:r>
-    </w:p>
-    <w:p/>
-    <w:p>
-      <w:pPr>
-        <w:spacing w:after="80"/>
-      </w:pPr>
-      <w:r>
-        <w:t>│ │ (Calculate Salary) │ │</w:t>
-      </w:r>
-    </w:p>
-    <w:p/>
-    <w:p>
-      <w:pPr>
-        <w:spacing w:after="80"/>
-      </w:pPr>
-      <w:r>
-        <w:t>│ └─────────────────────┘ │</w:t>
-      </w:r>
-    </w:p>
-    <w:p/>
-    <w:p>
-      <w:pPr>
-        <w:spacing w:after="80"/>
-      </w:pPr>
-      <w:r>
-        <w:t>│ │«extends» │</w:t>
-      </w:r>
-    </w:p>
-    <w:p/>
-    <w:p>
-      <w:pPr>
-        <w:spacing w:after="80"/>
-      </w:pPr>
-      <w:r>
-        <w:t>│ ┌─────────────────────┐ │</w:t>
-      </w:r>
-    </w:p>
-    <w:p/>
-    <w:p>
-      <w:pPr>
-        <w:spacing w:after="80"/>
-      </w:pPr>
-      <w:r>
-        <w:t>│ │ UC04.6: Xem báo cáo │ │</w:t>
-      </w:r>
-    </w:p>
-    <w:p/>
-    <w:p>
-      <w:pPr>
-        <w:spacing w:after="80"/>
-      </w:pPr>
-      <w:r>
-        <w:t>│ └─────────────────────┘ │</w:t>
-      </w:r>
-    </w:p>
-    <w:p/>
-    <w:p>
-      <w:pPr>
-        <w:spacing w:after="80"/>
-      </w:pPr>
-      <w:r>
-        <w:t>│ │</w:t>
-      </w:r>
-    </w:p>
-    <w:p/>
-    <w:p>
-      <w:pPr>
-        <w:spacing w:after="80"/>
-      </w:pPr>
-      <w:r>
-        <w:t>└────────────────────────────────────────────────────────────────────────────────────┘</w:t>
-      </w:r>
-    </w:p>
-    <w:p/>
-    <w:p>
-      <w:pPr>
-        <w:spacing w:after="80"/>
-      </w:pPr>
-      <w:r>
-        <w:t>▲ ▲</w:t>
-      </w:r>
-    </w:p>
-    <w:p/>
-    <w:p>
-      <w:pPr>
-        <w:spacing w:after="80"/>
-      </w:pPr>
-      <w:r>
-        <w:t>│ │</w:t>
-      </w:r>
-    </w:p>
-    <w:p/>
-    <w:p>
-      <w:pPr>
-        <w:spacing w:after="80"/>
-      </w:pPr>
-      <w:r>
-        <w:t>[Manager] [Employee]</w:t>
-      </w:r>
-    </w:p>
-    <w:p/>
-    <w:p>
-      <w:pPr>
-        <w:spacing w:after="80"/>
-      </w:pPr>
-      <w:r>
-        <w:t>UC04.1, 04.2, 04.5, 04.6 UC04.3, UC04.4</w:t>
+        <w:jc w:val="center"/>
+      </w:pPr>
+      <w:r>
+        <w:drawing>
+          <wp:inline xmlns:a="http://schemas.openxmlformats.org/drawingml/2006/main" xmlns:pic="http://schemas.openxmlformats.org/drawingml/2006/picture">
+            <wp:extent cx="5669280" cy="2202454"/>
+            <wp:docPr id="35" name="Picture 35"/>
+            <wp:cNvGraphicFramePr>
+              <a:graphicFrameLocks noChangeAspect="1"/>
+            </wp:cNvGraphicFramePr>
+            <a:graphic>
+              <a:graphicData uri="http://schemas.openxmlformats.org/drawingml/2006/picture">
+                <pic:pic>
+                  <pic:nvPicPr>
+                    <pic:cNvPr id="0" name="diagram_021.png"/>
+                    <pic:cNvPicPr/>
+                  </pic:nvPicPr>
+                  <pic:blipFill>
+                    <a:blip r:embed="rId34"/>
+                    <a:stretch>
+                      <a:fillRect/>
+                    </a:stretch>
+                  </pic:blipFill>
+                  <pic:spPr>
+                    <a:xfrm>
+                      <a:off x="0" y="0"/>
+                      <a:ext cx="5669280" cy="2202454"/>
+                    </a:xfrm>
+                    <a:prstGeom prst="rect"/>
+                  </pic:spPr>
+                </pic:pic>
+              </a:graphicData>
+            </a:graphic>
+          </wp:inline>
+        </w:drawing>
+      </w:r>
+    </w:p>
+    <w:p>
+      <w:pPr>
+        <w:jc w:val="center"/>
+      </w:pPr>
+      <w:r>
+        <w:rPr>
+          <w:i/>
+          <w:color w:val="666666"/>
+          <w:sz w:val="20"/>
+        </w:rPr>
+        <w:t>Bieu do 21</w:t>
       </w:r>
     </w:p>
     <w:p/>
@@ -25704,7 +25433,7 @@
           <w:color w:val="2E86AB"/>
           <w:sz w:val="26"/>
         </w:rPr>
-        <w:t>6.2. Đặc tả Use Case (Use Case Specification)</w:t>
+        <w:t>6.2. Đặc tả Ca sử dụng</w:t>
       </w:r>
     </w:p>
     <w:p/>
@@ -25720,7 +25449,7 @@
           <w:color w:val="449DD1"/>
           <w:sz w:val="24"/>
         </w:rPr>
-        <w:t>6.2.1. Đặc tả UC04.3 — Nhân viên Check-in Ca làm</w:t>
+        <w:t>6.2.1. Đặc tả UC04.3 — Nhân viên Vào ca làm</w:t>
       </w:r>
     </w:p>
     <w:p/>
@@ -25778,7 +25507,7 @@
               <w:rPr>
                 <w:sz w:val="22"/>
               </w:rPr>
-              <w:t>Mã Use Case</w:t>
+              <w:t>Mã ca sử dụng</w:t>
             </w:r>
           </w:p>
         </w:tc>
@@ -25807,7 +25536,7 @@
               <w:rPr>
                 <w:sz w:val="22"/>
               </w:rPr>
-              <w:t>Tên Use Case</w:t>
+              <w:t>Tên ca sử dụng</w:t>
             </w:r>
           </w:p>
         </w:tc>
@@ -25821,7 +25550,7 @@
               <w:rPr>
                 <w:sz w:val="22"/>
               </w:rPr>
-              <w:t>Check-in Ca làm việc</w:t>
+              <w:t>Vào ca làm việc</w:t>
             </w:r>
           </w:p>
         </w:tc>
@@ -25849,7 +25578,7 @@
               <w:rPr>
                 <w:sz w:val="22"/>
               </w:rPr>
-              <w:t>Nhân viên (Employee)</w:t>
+              <w:t>Nhân viên</w:t>
             </w:r>
           </w:p>
         </w:tc>
@@ -26082,7 +25811,7 @@
               <w:rPr>
                 <w:sz w:val="22"/>
               </w:rPr>
-              <w:t>Mở màn hình Chấm công, chọn "Check-in"</w:t>
+              <w:t>Mở màn hình Chấm công, chọn "Vào ca"</w:t>
             </w:r>
           </w:p>
         </w:tc>
@@ -26296,7 +26025,7 @@
               <w:rPr>
                 <w:sz w:val="22"/>
               </w:rPr>
-              <w:t>Hiển thị thông báo: _"Check-in thành công lúc HH:MM. Chúc bạn làm việc hiệu quả!"_</w:t>
+              <w:t>Hiển thị thông báo: _"Vào ca thành công lúc HH:MM. Chúc bạn làm việc hiệu quả!"_</w:t>
             </w:r>
           </w:p>
         </w:tc>
@@ -26443,21 +26172,21 @@
               <w:rPr>
                 <w:sz w:val="22"/>
               </w:rPr>
-              <w:t>Nhân viên đã Check-in trong ca này rồi</w:t>
-            </w:r>
-          </w:p>
-        </w:tc>
-        <w:tc>
-          <w:tcPr>
-            <w:tcW w:type="dxa" w:w="3024"/>
-            <w:shd w:val="clear" w:color="auto" w:fill="EBF4FB"/>
-          </w:tcPr>
-          <w:p>
-            <w:r>
-              <w:rPr>
-                <w:sz w:val="22"/>
-              </w:rPr>
-              <w:t>Hiển thị: _"Bạn đã Check-in lúc [giờ]. Không thể Check-in hai lần."_</w:t>
+              <w:t>Nhân viên đã vào ca này rồi</w:t>
+            </w:r>
+          </w:p>
+        </w:tc>
+        <w:tc>
+          <w:tcPr>
+            <w:tcW w:type="dxa" w:w="3024"/>
+            <w:shd w:val="clear" w:color="auto" w:fill="EBF4FB"/>
+          </w:tcPr>
+          <w:p>
+            <w:r>
+              <w:rPr>
+                <w:sz w:val="22"/>
+              </w:rPr>
+              <w:t>Hiển thị: _"Bạn đã vào ca lúc [giờ]. Không thể ghi nhận hai lần."_</w:t>
             </w:r>
           </w:p>
         </w:tc>
@@ -26485,19 +26214,20 @@
               <w:rPr>
                 <w:sz w:val="22"/>
               </w:rPr>
-              <w:t>Check-in sớm hơn 30 phút so với giờ bắt đầu ca</w:t>
-            </w:r>
-          </w:p>
-        </w:tc>
-        <w:tc>
-          <w:tcPr>
-            <w:tcW w:type="dxa" w:w="3024"/>
-          </w:tcPr>
-          <w:p>
-            <w:r>
-              <w:rPr>
-                <w:sz w:val="22"/>
-              </w:rPr>
+              <w:t>Vào ca sớm hơn 30 phút so với giờ bắt đầu ca</w:t>
+            </w:r>
+          </w:p>
+        </w:tc>
+        <w:tc>
+          <w:tcPr>
+            <w:tcW w:type="dxa" w:w="3024"/>
+          </w:tcPr>
+          <w:p>
+            <w:r>
+              <w:rPr>
+                <w:sz w:val="22"/>
+              </w:rPr>
+              <w:t>Hiển thị cảnh báo vào ca sớm; cho phép nhân viên xác nhận tiếp tục ghi nhận</w:t>
             </w:r>
           </w:p>
         </w:tc>
@@ -26527,21 +26257,21 @@
               <w:rPr>
                 <w:sz w:val="22"/>
               </w:rPr>
-              <w:t>Check-in muộn hơn 15 phút so với giờ bắt đầu ca</w:t>
-            </w:r>
-          </w:p>
-        </w:tc>
-        <w:tc>
-          <w:tcPr>
-            <w:tcW w:type="dxa" w:w="3024"/>
-            <w:shd w:val="clear" w:color="auto" w:fill="EBF4FB"/>
-          </w:tcPr>
-          <w:p>
-            <w:r>
-              <w:rPr>
-                <w:sz w:val="22"/>
-              </w:rPr>
-              <w:t>Ghi nhận Check-in bình thường nhưng đánh dấu is_late = TRUE trong bản ghi Attendance</w:t>
+              <w:t>Vào ca muộn hơn 15 phút so với giờ bắt đầu ca</w:t>
+            </w:r>
+          </w:p>
+        </w:tc>
+        <w:tc>
+          <w:tcPr>
+            <w:tcW w:type="dxa" w:w="3024"/>
+            <w:shd w:val="clear" w:color="auto" w:fill="EBF4FB"/>
+          </w:tcPr>
+          <w:p>
+            <w:r>
+              <w:rPr>
+                <w:sz w:val="22"/>
+              </w:rPr>
+              <w:t>Ghi nhận vào ca bình thường nhưng đánh dấu is_late = TRUE trong bản ghi Attendance</w:t>
             </w:r>
           </w:p>
         </w:tc>
@@ -26673,7 +26403,7 @@
               <w:rPr>
                 <w:sz w:val="22"/>
               </w:rPr>
-              <w:t>Manager (khởi tạo) / Hệ thống (thực thi)</w:t>
+              <w:t>Quản lý (khởi tạo) / Hệ thống (thực thi)</w:t>
             </w:r>
           </w:p>
         </w:tc>
@@ -26857,7 +26587,7 @@
           <w:color w:val="2E86AB"/>
           <w:sz w:val="26"/>
         </w:rPr>
-        <w:t>6.2.3. Xử lý Ngoại lệ Thông minh — Shift Swapping và Quên Check-out</w:t>
+        <w:t>6.2.3. Xử lý Ngoại lệ Thông minh — Đổi ca đột xuất và Quên kết thúc ca</w:t>
       </w:r>
     </w:p>
     <w:p/>
@@ -26887,7 +26617,7 @@
         <w:rPr>
           <w:b/>
         </w:rPr>
-        <w:t>a. Đổi ca đột xuất (Shift Swapping &amp; Ad-hoc Check-in):</w:t>
+        <w:t>a. Đổi ca đột xuất:</w:t>
       </w:r>
     </w:p>
     <w:p/>
@@ -26911,37 +26641,68 @@
     <w:p/>
     <w:p>
       <w:pPr>
-        <w:spacing w:after="80"/>
-      </w:pPr>
-      <w:r>
-        <w:t>Cho phép Check-in bình thường dựa trên xác thực GPS + khuôn mặt</w:t>
-      </w:r>
-    </w:p>
-    <w:p/>
-    <w:p>
-      <w:pPr>
-        <w:spacing w:after="80"/>
-      </w:pPr>
-      <w:r>
-        <w:t>Xếp bản ghi attendance vào trạng thái trang_thai = 'cho_phe_duyet' (Unscheduled Shift)</w:t>
-      </w:r>
-    </w:p>
-    <w:p/>
-    <w:p>
-      <w:pPr>
-        <w:spacing w:after="80"/>
-      </w:pPr>
-      <w:r>
-        <w:t>Gửi thông báo tới Quản lý để phê duyệt retroactively</w:t>
-      </w:r>
-    </w:p>
-    <w:p/>
-    <w:p>
-      <w:pPr>
-        <w:spacing w:after="80"/>
-      </w:pPr>
-      <w:r>
-        <w:t>shift_assignment tương ứng và liên kết lại</w:t>
+        <w:pStyle w:val="ListBullet"/>
+        <w:ind w:left="0"/>
+      </w:pPr>
+      <w:r>
+        <w:t>Cho phép vào ca bình thường dựa trên xác thực GPS và khuôn mặt</w:t>
+      </w:r>
+    </w:p>
+    <w:p>
+      <w:pPr>
+        <w:pStyle w:val="ListBullet"/>
+        <w:ind w:left="0"/>
+      </w:pPr>
+      <w:r>
+        <w:t xml:space="preserve">Xếp bản ghi </w:t>
+      </w:r>
+      <w:r>
+        <w:rPr>
+          <w:rFonts w:ascii="Courier New" w:hAnsi="Courier New"/>
+          <w:color w:val="C7254E"/>
+          <w:sz w:val="18"/>
+        </w:rPr>
+        <w:t>attendance</w:t>
+      </w:r>
+      <w:r>
+        <w:t xml:space="preserve"> vào trạng thái </w:t>
+      </w:r>
+      <w:r>
+        <w:rPr>
+          <w:rFonts w:ascii="Courier New" w:hAnsi="Courier New"/>
+          <w:color w:val="C7254E"/>
+          <w:sz w:val="18"/>
+        </w:rPr>
+        <w:t>trang_thai = 'cho_phe_duyet'</w:t>
+      </w:r>
+    </w:p>
+    <w:p>
+      <w:pPr>
+        <w:pStyle w:val="ListBullet"/>
+        <w:ind w:left="0"/>
+      </w:pPr>
+      <w:r>
+        <w:t>Gửi thông báo tới Quản lý để phê duyệt bổ sung</w:t>
+      </w:r>
+    </w:p>
+    <w:p>
+      <w:pPr>
+        <w:pStyle w:val="ListBullet"/>
+        <w:ind w:left="0"/>
+      </w:pPr>
+      <w:r>
+        <w:t xml:space="preserve">Sau khi phê duyệt, tạo </w:t>
+      </w:r>
+      <w:r>
+        <w:rPr>
+          <w:rFonts w:ascii="Courier New" w:hAnsi="Courier New"/>
+          <w:color w:val="C7254E"/>
+          <w:sz w:val="18"/>
+        </w:rPr>
+        <w:t>shift_assignment</w:t>
+      </w:r>
+      <w:r>
+        <w:t xml:space="preserve"> tương ứng và liên kết lại</w:t>
       </w:r>
     </w:p>
     <w:p/>
@@ -26973,7 +26734,7 @@
         <w:rPr>
           <w:b/>
         </w:rPr>
-        <w:t>b. Xử lý "Quên Check-out":</w:t>
+        <w:t>b. Xử lý "Quên kết thúc ca":</w:t>
       </w:r>
     </w:p>
     <w:p/>
@@ -27002,8 +26763,8 @@
       <w:r>
         <w:drawing>
           <wp:inline xmlns:a="http://schemas.openxmlformats.org/drawingml/2006/main" xmlns:pic="http://schemas.openxmlformats.org/drawingml/2006/picture">
-            <wp:extent cx="2011680" cy="3805499"/>
-            <wp:docPr id="34" name="Picture 34"/>
+            <wp:extent cx="5669280" cy="5669280"/>
+            <wp:docPr id="36" name="Picture 36"/>
             <wp:cNvGraphicFramePr>
               <a:graphicFrameLocks noChangeAspect="1"/>
             </wp:cNvGraphicFramePr>
@@ -27011,11 +26772,11 @@
               <a:graphicData uri="http://schemas.openxmlformats.org/drawingml/2006/picture">
                 <pic:pic>
                   <pic:nvPicPr>
-                    <pic:cNvPr id="0" name="image_017.png"/>
+                    <pic:cNvPr id="0" name="diagram_022.png"/>
                     <pic:cNvPicPr/>
                   </pic:nvPicPr>
                   <pic:blipFill>
-                    <a:blip r:embed="rId41"/>
+                    <a:blip r:embed="rId35"/>
                     <a:stretch>
                       <a:fillRect/>
                     </a:stretch>
@@ -27023,7 +26784,7 @@
                   <pic:spPr>
                     <a:xfrm>
                       <a:off x="0" y="0"/>
-                      <a:ext cx="2011680" cy="3805499"/>
+                      <a:ext cx="5669280" cy="5669280"/>
                     </a:xfrm>
                     <a:prstGeom prst="rect"/>
                   </pic:spPr>
@@ -27034,22 +26795,17 @@
         </w:drawing>
       </w:r>
     </w:p>
-    <w:p/>
-    <w:p>
-      <w:pPr>
-        <w:spacing w:after="80"/>
+    <w:p>
+      <w:pPr>
+        <w:jc w:val="center"/>
       </w:pPr>
       <w:r>
         <w:rPr>
           <w:i/>
+          <w:color w:val="666666"/>
+          <w:sz w:val="20"/>
         </w:rPr>
-        <w:t>Biểu đồ</w:t>
-      </w:r>
-      <w:r>
-        <w:rPr>
-          <w:i/>
-        </w:rPr>
-        <w:t xml:space="preserve"> 10</w:t>
+        <w:t>Bieu do 22</w:t>
       </w:r>
     </w:p>
     <w:p/>
@@ -27171,20 +26927,20 @@
               <w:rPr>
                 <w:sz w:val="22"/>
               </w:rPr>
-              <w:t>GPS Geofencing</w:t>
-            </w:r>
-          </w:p>
-        </w:tc>
-        <w:tc>
-          <w:tcPr>
-            <w:tcW w:type="dxa" w:w="3024"/>
-          </w:tcPr>
-          <w:p>
-            <w:r>
-              <w:rPr>
-                <w:sz w:val="22"/>
-              </w:rPr>
-              <w:t>Chỉ cho phép Check-in khi thiết bị nằm trong bán kính ≤ 100m từ tọa độ quán</w:t>
+              <w:t>Định vị GPS theo vùng</w:t>
+            </w:r>
+          </w:p>
+        </w:tc>
+        <w:tc>
+          <w:tcPr>
+            <w:tcW w:type="dxa" w:w="3024"/>
+          </w:tcPr>
+          <w:p>
+            <w:r>
+              <w:rPr>
+                <w:sz w:val="22"/>
+              </w:rPr>
+              <w:t>Chỉ cho phép vào ca khi thiết bị nằm trong bán kính ≤ 100m từ tọa độ quán</w:t>
             </w:r>
           </w:p>
         </w:tc>
@@ -27214,21 +26970,21 @@
               <w:rPr>
                 <w:sz w:val="22"/>
               </w:rPr>
-              <w:t>FaceID / Selfie AI</w:t>
-            </w:r>
-          </w:p>
-        </w:tc>
-        <w:tc>
-          <w:tcPr>
-            <w:tcW w:type="dxa" w:w="3024"/>
-            <w:shd w:val="clear" w:color="auto" w:fill="EBF4FB"/>
-          </w:tcPr>
-          <w:p>
-            <w:r>
-              <w:rPr>
-                <w:sz w:val="22"/>
-              </w:rPr>
-              <w:t>Chụp ảnh tại thời điểm Check-in, so sánh với ảnh đăng ký bằng thuật toán nhận diện khuôn mặt</w:t>
+              <w:t>Nhận diện khuôn mặt hoặc ảnh tự chụp</w:t>
+            </w:r>
+          </w:p>
+        </w:tc>
+        <w:tc>
+          <w:tcPr>
+            <w:tcW w:type="dxa" w:w="3024"/>
+            <w:shd w:val="clear" w:color="auto" w:fill="EBF4FB"/>
+          </w:tcPr>
+          <w:p>
+            <w:r>
+              <w:rPr>
+                <w:sz w:val="22"/>
+              </w:rPr>
+              <w:t>Chụp ảnh tại thời điểm vào ca, so sánh với ảnh đăng ký bằng thuật toán nhận diện khuôn mặt</w:t>
             </w:r>
           </w:p>
         </w:tc>
@@ -27245,6 +27001,59 @@
           <w:b/>
         </w:rPr>
         <w:t>Luồng xác thực:</w:t>
+      </w:r>
+    </w:p>
+    <w:p/>
+    <w:p>
+      <w:pPr>
+        <w:jc w:val="center"/>
+      </w:pPr>
+      <w:r>
+        <w:drawing>
+          <wp:inline xmlns:a="http://schemas.openxmlformats.org/drawingml/2006/main" xmlns:pic="http://schemas.openxmlformats.org/drawingml/2006/picture">
+            <wp:extent cx="5669280" cy="2812723"/>
+            <wp:docPr id="37" name="Picture 37"/>
+            <wp:cNvGraphicFramePr>
+              <a:graphicFrameLocks noChangeAspect="1"/>
+            </wp:cNvGraphicFramePr>
+            <a:graphic>
+              <a:graphicData uri="http://schemas.openxmlformats.org/drawingml/2006/picture">
+                <pic:pic>
+                  <pic:nvPicPr>
+                    <pic:cNvPr id="0" name="diagram_023.png"/>
+                    <pic:cNvPicPr/>
+                  </pic:nvPicPr>
+                  <pic:blipFill>
+                    <a:blip r:embed="rId36"/>
+                    <a:stretch>
+                      <a:fillRect/>
+                    </a:stretch>
+                  </pic:blipFill>
+                  <pic:spPr>
+                    <a:xfrm>
+                      <a:off x="0" y="0"/>
+                      <a:ext cx="5669280" cy="2812723"/>
+                    </a:xfrm>
+                    <a:prstGeom prst="rect"/>
+                  </pic:spPr>
+                </pic:pic>
+              </a:graphicData>
+            </a:graphic>
+          </wp:inline>
+        </w:drawing>
+      </w:r>
+    </w:p>
+    <w:p>
+      <w:pPr>
+        <w:jc w:val="center"/>
+      </w:pPr>
+      <w:r>
+        <w:rPr>
+          <w:i/>
+          <w:color w:val="666666"/>
+          <w:sz w:val="20"/>
+        </w:rPr>
+        <w:t>Bieu do 23</w:t>
       </w:r>
     </w:p>
     <w:p/>
@@ -27592,8 +27401,8 @@
       <w:r>
         <w:drawing>
           <wp:inline xmlns:a="http://schemas.openxmlformats.org/drawingml/2006/main" xmlns:pic="http://schemas.openxmlformats.org/drawingml/2006/picture">
-            <wp:extent cx="2011680" cy="7083380"/>
-            <wp:docPr id="35" name="Picture 35"/>
+            <wp:extent cx="4039737" cy="7315200"/>
+            <wp:docPr id="38" name="Picture 38"/>
             <wp:cNvGraphicFramePr>
               <a:graphicFrameLocks noChangeAspect="1"/>
             </wp:cNvGraphicFramePr>
@@ -27601,11 +27410,11 @@
               <a:graphicData uri="http://schemas.openxmlformats.org/drawingml/2006/picture">
                 <pic:pic>
                   <pic:nvPicPr>
-                    <pic:cNvPr id="0" name="image_018.png"/>
+                    <pic:cNvPr id="0" name="diagram_024.png"/>
                     <pic:cNvPicPr/>
                   </pic:nvPicPr>
                   <pic:blipFill>
-                    <a:blip r:embed="rId42"/>
+                    <a:blip r:embed="rId37"/>
                     <a:stretch>
                       <a:fillRect/>
                     </a:stretch>
@@ -27613,7 +27422,7 @@
                   <pic:spPr>
                     <a:xfrm>
                       <a:off x="0" y="0"/>
-                      <a:ext cx="2011680" cy="7083380"/>
+                      <a:ext cx="4039737" cy="7315200"/>
                     </a:xfrm>
                     <a:prstGeom prst="rect"/>
                   </pic:spPr>
@@ -27624,22 +27433,17 @@
         </w:drawing>
       </w:r>
     </w:p>
-    <w:p/>
-    <w:p>
-      <w:pPr>
-        <w:spacing w:after="80"/>
+    <w:p>
+      <w:pPr>
+        <w:jc w:val="center"/>
       </w:pPr>
       <w:r>
         <w:rPr>
           <w:i/>
+          <w:color w:val="666666"/>
+          <w:sz w:val="20"/>
         </w:rPr>
-        <w:t>Biểu đồ</w:t>
-      </w:r>
-      <w:r>
-        <w:rPr>
-          <w:i/>
-        </w:rPr>
-        <w:t xml:space="preserve"> 11</w:t>
+        <w:t>Bieu do 24</w:t>
       </w:r>
     </w:p>
     <w:p/>
@@ -27693,7 +27497,7 @@
           <w:color w:val="449DD1"/>
           <w:sz w:val="24"/>
         </w:rPr>
-        <w:t>6.3.2. Các Quy tắc Nghiệp vụ (Business Rules) cho UC04</w:t>
+        <w:t>6.3.2. Các Quy tắc Nghiệp vụ cho UC04</w:t>
       </w:r>
     </w:p>
     <w:p/>
@@ -27824,7 +27628,7 @@
               <w:rPr>
                 <w:sz w:val="22"/>
               </w:rPr>
-              <w:t>Chỉ có thể Check-out sau khi đã Check-in</w:t>
+              <w:t>Chỉ có thể kết thúc ca sau khi đã vào ca</w:t>
             </w:r>
           </w:p>
         </w:tc>
@@ -27909,7 +27713,7 @@
               <w:rPr>
                 <w:sz w:val="22"/>
               </w:rPr>
-              <w:t>Giờ làm tối đa 16 giờ/ca; nếu vượt → đánh dấu cần xem xét thủ công</w:t>
+              <w:t>Giờ làm tối đa 16 giờ/ca; nếu vượt thì đánh dấu cần xem xét thủ công</w:t>
             </w:r>
           </w:p>
         </w:tc>
@@ -27984,7 +27788,7 @@
           <w:color w:val="2E86AB"/>
           <w:sz w:val="26"/>
         </w:rPr>
-        <w:t>6.4. Biểu đồ Hoạt động (Activity Diagram) — Quy trình Chấm công toàn luồng</w:t>
+        <w:t>6.4. Biểu đồ Hoạt động — Quy trình Chấm công toàn luồng</w:t>
       </w:r>
     </w:p>
     <w:p/>
@@ -27995,8 +27799,8 @@
       <w:r>
         <w:drawing>
           <wp:inline xmlns:a="http://schemas.openxmlformats.org/drawingml/2006/main" xmlns:pic="http://schemas.openxmlformats.org/drawingml/2006/picture">
-            <wp:extent cx="2011680" cy="7083380"/>
-            <wp:docPr id="36" name="Picture 36"/>
+            <wp:extent cx="5669280" cy="5211377"/>
+            <wp:docPr id="39" name="Picture 39"/>
             <wp:cNvGraphicFramePr>
               <a:graphicFrameLocks noChangeAspect="1"/>
             </wp:cNvGraphicFramePr>
@@ -28004,11 +27808,11 @@
               <a:graphicData uri="http://schemas.openxmlformats.org/drawingml/2006/picture">
                 <pic:pic>
                   <pic:nvPicPr>
-                    <pic:cNvPr id="0" name="image_018.png"/>
+                    <pic:cNvPr id="0" name="diagram_025.png"/>
                     <pic:cNvPicPr/>
                   </pic:nvPicPr>
                   <pic:blipFill>
-                    <a:blip r:embed="rId42"/>
+                    <a:blip r:embed="rId38"/>
                     <a:stretch>
                       <a:fillRect/>
                     </a:stretch>
@@ -28016,7 +27820,7 @@
                   <pic:spPr>
                     <a:xfrm>
                       <a:off x="0" y="0"/>
-                      <a:ext cx="2011680" cy="7083380"/>
+                      <a:ext cx="5669280" cy="5211377"/>
                     </a:xfrm>
                     <a:prstGeom prst="rect"/>
                   </pic:spPr>
@@ -28027,22 +27831,17 @@
         </w:drawing>
       </w:r>
     </w:p>
-    <w:p/>
-    <w:p>
-      <w:pPr>
-        <w:spacing w:after="80"/>
+    <w:p>
+      <w:pPr>
+        <w:jc w:val="center"/>
       </w:pPr>
       <w:r>
         <w:rPr>
           <w:i/>
+          <w:color w:val="666666"/>
+          <w:sz w:val="20"/>
         </w:rPr>
-        <w:t>Biểu đồ</w:t>
-      </w:r>
-      <w:r>
-        <w:rPr>
-          <w:i/>
-        </w:rPr>
-        <w:t xml:space="preserve"> 12</w:t>
+        <w:t>Bieu do 25</w:t>
       </w:r>
     </w:p>
     <w:p/>
@@ -28058,7 +27857,7 @@
           <w:color w:val="2E86AB"/>
           <w:sz w:val="26"/>
         </w:rPr>
-        <w:t>6.5. Kiểm thử Use Case UC04</w:t>
+        <w:t>6.5. Kiểm thử Ca sử dụng UC04</w:t>
       </w:r>
     </w:p>
     <w:p/>
@@ -28074,7 +27873,7 @@
           <w:color w:val="449DD1"/>
           <w:sz w:val="24"/>
         </w:rPr>
-        <w:t>6.5.1. Test Case cho UC04.3 (Check-in)</w:t>
+        <w:t>6.5.1. Ca kiểm thử cho UC04.3 (Vào ca)</w:t>
       </w:r>
     </w:p>
     <w:p/>
@@ -28196,7 +27995,7 @@
               <w:rPr>
                 <w:sz w:val="22"/>
               </w:rPr>
-              <w:t>Check-in thành công (đúng giờ)</w:t>
+              <w:t>Vào ca thành công (đúng giờ)</w:t>
             </w:r>
           </w:p>
         </w:tc>
@@ -28209,7 +28008,7 @@
               <w:rPr>
                 <w:sz w:val="22"/>
               </w:rPr>
-              <w:t>Có ShiftAssignment hôm nay; chưa check-in; đúng giờ</w:t>
+              <w:t>Có ShiftAssignment hôm nay; chưa vào ca; đúng giờ</w:t>
             </w:r>
           </w:p>
         </w:tc>
@@ -28235,7 +28034,7 @@
               <w:rPr>
                 <w:sz w:val="22"/>
               </w:rPr>
-              <w:t>Chờ test</w:t>
+              <w:t>Chờ kiểm thử</w:t>
             </w:r>
           </w:p>
         </w:tc>
@@ -28265,7 +28064,7 @@
               <w:rPr>
                 <w:sz w:val="22"/>
               </w:rPr>
-              <w:t>Check-in thành công (đến sớm)</w:t>
+              <w:t>Vào ca thành công (đến sớm)</w:t>
             </w:r>
           </w:p>
         </w:tc>
@@ -28293,6 +28092,7 @@
               <w:rPr>
                 <w:sz w:val="22"/>
               </w:rPr>
+              <w:t>Hiển thị cảnh báo vào ca sớm; nhân viên xác nhận và hệ thống vẫn ghi nhận</w:t>
             </w:r>
           </w:p>
         </w:tc>
@@ -28306,7 +28106,7 @@
               <w:rPr>
                 <w:sz w:val="22"/>
               </w:rPr>
-              <w:t>Chờ test</w:t>
+              <w:t>Chờ kiểm thử</w:t>
             </w:r>
           </w:p>
         </w:tc>
@@ -28334,7 +28134,7 @@
               <w:rPr>
                 <w:sz w:val="22"/>
               </w:rPr>
-              <w:t>Check-in muộn</w:t>
+              <w:t>Vào ca muộn</w:t>
             </w:r>
           </w:p>
         </w:tc>
@@ -28373,7 +28173,7 @@
               <w:rPr>
                 <w:sz w:val="22"/>
               </w:rPr>
-              <w:t>Chờ test</w:t>
+              <w:t>Chờ kiểm thử</w:t>
             </w:r>
           </w:p>
         </w:tc>
@@ -28403,7 +28203,7 @@
               <w:rPr>
                 <w:sz w:val="22"/>
               </w:rPr>
-              <w:t>Check-in khi không có ca</w:t>
+              <w:t>Vào ca khi không có ca</w:t>
             </w:r>
           </w:p>
         </w:tc>
@@ -28445,7 +28245,7 @@
               <w:rPr>
                 <w:sz w:val="22"/>
               </w:rPr>
-              <w:t>Chờ test</w:t>
+              <w:t>Chờ kiểm thử</w:t>
             </w:r>
           </w:p>
         </w:tc>
@@ -28473,7 +28273,7 @@
               <w:rPr>
                 <w:sz w:val="22"/>
               </w:rPr>
-              <w:t>Check-in lần 2 trong cùng ca</w:t>
+              <w:t>Vào ca lần 2 trong cùng ca</w:t>
             </w:r>
           </w:p>
         </w:tc>
@@ -28512,7 +28312,7 @@
               <w:rPr>
                 <w:sz w:val="22"/>
               </w:rPr>
-              <w:t>Chờ test</w:t>
+              <w:t>Chờ kiểm thử</w:t>
             </w:r>
           </w:p>
         </w:tc>
@@ -28532,7 +28332,7 @@
           <w:color w:val="449DD1"/>
           <w:sz w:val="24"/>
         </w:rPr>
-        <w:t>6.5.2. Test Case cho UC04.5 (Tính lương)</w:t>
+        <w:t>6.5.2. Ca kiểm thử cho UC04.5 (Tính lương)</w:t>
       </w:r>
     </w:p>
     <w:p/>
@@ -28901,7 +28701,7 @@
         <w:spacing w:after="80"/>
       </w:pPr>
       <w:r>
-        <w:t>Business Rules được mã hóa thành Trigger và Constraint ở tầng CSDL, tránh phụ thuộc hoàn toàn vào tầng ứng dụng.</w:t>
+        <w:t>Các quy tắc nghiệp vụ được mã hóa thành Trigger và Constraint ở tầng CSDL, tránh phụ thuộc hoàn toàn vào tầng ứng dụng.</w:t>
       </w:r>
     </w:p>
     <w:p/>
@@ -29086,7 +28886,7 @@
               <w:rPr>
                 <w:sz w:val="22"/>
               </w:rPr>
-              <w:t>Dashboard thống kê tỷ lệ đi muộn, vắng mặt theo tháng</w:t>
+              <w:t>Bảng điều khiển thống kê tỷ lệ đi muộn, vắng mặt theo tháng</w:t>
             </w:r>
           </w:p>
         </w:tc>
@@ -29129,7 +28929,7 @@
               <w:rPr>
                 <w:sz w:val="22"/>
               </w:rPr>
-              <w:t>Cho phép Manager xác nhận ca đặc biệt trước khi chốt lương</w:t>
+              <w:t>Cho phép Quản lý xác nhận ca đặc biệt trước khi chốt lương</w:t>
             </w:r>
           </w:p>
         </w:tc>
@@ -29162,7 +28962,7 @@
           <w:color w:val="1F619E"/>
           <w:sz w:val="28"/>
         </w:rPr>
-        <w:t>CHƯƠNG 7: NGHIÊN CỨU CHUYÊN SÂU — USE CASE QUẢN LÝ NHÂN SỰ (UC07)</w:t>
+        <w:t>CHƯƠNG 7: NGHIÊN CỨU CHUYÊN SÂU — CA SỬ DỤNG QUẢN LÝ NHÂN SỰ (UC07)</w:t>
       </w:r>
     </w:p>
     <w:p/>
@@ -29180,7 +28980,7 @@
         <w:t>UC07 — Quản lý Tài khoản và Phân quyền Nhân sự</w:t>
       </w:r>
       <w:r>
-        <w:t>, bao gồm toàn bộ vòng đời quản lý hồ sơ nhân viên: từ tuyển dụng/onboarding, phân quyền hệ thống, đến chấm dứt hợp đồng. Đây là phân hệ nền tảng vì mọi UC khác đều phụ thuộc vào danh tính và quyền hạn được định nghĩa tại đây.</w:t>
+        <w:t>, bao gồm toàn bộ vòng đời quản lý hồ sơ nhân viên: từ tuyển dụng và tiếp nhận nhân sự, phân quyền hệ thống, đến chấm dứt hợp đồng. Đây là phân hệ nền tảng vì mọi UC khác đều phụ thuộc vào danh tính và quyền hạn được định nghĩa tại đây.</w:t>
       </w:r>
     </w:p>
     <w:p/>
@@ -29196,7 +28996,7 @@
           <w:color w:val="2E86AB"/>
           <w:sz w:val="26"/>
         </w:rPr>
-        <w:t>7.1. Biểu đồ Use Case chi tiết UC07</w:t>
+        <w:t>7.1. Biểu đồ Ca sử dụng chi tiết UC07</w:t>
       </w:r>
     </w:p>
     <w:p/>
@@ -29212,7 +29012,7 @@
           <w:color w:val="449DD1"/>
           <w:sz w:val="24"/>
         </w:rPr>
-        <w:t>7.1.1. Phân định các ca sử dụng con (Sub-Use Cases)</w:t>
+        <w:t>7.1.1. Phân định các ca sử dụng con</w:t>
       </w:r>
     </w:p>
     <w:p/>
@@ -29227,199 +29027,54 @@
     <w:p/>
     <w:p>
       <w:pPr>
-        <w:spacing w:after="80"/>
-      </w:pPr>
-      <w:r>
-        <w:t>│ │</w:t>
-      </w:r>
-    </w:p>
-    <w:p/>
-    <w:p>
-      <w:pPr>
-        <w:spacing w:after="80"/>
-      </w:pPr>
-      <w:r>
-        <w:t>│ ┌──────────────────────┐ ┌────────────────────────┐ ┌──────────────────────────┐ │</w:t>
-      </w:r>
-    </w:p>
-    <w:p/>
-    <w:p>
-      <w:pPr>
-        <w:spacing w:after="80"/>
-      </w:pPr>
-      <w:r>
-        <w:t>│ │ nhân viên │ │ đăng nhập │ │ (Role-Based Access) │ │</w:t>
-      </w:r>
-    </w:p>
-    <w:p/>
-    <w:p>
-      <w:pPr>
-        <w:spacing w:after="80"/>
-      </w:pPr>
-      <w:r>
-        <w:t>│ └──────────────────────┘ └────────────────────────┘ └──────────────────────────┘ │</w:t>
-      </w:r>
-    </w:p>
-    <w:p/>
-    <w:p>
-      <w:pPr>
-        <w:spacing w:after="80"/>
-      </w:pPr>
-      <w:r>
-        <w:t>│ ▲ ▲ ▲ │</w:t>
-      </w:r>
-    </w:p>
-    <w:p/>
-    <w:p>
-      <w:pPr>
-        <w:spacing w:after="80"/>
-      </w:pPr>
-      <w:r>
-        <w:t>│ │«include» │«include» │«include» │</w:t>
-      </w:r>
-    </w:p>
-    <w:p/>
-    <w:p>
-      <w:pPr>
-        <w:spacing w:after="80"/>
-      </w:pPr>
-      <w:r>
-        <w:t>│ └──────────────────────────┴─────────────────────────────┘ │</w:t>
-      </w:r>
-    </w:p>
-    <w:p/>
-    <w:p>
-      <w:pPr>
-        <w:spacing w:after="80"/>
-      </w:pPr>
-      <w:r>
-        <w:t>│ │ │</w:t>
-      </w:r>
-    </w:p>
-    <w:p/>
-    <w:p>
-      <w:pPr>
-        <w:spacing w:after="80"/>
-      </w:pPr>
-      <w:r>
-        <w:t>│ ┌──────────────────────┐ │</w:t>
-      </w:r>
-    </w:p>
-    <w:p/>
-    <w:p>
-      <w:pPr>
-        <w:spacing w:after="80"/>
-      </w:pPr>
-      <w:r>
-        <w:t>│ └──────────────────────┘ │</w:t>
-      </w:r>
-    </w:p>
-    <w:p/>
-    <w:p>
-      <w:pPr>
-        <w:spacing w:after="80"/>
-      </w:pPr>
-      <w:r>
-        <w:t>│ │«extends» │</w:t>
-      </w:r>
-    </w:p>
-    <w:p/>
-    <w:p>
-      <w:pPr>
-        <w:spacing w:after="80"/>
-      </w:pPr>
-      <w:r>
-        <w:t>│ ┌──────────────────────┐ │</w:t>
-      </w:r>
-    </w:p>
-    <w:p/>
-    <w:p>
-      <w:pPr>
-        <w:spacing w:after="80"/>
-      </w:pPr>
-      <w:r>
-        <w:t>│ └──────────────────────┘ │</w:t>
-      </w:r>
-    </w:p>
-    <w:p/>
-    <w:p>
-      <w:pPr>
-        <w:spacing w:after="80"/>
-      </w:pPr>
-      <w:r>
-        <w:t>│ │«extends» │</w:t>
-      </w:r>
-    </w:p>
-    <w:p/>
-    <w:p>
-      <w:pPr>
-        <w:spacing w:after="80"/>
-      </w:pPr>
-      <w:r>
-        <w:t>│ ┌──────────────────────┐ │</w:t>
-      </w:r>
-    </w:p>
-    <w:p/>
-    <w:p>
-      <w:pPr>
-        <w:spacing w:after="80"/>
-      </w:pPr>
-      <w:r>
-        <w:t>│ │ UC07.6: Xem danh sách │ │</w:t>
-      </w:r>
-    </w:p>
-    <w:p/>
-    <w:p>
-      <w:pPr>
-        <w:spacing w:after="80"/>
-      </w:pPr>
-      <w:r>
-        <w:t>│ └──────────────────────┘ │</w:t>
-      </w:r>
-    </w:p>
-    <w:p/>
-    <w:p>
-      <w:pPr>
-        <w:spacing w:after="80"/>
-      </w:pPr>
-      <w:r>
-        <w:t>│ │</w:t>
-      </w:r>
-    </w:p>
-    <w:p/>
-    <w:p>
-      <w:pPr>
-        <w:spacing w:after="80"/>
-      </w:pPr>
-      <w:r>
-        <w:t>└────────────────────────────────────────────────────────────────────────────────────────┘</w:t>
-      </w:r>
-    </w:p>
-    <w:p/>
-    <w:p>
-      <w:pPr>
-        <w:spacing w:after="80"/>
-      </w:pPr>
-      <w:r>
-        <w:t>▲ ▲</w:t>
-      </w:r>
-    </w:p>
-    <w:p/>
-    <w:p>
-      <w:pPr>
-        <w:spacing w:after="80"/>
-      </w:pPr>
-      <w:r>
-        <w:t>│ │</w:t>
-      </w:r>
-    </w:p>
-    <w:p/>
-    <w:p>
-      <w:pPr>
-        <w:spacing w:after="80"/>
-      </w:pPr>
-      <w:r>
-        <w:t>[Manager] [Employee]</w:t>
+        <w:jc w:val="center"/>
+      </w:pPr>
+      <w:r>
+        <w:drawing>
+          <wp:inline xmlns:a="http://schemas.openxmlformats.org/drawingml/2006/main" xmlns:pic="http://schemas.openxmlformats.org/drawingml/2006/picture">
+            <wp:extent cx="5669280" cy="4716038"/>
+            <wp:docPr id="40" name="Picture 40"/>
+            <wp:cNvGraphicFramePr>
+              <a:graphicFrameLocks noChangeAspect="1"/>
+            </wp:cNvGraphicFramePr>
+            <a:graphic>
+              <a:graphicData uri="http://schemas.openxmlformats.org/drawingml/2006/picture">
+                <pic:pic>
+                  <pic:nvPicPr>
+                    <pic:cNvPr id="0" name="diagram_026.png"/>
+                    <pic:cNvPicPr/>
+                  </pic:nvPicPr>
+                  <pic:blipFill>
+                    <a:blip r:embed="rId39"/>
+                    <a:stretch>
+                      <a:fillRect/>
+                    </a:stretch>
+                  </pic:blipFill>
+                  <pic:spPr>
+                    <a:xfrm>
+                      <a:off x="0" y="0"/>
+                      <a:ext cx="5669280" cy="4716038"/>
+                    </a:xfrm>
+                    <a:prstGeom prst="rect"/>
+                  </pic:spPr>
+                </pic:pic>
+              </a:graphicData>
+            </a:graphic>
+          </wp:inline>
+        </w:drawing>
+      </w:r>
+    </w:p>
+    <w:p>
+      <w:pPr>
+        <w:jc w:val="center"/>
+      </w:pPr>
+      <w:r>
+        <w:rPr>
+          <w:i/>
+          <w:color w:val="666666"/>
+          <w:sz w:val="20"/>
+        </w:rPr>
+        <w:t>Bieu do 26</w:t>
       </w:r>
     </w:p>
     <w:p/>
@@ -29435,7 +29090,7 @@
           <w:color w:val="2E86AB"/>
           <w:sz w:val="26"/>
         </w:rPr>
-        <w:t>7.2. Đặc tả Use Case (Use Case Specification)</w:t>
+        <w:t>7.2. Đặc tả Ca sử dụng</w:t>
       </w:r>
     </w:p>
     <w:p/>
@@ -29509,7 +29164,7 @@
               <w:rPr>
                 <w:sz w:val="22"/>
               </w:rPr>
-              <w:t>Mã Use Case</w:t>
+              <w:t>Mã ca sử dụng</w:t>
             </w:r>
           </w:p>
         </w:tc>
@@ -29538,7 +29193,7 @@
               <w:rPr>
                 <w:sz w:val="22"/>
               </w:rPr>
-              <w:t>Tên Use Case</w:t>
+              <w:t>Tên ca sử dụng</w:t>
             </w:r>
           </w:p>
         </w:tc>
@@ -29552,7 +29207,7 @@
               <w:rPr>
                 <w:sz w:val="22"/>
               </w:rPr>
-              <w:t>Thêm hồ sơ nhân viên mới (Onboarding)</w:t>
+              <w:t>Thêm hồ sơ nhân viên mới</w:t>
             </w:r>
           </w:p>
         </w:tc>
@@ -29580,7 +29235,7 @@
               <w:rPr>
                 <w:sz w:val="22"/>
               </w:rPr>
-              <w:t>Manager</w:t>
+              <w:t>Quản lý</w:t>
             </w:r>
           </w:p>
         </w:tc>
@@ -29610,7 +29265,7 @@
               <w:rPr>
                 <w:sz w:val="22"/>
               </w:rPr>
-              <w:t>Hệ thống (System), Nhân viên mới (người nhận tài khoản)</w:t>
+              <w:t>Hệ thống, Nhân viên mới (người nhận tài khoản)</w:t>
             </w:r>
           </w:p>
         </w:tc>
@@ -29638,7 +29293,7 @@
               <w:rPr>
                 <w:sz w:val="22"/>
               </w:rPr>
-              <w:t>Manager đã đăng nhập; có quyền MANAGE_EMPLOYEE</w:t>
+              <w:t>Quản lý đã đăng nhập; có quyền MANAGE_EMPLOYEE</w:t>
             </w:r>
           </w:p>
         </w:tc>
@@ -29742,7 +29397,7 @@
         <w:rPr>
           <w:b/>
         </w:rPr>
-        <w:t>Luồng sự kiện chính (Main Flow):</w:t>
+        <w:t>Luồng sự kiện chính:</w:t>
       </w:r>
     </w:p>
     <w:p/>
@@ -29830,19 +29485,20 @@
               <w:rPr>
                 <w:sz w:val="22"/>
               </w:rPr>
-              <w:t>Manager</w:t>
-            </w:r>
-          </w:p>
-        </w:tc>
-        <w:tc>
-          <w:tcPr>
-            <w:tcW w:type="dxa" w:w="3024"/>
-          </w:tcPr>
-          <w:p>
-            <w:r>
-              <w:rPr>
-                <w:sz w:val="22"/>
-              </w:rPr>
+              <w:t>Quản lý</w:t>
+            </w:r>
+          </w:p>
+        </w:tc>
+        <w:tc>
+          <w:tcPr>
+            <w:tcW w:type="dxa" w:w="3024"/>
+          </w:tcPr>
+          <w:p>
+            <w:r>
+              <w:rPr>
+                <w:sz w:val="22"/>
+              </w:rPr>
+              <w:t>Truy cập menu Nhân sự &gt; Thêm nhân viên</w:t>
             </w:r>
           </w:p>
         </w:tc>
@@ -29914,7 +29570,7 @@
               <w:rPr>
                 <w:sz w:val="22"/>
               </w:rPr>
-              <w:t>Manager</w:t>
+              <w:t>Quản lý</w:t>
             </w:r>
           </w:p>
         </w:tc>
@@ -30373,21 +30029,21 @@
               <w:rPr>
                 <w:sz w:val="22"/>
               </w:rPr>
-              <w:t>Gửi email thất bại</w:t>
-            </w:r>
-          </w:p>
-        </w:tc>
-        <w:tc>
-          <w:tcPr>
-            <w:tcW w:type="dxa" w:w="3024"/>
-            <w:shd w:val="clear" w:color="auto" w:fill="EBF4FB"/>
-          </w:tcPr>
-          <w:p>
-            <w:r>
-              <w:rPr>
-                <w:sz w:val="22"/>
-              </w:rPr>
-              <w:t>Vẫn tạo tài khoản thành công; ghi log lỗi gửi mail; Manager tự thông báo thủ công</w:t>
+              <w:t>Gửi thư điện tử thất bại</w:t>
+            </w:r>
+          </w:p>
+        </w:tc>
+        <w:tc>
+          <w:tcPr>
+            <w:tcW w:type="dxa" w:w="3024"/>
+            <w:shd w:val="clear" w:color="auto" w:fill="EBF4FB"/>
+          </w:tcPr>
+          <w:p>
+            <w:r>
+              <w:rPr>
+                <w:sz w:val="22"/>
+              </w:rPr>
+              <w:t>Vẫn tạo tài khoản thành công; ghi nhật ký lỗi gửi thư; Quản lý tự thông báo thủ công</w:t>
             </w:r>
           </w:p>
         </w:tc>
@@ -30465,7 +30121,7 @@
               <w:rPr>
                 <w:sz w:val="22"/>
               </w:rPr>
-              <w:t>Mã Use Case</w:t>
+              <w:t>Mã ca sử dụng</w:t>
             </w:r>
           </w:p>
         </w:tc>
@@ -30508,7 +30164,7 @@
               <w:rPr>
                 <w:sz w:val="22"/>
               </w:rPr>
-              <w:t>Manager</w:t>
+              <w:t>Quản lý</w:t>
             </w:r>
           </w:p>
         </w:tc>
@@ -30653,7 +30309,7 @@
               <w:rPr>
                 <w:sz w:val="22"/>
               </w:rPr>
-              <w:t>Manager chọn nhân viên → Đặt lại mật khẩu</w:t>
+              <w:t>Quản lý chọn nhân viên, sau đó chọn Đặt lại mật khẩu</w:t>
             </w:r>
           </w:p>
         </w:tc>
@@ -31086,6 +30742,7 @@
               <w:rPr>
                 <w:sz w:val="22"/>
               </w:rPr>
+              <w:t>Có</w:t>
             </w:r>
           </w:p>
         </w:tc>
@@ -31098,6 +30755,7 @@
               <w:rPr>
                 <w:sz w:val="22"/>
               </w:rPr>
+              <w:t>Không</w:t>
             </w:r>
           </w:p>
         </w:tc>
@@ -31110,6 +30768,7 @@
               <w:rPr>
                 <w:sz w:val="22"/>
               </w:rPr>
+              <w:t>Không</w:t>
             </w:r>
           </w:p>
         </w:tc>
@@ -31139,6 +30798,7 @@
               <w:rPr>
                 <w:sz w:val="22"/>
               </w:rPr>
+              <w:t>Có</w:t>
             </w:r>
           </w:p>
         </w:tc>
@@ -31152,6 +30812,7 @@
               <w:rPr>
                 <w:sz w:val="22"/>
               </w:rPr>
+              <w:t>Không</w:t>
             </w:r>
           </w:p>
         </w:tc>
@@ -31165,6 +30826,7 @@
               <w:rPr>
                 <w:sz w:val="22"/>
               </w:rPr>
+              <w:t>Không</w:t>
             </w:r>
           </w:p>
         </w:tc>
@@ -31192,6 +30854,7 @@
               <w:rPr>
                 <w:sz w:val="22"/>
               </w:rPr>
+              <w:t>Có</w:t>
             </w:r>
           </w:p>
         </w:tc>
@@ -31204,6 +30867,7 @@
               <w:rPr>
                 <w:sz w:val="22"/>
               </w:rPr>
+              <w:t>Không</w:t>
             </w:r>
           </w:p>
         </w:tc>
@@ -31216,6 +30880,7 @@
               <w:rPr>
                 <w:sz w:val="22"/>
               </w:rPr>
+              <w:t>Không</w:t>
             </w:r>
           </w:p>
         </w:tc>
@@ -31231,7 +30896,7 @@
               <w:rPr>
                 <w:sz w:val="22"/>
               </w:rPr>
-              <w:t>Check-in/Check-out</w:t>
+              <w:t>Vào ca/Kết thúc ca</w:t>
             </w:r>
           </w:p>
         </w:tc>
@@ -31245,6 +30910,7 @@
               <w:rPr>
                 <w:sz w:val="22"/>
               </w:rPr>
+              <w:t>Có</w:t>
             </w:r>
           </w:p>
         </w:tc>
@@ -31258,6 +30924,7 @@
               <w:rPr>
                 <w:sz w:val="22"/>
               </w:rPr>
+              <w:t>Có</w:t>
             </w:r>
           </w:p>
         </w:tc>
@@ -31271,6 +30938,7 @@
               <w:rPr>
                 <w:sz w:val="22"/>
               </w:rPr>
+              <w:t>Có</w:t>
             </w:r>
           </w:p>
         </w:tc>
@@ -31298,6 +30966,7 @@
               <w:rPr>
                 <w:sz w:val="22"/>
               </w:rPr>
+              <w:t>Có</w:t>
             </w:r>
           </w:p>
         </w:tc>
@@ -31310,6 +30979,7 @@
               <w:rPr>
                 <w:sz w:val="22"/>
               </w:rPr>
+              <w:t>Có (bản thân)</w:t>
             </w:r>
           </w:p>
         </w:tc>
@@ -31322,6 +30992,7 @@
               <w:rPr>
                 <w:sz w:val="22"/>
               </w:rPr>
+              <w:t>Có (bản thân)</w:t>
             </w:r>
           </w:p>
         </w:tc>
@@ -31351,6 +31022,7 @@
               <w:rPr>
                 <w:sz w:val="22"/>
               </w:rPr>
+              <w:t>Có</w:t>
             </w:r>
           </w:p>
         </w:tc>
@@ -31364,6 +31036,7 @@
               <w:rPr>
                 <w:sz w:val="22"/>
               </w:rPr>
+              <w:t>Không</w:t>
             </w:r>
           </w:p>
         </w:tc>
@@ -31377,6 +31050,7 @@
               <w:rPr>
                 <w:sz w:val="22"/>
               </w:rPr>
+              <w:t>Không</w:t>
             </w:r>
           </w:p>
         </w:tc>
@@ -31404,6 +31078,7 @@
               <w:rPr>
                 <w:sz w:val="22"/>
               </w:rPr>
+              <w:t>Có</w:t>
             </w:r>
           </w:p>
         </w:tc>
@@ -31416,6 +31091,7 @@
               <w:rPr>
                 <w:sz w:val="22"/>
               </w:rPr>
+              <w:t>Có</w:t>
             </w:r>
           </w:p>
         </w:tc>
@@ -31428,6 +31104,7 @@
               <w:rPr>
                 <w:sz w:val="22"/>
               </w:rPr>
+              <w:t>Có</w:t>
             </w:r>
           </w:p>
         </w:tc>
@@ -31457,6 +31134,7 @@
               <w:rPr>
                 <w:sz w:val="22"/>
               </w:rPr>
+              <w:t>Có</w:t>
             </w:r>
           </w:p>
         </w:tc>
@@ -31470,6 +31148,7 @@
               <w:rPr>
                 <w:sz w:val="22"/>
               </w:rPr>
+              <w:t>Có</w:t>
             </w:r>
           </w:p>
         </w:tc>
@@ -31483,6 +31162,7 @@
               <w:rPr>
                 <w:sz w:val="22"/>
               </w:rPr>
+              <w:t>Không</w:t>
             </w:r>
           </w:p>
         </w:tc>
@@ -31510,6 +31190,7 @@
               <w:rPr>
                 <w:sz w:val="22"/>
               </w:rPr>
+              <w:t>Có</w:t>
             </w:r>
           </w:p>
         </w:tc>
@@ -31522,6 +31203,7 @@
               <w:rPr>
                 <w:sz w:val="22"/>
               </w:rPr>
+              <w:t>Không</w:t>
             </w:r>
           </w:p>
         </w:tc>
@@ -31534,6 +31216,7 @@
               <w:rPr>
                 <w:sz w:val="22"/>
               </w:rPr>
+              <w:t>Không</w:t>
             </w:r>
           </w:p>
         </w:tc>
@@ -31563,6 +31246,7 @@
               <w:rPr>
                 <w:sz w:val="22"/>
               </w:rPr>
+              <w:t>Có</w:t>
             </w:r>
           </w:p>
         </w:tc>
@@ -31576,6 +31260,7 @@
               <w:rPr>
                 <w:sz w:val="22"/>
               </w:rPr>
+              <w:t>Không</w:t>
             </w:r>
           </w:p>
         </w:tc>
@@ -31589,6 +31274,7 @@
               <w:rPr>
                 <w:sz w:val="22"/>
               </w:rPr>
+              <w:t>Không</w:t>
             </w:r>
           </w:p>
         </w:tc>
@@ -31608,7 +31294,7 @@
           <w:color w:val="2E86AB"/>
           <w:sz w:val="26"/>
         </w:rPr>
-        <w:t>7.3. Biểu đồ Tuần tự (Sequence Diagram) — Luồng Check-in Nhân viên</w:t>
+        <w:t>7.3. Biểu đồ Tuần tự — Luồng Vào ca của Nhân viên</w:t>
       </w:r>
     </w:p>
     <w:p/>
@@ -31617,7 +31303,7 @@
         <w:spacing w:after="80"/>
       </w:pPr>
       <w:r>
-        <w:t xml:space="preserve">Biểu đồ này mô tả chi tiết giao tiếp giữa các lớp trong kiến trúc phân lớp khi nhân viên thực hiện Check-in, tập trung vào việc </w:t>
+        <w:t xml:space="preserve">Biểu đồ này mô tả chi tiết giao tiếp giữa các lớp trong kiến trúc phân lớp khi nhân viên thực hiện vào ca, tập trung vào việc </w:t>
       </w:r>
       <w:r>
         <w:rPr>
@@ -31646,8 +31332,8 @@
       <w:r>
         <w:drawing>
           <wp:inline xmlns:a="http://schemas.openxmlformats.org/drawingml/2006/main" xmlns:pic="http://schemas.openxmlformats.org/drawingml/2006/picture">
-            <wp:extent cx="2011680" cy="1706012"/>
-            <wp:docPr id="37" name="Picture 37"/>
+            <wp:extent cx="5669280" cy="4034294"/>
+            <wp:docPr id="41" name="Picture 41"/>
             <wp:cNvGraphicFramePr>
               <a:graphicFrameLocks noChangeAspect="1"/>
             </wp:cNvGraphicFramePr>
@@ -31655,11 +31341,11 @@
               <a:graphicData uri="http://schemas.openxmlformats.org/drawingml/2006/picture">
                 <pic:pic>
                   <pic:nvPicPr>
-                    <pic:cNvPr id="0" name="image_019.png"/>
+                    <pic:cNvPr id="0" name="diagram_027.png"/>
                     <pic:cNvPicPr/>
                   </pic:nvPicPr>
                   <pic:blipFill>
-                    <a:blip r:embed="rId43"/>
+                    <a:blip r:embed="rId40"/>
                     <a:stretch>
                       <a:fillRect/>
                     </a:stretch>
@@ -31667,7 +31353,7 @@
                   <pic:spPr>
                     <a:xfrm>
                       <a:off x="0" y="0"/>
-                      <a:ext cx="2011680" cy="1706012"/>
+                      <a:ext cx="5669280" cy="4034294"/>
                     </a:xfrm>
                     <a:prstGeom prst="rect"/>
                   </pic:spPr>
@@ -31678,22 +31364,17 @@
         </w:drawing>
       </w:r>
     </w:p>
-    <w:p/>
-    <w:p>
-      <w:pPr>
-        <w:spacing w:after="80"/>
+    <w:p>
+      <w:pPr>
+        <w:jc w:val="center"/>
       </w:pPr>
       <w:r>
         <w:rPr>
           <w:i/>
+          <w:color w:val="666666"/>
+          <w:sz w:val="20"/>
         </w:rPr>
-        <w:t>Biểu đồ</w:t>
-      </w:r>
-      <w:r>
-        <w:rPr>
-          <w:i/>
-        </w:rPr>
-        <w:t xml:space="preserve"> 13</w:t>
+        <w:t>Bieu do 27</w:t>
       </w:r>
     </w:p>
     <w:p/>
@@ -31732,7 +31413,7 @@
         <w:spacing w:after="80"/>
       </w:pPr>
       <w:r>
-        <w:t>tg_vao — Thời gian Check-in thực tế, tương đương check_in_time trong bảng attendance.</w:t>
+        <w:t>tg_vao — Thời gian vào ca thực tế, tương đương check_in_time trong bảng attendance.</w:t>
       </w:r>
     </w:p>
     <w:p/>
@@ -31748,7 +31429,7 @@
           <w:color w:val="2E86AB"/>
           <w:sz w:val="26"/>
         </w:rPr>
-        <w:t>7.4. Biểu đồ Hoạt động (Activity Diagram) — Quy trình Onboarding nhân viên mới</w:t>
+        <w:t>7.4. Biểu đồ Hoạt động — Quy trình tiếp nhận nhân viên mới</w:t>
       </w:r>
     </w:p>
     <w:p/>
@@ -31759,8 +31440,8 @@
       <w:r>
         <w:drawing>
           <wp:inline xmlns:a="http://schemas.openxmlformats.org/drawingml/2006/main" xmlns:pic="http://schemas.openxmlformats.org/drawingml/2006/picture">
-            <wp:extent cx="2011680" cy="7355111"/>
-            <wp:docPr id="38" name="Picture 38"/>
+            <wp:extent cx="4106644" cy="7315200"/>
+            <wp:docPr id="42" name="Picture 42"/>
             <wp:cNvGraphicFramePr>
               <a:graphicFrameLocks noChangeAspect="1"/>
             </wp:cNvGraphicFramePr>
@@ -31768,11 +31449,11 @@
               <a:graphicData uri="http://schemas.openxmlformats.org/drawingml/2006/picture">
                 <pic:pic>
                   <pic:nvPicPr>
-                    <pic:cNvPr id="0" name="image_020.png"/>
+                    <pic:cNvPr id="0" name="diagram_028.png"/>
                     <pic:cNvPicPr/>
                   </pic:nvPicPr>
                   <pic:blipFill>
-                    <a:blip r:embed="rId44"/>
+                    <a:blip r:embed="rId41"/>
                     <a:stretch>
                       <a:fillRect/>
                     </a:stretch>
@@ -31780,7 +31461,7 @@
                   <pic:spPr>
                     <a:xfrm>
                       <a:off x="0" y="0"/>
-                      <a:ext cx="2011680" cy="7355111"/>
+                      <a:ext cx="4106644" cy="7315200"/>
                     </a:xfrm>
                     <a:prstGeom prst="rect"/>
                   </pic:spPr>
@@ -31791,22 +31472,17 @@
         </w:drawing>
       </w:r>
     </w:p>
-    <w:p/>
-    <w:p>
-      <w:pPr>
-        <w:spacing w:after="80"/>
+    <w:p>
+      <w:pPr>
+        <w:jc w:val="center"/>
       </w:pPr>
       <w:r>
         <w:rPr>
           <w:i/>
+          <w:color w:val="666666"/>
+          <w:sz w:val="20"/>
         </w:rPr>
-        <w:t>Biểu đồ</w:t>
-      </w:r>
-      <w:r>
-        <w:rPr>
-          <w:i/>
-        </w:rPr>
-        <w:t xml:space="preserve"> 14</w:t>
+        <w:t>Bieu do 28</w:t>
       </w:r>
     </w:p>
     <w:p/>
@@ -31860,8 +31536,8 @@
       <w:r>
         <w:drawing>
           <wp:inline xmlns:a="http://schemas.openxmlformats.org/drawingml/2006/main" xmlns:pic="http://schemas.openxmlformats.org/drawingml/2006/picture">
-            <wp:extent cx="2011680" cy="4954313"/>
-            <wp:docPr id="39" name="Picture 39"/>
+            <wp:extent cx="4814276" cy="7315200"/>
+            <wp:docPr id="43" name="Picture 43"/>
             <wp:cNvGraphicFramePr>
               <a:graphicFrameLocks noChangeAspect="1"/>
             </wp:cNvGraphicFramePr>
@@ -31869,11 +31545,11 @@
               <a:graphicData uri="http://schemas.openxmlformats.org/drawingml/2006/picture">
                 <pic:pic>
                   <pic:nvPicPr>
-                    <pic:cNvPr id="0" name="image_021.png"/>
+                    <pic:cNvPr id="0" name="diagram_029.png"/>
                     <pic:cNvPicPr/>
                   </pic:nvPicPr>
                   <pic:blipFill>
-                    <a:blip r:embed="rId45"/>
+                    <a:blip r:embed="rId42"/>
                     <a:stretch>
                       <a:fillRect/>
                     </a:stretch>
@@ -31881,7 +31557,7 @@
                   <pic:spPr>
                     <a:xfrm>
                       <a:off x="0" y="0"/>
-                      <a:ext cx="2011680" cy="4954313"/>
+                      <a:ext cx="4814276" cy="7315200"/>
                     </a:xfrm>
                     <a:prstGeom prst="rect"/>
                   </pic:spPr>
@@ -31892,22 +31568,17 @@
         </w:drawing>
       </w:r>
     </w:p>
-    <w:p/>
-    <w:p>
-      <w:pPr>
-        <w:spacing w:after="80"/>
+    <w:p>
+      <w:pPr>
+        <w:jc w:val="center"/>
       </w:pPr>
       <w:r>
         <w:rPr>
           <w:i/>
+          <w:color w:val="666666"/>
+          <w:sz w:val="20"/>
         </w:rPr>
-        <w:t>Biểu đồ</w:t>
-      </w:r>
-      <w:r>
-        <w:rPr>
-          <w:i/>
-        </w:rPr>
-        <w:t xml:space="preserve"> 15</w:t>
+        <w:t>Bieu do 29</w:t>
       </w:r>
     </w:p>
     <w:p/>
@@ -31996,7 +31667,7 @@
           <w:color w:val="2E86AB"/>
           <w:sz w:val="26"/>
         </w:rPr>
-        <w:t>7.6. Ràng buộc Nghiệp vụ (Business Rules)</w:t>
+        <w:t>7.6. Ràng buộc Nghiệp vụ</w:t>
       </w:r>
     </w:p>
     <w:p/>
@@ -32127,21 +31798,21 @@
               <w:rPr>
                 <w:sz w:val="22"/>
               </w:rPr>
-              <w:t>Mật khẩu phải được băm bằng BCrypt trước khi lưu; không lưu plain text</w:t>
-            </w:r>
-          </w:p>
-        </w:tc>
-        <w:tc>
-          <w:tcPr>
-            <w:tcW w:type="dxa" w:w="3024"/>
-            <w:shd w:val="clear" w:color="auto" w:fill="EBF4FB"/>
-          </w:tcPr>
-          <w:p>
-            <w:r>
-              <w:rPr>
-                <w:sz w:val="22"/>
-              </w:rPr>
-              <w:t>Xử lý tại tầng Service; không bao giờ lưu chuỗi gốc</w:t>
+              <w:t>Mật khẩu phải được băm bằng BCrypt trước khi lưu; không lưu dạng văn bản gốc</w:t>
+            </w:r>
+          </w:p>
+        </w:tc>
+        <w:tc>
+          <w:tcPr>
+            <w:tcW w:type="dxa" w:w="3024"/>
+            <w:shd w:val="clear" w:color="auto" w:fill="EBF4FB"/>
+          </w:tcPr>
+          <w:p>
+            <w:r>
+              <w:rPr>
+                <w:sz w:val="22"/>
+              </w:rPr>
+              <w:t>Xử lý tại tầng dịch vụ; không bao giờ lưu chuỗi gốc</w:t>
             </w:r>
           </w:p>
         </w:tc>
@@ -32182,7 +31853,7 @@
               <w:rPr>
                 <w:sz w:val="22"/>
               </w:rPr>
-              <w:t>Cờ buoc_doi_mat_khau = 1; middleware chặn mọi request trừ endpoint đổi mật khẩu</w:t>
+              <w:t>Cờ buoc_doi_mat_khau = 1; lớp trung gian chặn mọi yêu cầu trừ điểm cuối đổi mật khẩu</w:t>
             </w:r>
           </w:p>
         </w:tc>
@@ -32212,21 +31883,21 @@
               <w:rPr>
                 <w:sz w:val="22"/>
               </w:rPr>
-              <w:t>Không được xóa vật lý (hard delete) bản ghi nhân viên</w:t>
-            </w:r>
-          </w:p>
-        </w:tc>
-        <w:tc>
-          <w:tcPr>
-            <w:tcW w:type="dxa" w:w="3024"/>
-            <w:shd w:val="clear" w:color="auto" w:fill="EBF4FB"/>
-          </w:tcPr>
-          <w:p>
-            <w:r>
-              <w:rPr>
-                <w:sz w:val="22"/>
-              </w:rPr>
-              <w:t>Chỉ đặt trang_thai = 'da_nghi_viec' và kich_hoat = 0 (Soft Delete)</w:t>
+              <w:t>Không được xóa vật lý bản ghi nhân viên</w:t>
+            </w:r>
+          </w:p>
+        </w:tc>
+        <w:tc>
+          <w:tcPr>
+            <w:tcW w:type="dxa" w:w="3024"/>
+            <w:shd w:val="clear" w:color="auto" w:fill="EBF4FB"/>
+          </w:tcPr>
+          <w:p>
+            <w:r>
+              <w:rPr>
+                <w:sz w:val="22"/>
+              </w:rPr>
+              <w:t>Chỉ đặt trang_thai = 'da_nghi_viec' và kich_hoat = 0 (vô hiệu hóa mềm)</w:t>
             </w:r>
           </w:p>
         </w:tc>
@@ -32267,7 +31938,7 @@
               <w:rPr>
                 <w:sz w:val="22"/>
               </w:rPr>
-              <w:t>Database Trigger AFTER INSERT/UPDATE/DELETE trên bảng nhan_vien và tai_khoan</w:t>
+              <w:t>Bộ kích hoạt cơ sở dữ liệu AFTER INSERT/UPDATE/DELETE trên bảng nhan_vien và tai_khoan</w:t>
             </w:r>
           </w:p>
         </w:tc>
@@ -32331,7 +32002,7 @@
           <w:color w:val="2E86AB"/>
           <w:sz w:val="26"/>
         </w:rPr>
-        <w:t>7.7. Kiểm thử Use Case UC07</w:t>
+        <w:t>7.7. Kiểm thử Ca sử dụng UC07</w:t>
       </w:r>
     </w:p>
     <w:p/>
@@ -32347,7 +32018,7 @@
           <w:color w:val="449DD1"/>
           <w:sz w:val="24"/>
         </w:rPr>
-        <w:t>7.7.1. Test Case cho UC07.1 (Thêm nhân viên)</w:t>
+        <w:t>7.7.1. Ca kiểm thử cho UC07.1 (Thêm nhân viên)</w:t>
       </w:r>
     </w:p>
     <w:p/>
@@ -32705,7 +32376,7 @@
               <w:rPr>
                 <w:sz w:val="22"/>
               </w:rPr>
-              <w:t>Hiển thị cảnh báo E3; Manager xác nhận mới lưu</w:t>
+              <w:t>Hiển thị cảnh báo E3; Quản lý xác nhận mới lưu</w:t>
             </w:r>
           </w:p>
         </w:tc>
@@ -32719,7 +32390,7 @@
               <w:rPr>
                 <w:sz w:val="22"/>
               </w:rPr>
-              <w:t>Chờ test</w:t>
+              <w:t>Chờ kiểm thử</w:t>
             </w:r>
           </w:p>
         </w:tc>
@@ -32747,7 +32418,7 @@
               <w:rPr>
                 <w:sz w:val="22"/>
               </w:rPr>
-              <w:t>Gửi email thất bại sau khi tạo xong</w:t>
+              <w:t>Gửi thư điện tử thất bại sau khi tạo xong</w:t>
             </w:r>
           </w:p>
         </w:tc>
@@ -32760,7 +32431,7 @@
               <w:rPr>
                 <w:sz w:val="22"/>
               </w:rPr>
-              <w:t>SMTP server down</w:t>
+              <w:t>Máy chủ SMTP ngừng hoạt động</w:t>
             </w:r>
           </w:p>
         </w:tc>
@@ -32773,7 +32444,7 @@
               <w:rPr>
                 <w:sz w:val="22"/>
               </w:rPr>
-              <w:t>Nhân viên vẫn được tạo; ghi log lỗi; không rollback</w:t>
+              <w:t>Nhân viên vẫn được tạo; ghi nhật ký lỗi; không hoàn tác</w:t>
             </w:r>
           </w:p>
         </w:tc>
@@ -32786,7 +32457,7 @@
               <w:rPr>
                 <w:sz w:val="22"/>
               </w:rPr>
-              <w:t>Chờ test</w:t>
+              <w:t>Chờ kiểm thử</w:t>
             </w:r>
           </w:p>
         </w:tc>
@@ -32806,7 +32477,7 @@
           <w:color w:val="449DD1"/>
           <w:sz w:val="24"/>
         </w:rPr>
-        <w:t>7.7.2. Test Case cho UC07.3 (Phân quyền RBAC)</w:t>
+        <w:t>7.7.2. Ca kiểm thử cho UC07.3 (Phân quyền RBAC)</w:t>
       </w:r>
     </w:p>
     <w:p/>
@@ -32928,7 +32599,7 @@
               <w:rPr>
                 <w:sz w:val="22"/>
               </w:rPr>
-              <w:t>CASHIER truy cập chức năng quản lý nhân viên</w:t>
+              <w:t>Thu ngân truy cập chức năng quản lý nhân viên</w:t>
             </w:r>
           </w:p>
         </w:tc>
@@ -32954,7 +32625,7 @@
               <w:rPr>
                 <w:sz w:val="22"/>
               </w:rPr>
-              <w:t>HTTP 403 Forbidden; ghi audit_log</w:t>
+              <w:t>HTTP 403; ghi audit_log</w:t>
             </w:r>
           </w:p>
         </w:tc>
@@ -32967,7 +32638,7 @@
               <w:rPr>
                 <w:sz w:val="22"/>
               </w:rPr>
-              <w:t>Chờ test</w:t>
+              <w:t>Chờ kiểm thử</w:t>
             </w:r>
           </w:p>
         </w:tc>
@@ -32997,6 +32668,7 @@
               <w:rPr>
                 <w:sz w:val="22"/>
               </w:rPr>
+              <w:t>Quản lý nâng quyền nhân viên phục vụ thành thu ngân</w:t>
             </w:r>
           </w:p>
         </w:tc>
@@ -33038,7 +32710,7 @@
               <w:rPr>
                 <w:sz w:val="22"/>
               </w:rPr>
-              <w:t>Chờ test</w:t>
+              <w:t>Chờ kiểm thử</w:t>
             </w:r>
           </w:p>
         </w:tc>
@@ -33066,7 +32738,7 @@
               <w:rPr>
                 <w:sz w:val="22"/>
               </w:rPr>
-              <w:t>Đăng nhập sau khi tài khoản bị khoá</w:t>
+              <w:t>Đăng nhập sau khi tài khoản bị khóa</w:t>
             </w:r>
           </w:p>
         </w:tc>
@@ -33092,7 +32764,7 @@
               <w:rPr>
                 <w:sz w:val="22"/>
               </w:rPr>
-              <w:t>HTTP 401; thông báo: _"Tài khoản bị tạm khoá."_</w:t>
+              <w:t>HTTP 401; thông báo: _"Tài khoản bị tạm khóa."_</w:t>
             </w:r>
           </w:p>
         </w:tc>
@@ -33105,7 +32777,7 @@
               <w:rPr>
                 <w:sz w:val="22"/>
               </w:rPr>
-              <w:t>Chờ test</w:t>
+              <w:t>Chờ kiểm thử</w:t>
             </w:r>
           </w:p>
         </w:tc>
@@ -33135,7 +32807,7 @@
               <w:rPr>
                 <w:sz w:val="22"/>
               </w:rPr>
-              <w:t>Xem lịch sử chấm công của người khác (WAITER)</w:t>
+              <w:t>Xem lịch sử chấm công của người khác (nhân viên phục vụ)</w:t>
             </w:r>
           </w:p>
         </w:tc>
@@ -33163,7 +32835,7 @@
               <w:rPr>
                 <w:sz w:val="22"/>
               </w:rPr>
-              <w:t>HTTP 403 Forbidden; chỉ được xem bản ghi của chính mình</w:t>
+              <w:t>HTTP 403; chỉ được xem bản ghi của chính mình</w:t>
             </w:r>
           </w:p>
         </w:tc>
@@ -33177,7 +32849,7 @@
               <w:rPr>
                 <w:sz w:val="22"/>
               </w:rPr>
-              <w:t>Chờ test</w:t>
+              <w:t>Chờ kiểm thử</w:t>
             </w:r>
           </w:p>
         </w:tc>
@@ -33224,7 +32896,7 @@
         <w:rPr>
           <w:b/>
         </w:rPr>
-        <w:t>Soft Delete</w:t>
+        <w:t>vô hiệu hóa mềm</w:t>
       </w:r>
       <w:r>
         <w:t xml:space="preserve"> đảm bảo toàn vẹn dữ liệu lịch sử, đặc biệt quan trọng khi kiểm toán tài chính.</w:t>
@@ -33272,10 +32944,10 @@
         <w:rPr>
           <w:b/>
         </w:rPr>
-        <w:t>Audit Log</w:t>
-      </w:r>
-      <w:r>
-        <w:t xml:space="preserve"> ở tầng CSDL (trigger) đảm bảo ghi nhận ngay cả khi ứng dụng gặp sự cố.</w:t>
+        <w:t>Nhật ký thao tác</w:t>
+      </w:r>
+      <w:r>
+        <w:t xml:space="preserve"> ở tầng CSDL (trigger) bảo đảm ghi nhận ngay cả khi ứng dụng gặp sự cố.</w:t>
       </w:r>
     </w:p>
     <w:p/>
@@ -33375,7 +33047,7 @@
               <w:rPr>
                 <w:sz w:val="22"/>
               </w:rPr>
-              <w:t>OTP qua SMS/Authenticator app tại mỗi lần đăng nhập</w:t>
+              <w:t>OTP qua SMS hoặc ứng dụng xác thực tại mỗi lần đăng nhập</w:t>
             </w:r>
           </w:p>
         </w:tc>
@@ -33404,7 +33076,7 @@
               <w:rPr>
                 <w:sz w:val="22"/>
               </w:rPr>
-              <w:t>Single Sign-On (SSO)</w:t>
+              <w:t>Đăng nhập một lần (SSO)</w:t>
             </w:r>
           </w:p>
         </w:tc>
@@ -33489,21 +33161,21 @@
               <w:rPr>
                 <w:sz w:val="22"/>
               </w:rPr>
-              <w:t>Dashboard phân tích nhân sự</w:t>
-            </w:r>
-          </w:p>
-        </w:tc>
-        <w:tc>
-          <w:tcPr>
-            <w:tcW w:type="dxa" w:w="3024"/>
-            <w:shd w:val="clear" w:color="auto" w:fill="EBF4FB"/>
-          </w:tcPr>
-          <w:p>
-            <w:r>
-              <w:rPr>
-                <w:sz w:val="22"/>
-              </w:rPr>
-              <w:t>Thống kê tỷ lệ turnover, thâm niên, Biểu đồ cơ cấu nhân sự</w:t>
+              <w:t>Bảng điều khiển phân tích nhân sự</w:t>
+            </w:r>
+          </w:p>
+        </w:tc>
+        <w:tc>
+          <w:tcPr>
+            <w:tcW w:type="dxa" w:w="3024"/>
+            <w:shd w:val="clear" w:color="auto" w:fill="EBF4FB"/>
+          </w:tcPr>
+          <w:p>
+            <w:r>
+              <w:rPr>
+                <w:sz w:val="22"/>
+              </w:rPr>
+              <w:t>Thống kê tỷ lệ nghỉ việc, thâm niên, biểu đồ cơ cấu nhân sự</w:t>
             </w:r>
           </w:p>
         </w:tc>
@@ -33536,7 +33208,7 @@
           <w:color w:val="1F619E"/>
           <w:sz w:val="28"/>
         </w:rPr>
-        <w:t>CHƯƠNG 8: NGHIÊN CỨU CHUYÊN SÂU — USE CASE BÁO CÁO DOANH THU - CHI PHÍ (UC05)</w:t>
+        <w:t>CHƯƠNG 8: NGHIÊN CỨU CHUYÊN SÂU — CA SỬ DỤNG BÁO CÁO DOANH THU - CHI PHÍ (UC05)</w:t>
       </w:r>
     </w:p>
     <w:p/>
@@ -33552,7 +33224,7 @@
           <w:color w:val="2E86AB"/>
           <w:sz w:val="26"/>
         </w:rPr>
-        <w:t>8.1. Biểu đồ Use Case</w:t>
+        <w:t>8.1. Biểu đồ Ca sử dụng</w:t>
       </w:r>
     </w:p>
     <w:p/>
@@ -33563,8 +33235,8 @@
       <w:r>
         <w:drawing>
           <wp:inline xmlns:a="http://schemas.openxmlformats.org/drawingml/2006/main" xmlns:pic="http://schemas.openxmlformats.org/drawingml/2006/picture">
-            <wp:extent cx="2011680" cy="1763376"/>
-            <wp:docPr id="40" name="Picture 40"/>
+            <wp:extent cx="5669280" cy="3131820"/>
+            <wp:docPr id="44" name="Picture 44"/>
             <wp:cNvGraphicFramePr>
               <a:graphicFrameLocks noChangeAspect="1"/>
             </wp:cNvGraphicFramePr>
@@ -33572,11 +33244,11 @@
               <a:graphicData uri="http://schemas.openxmlformats.org/drawingml/2006/picture">
                 <pic:pic>
                   <pic:nvPicPr>
-                    <pic:cNvPr id="0" name="image_022.png"/>
+                    <pic:cNvPr id="0" name="diagram_030.png"/>
                     <pic:cNvPicPr/>
                   </pic:nvPicPr>
                   <pic:blipFill>
-                    <a:blip r:embed="rId46"/>
+                    <a:blip r:embed="rId43"/>
                     <a:stretch>
                       <a:fillRect/>
                     </a:stretch>
@@ -33584,7 +33256,7 @@
                   <pic:spPr>
                     <a:xfrm>
                       <a:off x="0" y="0"/>
-                      <a:ext cx="2011680" cy="1763376"/>
+                      <a:ext cx="5669280" cy="3131820"/>
                     </a:xfrm>
                     <a:prstGeom prst="rect"/>
                   </pic:spPr>
@@ -33595,6 +33267,19 @@
         </w:drawing>
       </w:r>
     </w:p>
+    <w:p>
+      <w:pPr>
+        <w:jc w:val="center"/>
+      </w:pPr>
+      <w:r>
+        <w:rPr>
+          <w:i/>
+          <w:color w:val="666666"/>
+          <w:sz w:val="20"/>
+        </w:rPr>
+        <w:t>Bieu do 30</w:t>
+      </w:r>
+    </w:p>
     <w:p/>
     <w:p>
       <w:pPr>
@@ -33608,7 +33293,7 @@
           <w:color w:val="2E86AB"/>
           <w:sz w:val="26"/>
         </w:rPr>
-        <w:t>8.2. Đặc tả Use Case</w:t>
+        <w:t>8.2. Đặc tả Ca sử dụng</w:t>
       </w:r>
     </w:p>
     <w:p/>
@@ -33617,7 +33302,7 @@
         <w:spacing w:after="80"/>
       </w:pPr>
       <w:r>
-        <w:t>8.2.1. Xem dashboard tổng quan</w:t>
+        <w:t>8.2.1. Xem bảng điều khiển tổng quan</w:t>
       </w:r>
     </w:p>
     <w:p/>
@@ -33718,7 +33403,7 @@
               <w:rPr>
                 <w:sz w:val="22"/>
               </w:rPr>
-              <w:t>Xem Dashboard Tổng quan</w:t>
+              <w:t>Xem bảng điều khiển tổng quan</w:t>
             </w:r>
           </w:p>
         </w:tc>
@@ -33733,7 +33418,7 @@
               <w:rPr>
                 <w:sz w:val="22"/>
               </w:rPr>
-              <w:t>Actor chính</w:t>
+              <w:t>Tác nhân chính</w:t>
             </w:r>
           </w:p>
         </w:tc>
@@ -33762,7 +33447,7 @@
               <w:rPr>
                 <w:sz w:val="22"/>
               </w:rPr>
-              <w:t>Actor phụ</w:t>
+              <w:t>Tác nhân phụ</w:t>
             </w:r>
           </w:p>
         </w:tc>
@@ -33862,7 +33547,7 @@
               <w:rPr>
                 <w:sz w:val="22"/>
               </w:rPr>
-              <w:t>Dashboard hiển thị đầy đủ số liệu tổng quan của hệ thống trong kỳ mặc định (tháng hiện tại)</w:t>
+              <w:t>Bảng điều khiển hiển thị đầy đủ số liệu tổng quan của hệ thống trong kỳ mặc định (tháng hiện tại)</w:t>
             </w:r>
           </w:p>
         </w:tc>
@@ -33892,7 +33577,7 @@
               <w:rPr>
                 <w:sz w:val="22"/>
               </w:rPr>
-              <w:t>1. Chọn mục Dashboard tổng quan</w:t>
+              <w:t>1. Chọn mục bảng điều khiển tổng quan</w:t>
             </w:r>
           </w:p>
         </w:tc>
@@ -33936,7 +33621,7 @@
         <w:spacing w:after="80"/>
       </w:pPr>
       <w:r>
-        <w:t>6. Hiển thị dashboard: các thẻ KPI, Biểu đồ xu hướng, bảng top cửa hàng</w:t>
+        <w:t>6. Hiển thị bảng điều khiển: các thẻ KPI, biểu đồ xu hướng, bảng top cửa hàng</w:t>
       </w:r>
     </w:p>
     <w:p>
@@ -33944,7 +33629,7 @@
         <w:spacing w:after="80"/>
       </w:pPr>
       <w:r>
-        <w:t>7. Xem thông tin dashboard |</w:t>
+        <w:t>7. Xem thông tin tổng quan |</w:t>
       </w:r>
     </w:p>
     <w:tbl>
@@ -34068,7 +33753,7 @@
                 <w:color w:val="FFFFFF"/>
                 <w:sz w:val="22"/>
               </w:rPr>
-              <w:t>Dashboard mặc định hiển thị dữ liệu tháng hiện tại. Người dùng có thể kết hợp với UC5-05 để lọc theo kỳ khác</w:t>
+              <w:t>Bảng điều khiển mặc định hiển thị dữ liệu tháng hiện tại. Người dùng có thể kết hợp với UC5-05 để lọc theo kỳ khác</w:t>
             </w:r>
           </w:p>
         </w:tc>
@@ -34151,7 +33836,7 @@
           <w:color w:val="2E86AB"/>
           <w:sz w:val="26"/>
         </w:rPr>
-        <w:t>8.3. Biểu đồ hoạt động Use Case</w:t>
+        <w:t>8.3. Biểu đồ hoạt động ca sử dụng</w:t>
       </w:r>
     </w:p>
     <w:p/>
@@ -34410,7 +34095,7 @@
               <w:rPr>
                 <w:sz w:val="22"/>
               </w:rPr>
-              <w:t>Class Diagram 5 nhóm lớp, ERD chuẩn 3NF, Sequence/State Diagram, Kiến trúc 3-Tier</w:t>
+              <w:t>Biểu đồ lớp của 5 nhóm lớp, ERD chuẩn 3NF, biểu đồ tuần tự/trạng thái, kiến trúc 3 tầng</w:t>
             </w:r>
           </w:p>
         </w:tc>
@@ -34451,7 +34136,7 @@
               <w:rPr>
                 <w:sz w:val="22"/>
               </w:rPr>
-              <w:t>Tech Stack, Clean Code Pipeline, Tháp kiểm thử, 10+ Test Case, Kế hoạch bảo trì 4 loại</w:t>
+              <w:t>Ngăn xếp công nghệ, quy trình viết mã sạch, tháp kiểm thử, hơn 10 ca kiểm thử, kế hoạch bảo trì 4 loại</w:t>
             </w:r>
           </w:p>
         </w:tc>
@@ -34495,7 +34180,7 @@
               <w:rPr>
                 <w:sz w:val="22"/>
               </w:rPr>
-              <w:t>Đặc tả đầy đủ 5 luồng ngoại lệ, ERD 4 bảng nhân sự, 5 Business Rules, 9 Test Case</w:t>
+              <w:t>Đặc tả đầy đủ 5 luồng ngoại lệ, ERD 4 bảng nhân sự, 5 quy tắc nghiệp vụ, 9 ca kiểm thử</w:t>
             </w:r>
           </w:p>
         </w:tc>
@@ -34514,7 +34199,7 @@
         <w:t>Bài học rút ra:</w:t>
       </w:r>
       <w:r>
-        <w:t xml:space="preserve"> Quá trình thực hiện dự án khẳng định một nguyên lý căn bản trong kỹ nghệ phần mềm: _"Đầu tư vào giai đoạn đặc tả và thiết kế tốt sẽ giảm thiểu đáng kể chi phí sửa lỗi ở giai đoạn sau."_ Cụ thể, việc xây dựng Business Rule BR-01 (ngăn ca chồng chéo) bằng Database Trigger thay vì chỉ kiểm tra ở tầng ứng dụng là một quyết định thiết kế có tầm nhìn, đảm bảo toàn vẹn dữ liệu bất kể lỗi từ phía ứng dụng.</w:t>
+        <w:t xml:space="preserve"> Quá trình thực hiện dự án khẳng định một nguyên lý căn bản trong kỹ nghệ phần mềm: _"Đầu tư vào giai đoạn đặc tả và thiết kế tốt sẽ giảm thiểu đáng kể chi phí sửa lỗi ở giai đoạn sau."_ Cụ thể, việc xây dựng quy tắc nghiệp vụ BR-01 (ngăn ca chồng chéo) bằng bộ kích hoạt ở cơ sở dữ liệu thay vì chỉ kiểm tra ở tầng ứng dụng là một quyết định thiết kế có tầm nhìn, bảo đảm toàn vẹn dữ liệu bất kể lỗi từ phía ứng dụng.</w:t>
       </w:r>
     </w:p>
     <w:p/>
@@ -34529,7 +34214,7 @@
         <w:t>Hướng phát triển tiếp theo:</w:t>
       </w:r>
       <w:r>
-        <w:t xml:space="preserve"> Hệ thống hiện tại được xây dựng cho mô hình một chi nhánh. Để mở rộng lên quy mô chuỗi (multi-branch), cần nghiên cứu chuyển đổi sang kiến trúc microservices và bổ sung cơ chế đồng bộ dữ liệu phân tán — đây là bài toán nghiên cứu cho học phần Kiến trúc Phần mềm ở các cấp độ cao hơn.</w:t>
+        <w:t xml:space="preserve"> Hệ thống hiện tại được xây dựng cho mô hình một chi nhánh. Để mở rộng lên quy mô chuỗi nhiều chi nhánh, cần nghiên cứu chuyển đổi sang kiến trúc vi dịch vụ và bổ sung cơ chế đồng bộ dữ liệu phân tán — đây là bài toán nghiên cứu cho học phần Kiến trúc Phần mềm ở các cấp độ cao hơn.</w:t>
       </w:r>
     </w:p>
     <w:p/>
